--- a/downloads/workbook/ai-5-week-27.docx
+++ b/downloads/workbook/ai-5-week-27.docx
@@ -992,6 +992,178 @@
         <w:t>Project connection: For your Image-pattern Network Investigation, save the input, procedure, observed result and limitation of this check. Label this worked example as practice; use a different, previously unreviewed case when checking independent understanding.</w:t>
       </w:r>
     </w:p>
+    <w:p>
+      <w:pPr>
+        <w:pStyle w:val="Heading1"/>
+      </w:pPr>
+      <w:r>
+        <w:t>13. Project portfolio milestone</w:t>
+      </w:r>
+    </w:p>
+    <w:p>
+      <w:r>
+        <w:t>Project: Image-pattern Network Investigation</w:t>
+      </w:r>
+    </w:p>
+    <w:p>
+      <w:r>
+        <w:t>Current milestone: Prepare the demonstration. Gather reproducible instructions, evidence, access checks and remaining limitations.</w:t>
+      </w:r>
+    </w:p>
+    <w:p>
+      <w:r>
+        <w:t>For your Image-pattern Network Investigation, save the input, procedure, observed result and limitation of this check. Label this worked example as practice; use a different, previously unreviewed case when checking independent understanding.</w:t>
+      </w:r>
+    </w:p>
+    <w:tbl>
+      <w:tblPr>
+        <w:tblStyle w:val="LightShading-Accent1"/>
+        <w:tblW w:type="auto" w:w="0"/>
+        <w:tblLook w:firstColumn="1" w:firstRow="1" w:lastColumn="0" w:lastRow="0" w:noHBand="0" w:noVBand="1" w:val="04A0"/>
+      </w:tblPr>
+      <w:tblGrid>
+        <w:gridCol w:w="5112"/>
+        <w:gridCol w:w="5112"/>
+      </w:tblGrid>
+      <w:tr>
+        <w:trPr>
+          <w:tblHeader/>
+        </w:trPr>
+        <w:tc>
+          <w:tcPr>
+            <w:tcW w:type="dxa" w:w="5112"/>
+          </w:tcPr>
+          <w:p>
+            <w:r>
+              <w:t>Evidence to keep</w:t>
+            </w:r>
+          </w:p>
+        </w:tc>
+        <w:tc>
+          <w:tcPr>
+            <w:tcW w:type="dxa" w:w="5112"/>
+          </w:tcPr>
+          <w:p>
+            <w:r>
+              <w:t>My record</w:t>
+            </w:r>
+          </w:p>
+        </w:tc>
+      </w:tr>
+      <w:tr>
+        <w:tc>
+          <w:tcPr>
+            <w:tcW w:type="dxa" w:w="5112"/>
+          </w:tcPr>
+          <w:p>
+            <w:r>
+              <w:t>This week’s input and deciding step</w:t>
+            </w:r>
+          </w:p>
+        </w:tc>
+        <w:tc>
+          <w:tcPr>
+            <w:tcW w:type="dxa" w:w="5112"/>
+          </w:tcPr>
+          <w:p>
+            <w:r/>
+          </w:p>
+        </w:tc>
+      </w:tr>
+      <w:tr>
+        <w:tc>
+          <w:tcPr>
+            <w:tcW w:type="dxa" w:w="5112"/>
+          </w:tcPr>
+          <w:p>
+            <w:r>
+              <w:t>Prediction and actual result (or labelled paper trace)</w:t>
+            </w:r>
+          </w:p>
+        </w:tc>
+        <w:tc>
+          <w:tcPr>
+            <w:tcW w:type="dxa" w:w="5112"/>
+          </w:tcPr>
+          <w:p>
+            <w:r/>
+          </w:p>
+        </w:tc>
+      </w:tr>
+      <w:tr>
+        <w:tc>
+          <w:tcPr>
+            <w:tcW w:type="dxa" w:w="5112"/>
+          </w:tcPr>
+          <w:p>
+            <w:r>
+              <w:t>One change since the previous checkpoint and why</w:t>
+            </w:r>
+          </w:p>
+        </w:tc>
+        <w:tc>
+          <w:tcPr>
+            <w:tcW w:type="dxa" w:w="5112"/>
+          </w:tcPr>
+          <w:p>
+            <w:r/>
+          </w:p>
+        </w:tc>
+      </w:tr>
+      <w:tr>
+        <w:tc>
+          <w:tcPr>
+            <w:tcW w:type="dxa" w:w="5112"/>
+          </w:tcPr>
+          <w:p>
+            <w:r>
+              <w:t>One error or limit and the next test</w:t>
+            </w:r>
+          </w:p>
+        </w:tc>
+        <w:tc>
+          <w:tcPr>
+            <w:tcW w:type="dxa" w:w="5112"/>
+          </w:tcPr>
+          <w:p>
+            <w:r/>
+          </w:p>
+        </w:tc>
+      </w:tr>
+    </w:tbl>
+    <w:p>
+      <w:pPr>
+        <w:pStyle w:val="Heading3"/>
+      </w:pPr>
+      <w:r>
+        <w:t>Explain what this week adds to your project. Reuse last week’s record rather than starting again.</w:t>
+      </w:r>
+    </w:p>
+    <w:p>
+      <w:r>
+        <w:t>________________________________________________________________</w:t>
+      </w:r>
+    </w:p>
+    <w:p>
+      <w:r>
+        <w:t>________________________________________________________________</w:t>
+      </w:r>
+    </w:p>
+    <w:p>
+      <w:r>
+        <w:t>________________________________________________________________</w:t>
+      </w:r>
+    </w:p>
+    <w:p>
+      <w:r>
+        <w:t>________________________________________________________________</w:t>
+      </w:r>
+    </w:p>
+    <w:p>
+      <w:r>
+        <w:t>________________________________________________________________</w:t>
+      </w:r>
+    </w:p>
     <w:sectPr>
       <w:pgSz w:w="12240" w:h="15840"/>
       <w:pgMar w:top="936" w:right="1008" w:bottom="936" w:left="1008" w:header="720" w:footer="720" w:gutter="0"/>

--- a/downloads/workbook/ai-5-week-27.docx
+++ b/downloads/workbook/ai-5-week-27.docx
@@ -1164,6 +1164,248 @@
         <w:t>________________________________________________________________</w:t>
       </w:r>
     </w:p>
+    <w:p>
+      <w:pPr>
+        <w:pStyle w:val="Heading1"/>
+      </w:pPr>
+      <w:r>
+        <w:t>14. Supported practice and learning evidence</w:t>
+      </w:r>
+    </w:p>
+    <w:p>
+      <w:r>
+        <w:t>Use this supported practice once, in the browser or on paper. Keep the reserved independent assessment for a separate first attempt before teacher feedback.</w:t>
+      </w:r>
+    </w:p>
+    <w:p>
+      <w:r>
+        <w:t>Compare angular alignment with raw distance on the same vectors.</w:t>
+      </w:r>
+    </w:p>
+    <w:p>
+      <w:pPr>
+        <w:pStyle w:val="Heading3"/>
+      </w:pPr>
+      <w:r>
+        <w:t>Practice 1: explain the deciding evidence</w:t>
+      </w:r>
+    </w:p>
+    <w:p>
+      <w:r>
+        <w:t>Which labelled step matches this detail? Unit query [1, 0], P [1, 0], Q [2/sqrt5, 1/sqrt5]; normalised distanceP0.</w:t>
+      </w:r>
+    </w:p>
+    <w:p>
+      <w:r>
+        <w:t>1. Angular similarity</w:t>
+      </w:r>
+    </w:p>
+    <w:p>
+      <w:r>
+        <w:t>2. Normalise</w:t>
+      </w:r>
+    </w:p>
+    <w:p>
+      <w:r>
+        <w:t>3. Raw distances</w:t>
+      </w:r>
+    </w:p>
+    <w:p>
+      <w:pPr>
+        <w:pStyle w:val="Heading3"/>
+      </w:pPr>
+      <w:r>
+        <w:t>My selected conclusion, deciding fact and explanation</w:t>
+      </w:r>
+    </w:p>
+    <w:p>
+      <w:r>
+        <w:t>________________________________________________________________</w:t>
+      </w:r>
+    </w:p>
+    <w:p>
+      <w:r>
+        <w:t>________________________________________________________________</w:t>
+      </w:r>
+    </w:p>
+    <w:p>
+      <w:r>
+        <w:t>________________________________________________________________</w:t>
+      </w:r>
+    </w:p>
+    <w:p>
+      <w:r>
+        <w:t>________________________________________________________________</w:t>
+      </w:r>
+    </w:p>
+    <w:p>
+      <w:r>
+        <w:t>________________________________________________________________</w:t>
+      </w:r>
+    </w:p>
+    <w:p>
+      <w:r>
+        <w:t>Hint if needed: Read the steps in the pictorial case. Match the supplied detail to the stage that performs or records it.</w:t>
+      </w:r>
+    </w:p>
+    <w:p>
+      <w:r>
+        <w:t>After your attempt, compare with the supported explanation: Normalise Unit query [1, 0], P [1, 0], Q [2/sqrt5, 1/sqrt5]; normalised distanceP0. Raw Euclidean distance includes differences in both direction and magnitude. Cosine compares direction using the vector lengths, so a long vector can align perfectly while being far away in raw coordinates. Declare which question your similarity measure answers. A zero vector has no direction and cannot be divided by its norm for cosine or unit normalisation.</w:t>
+      </w:r>
+    </w:p>
+    <w:p>
+      <w:pPr>
+        <w:pStyle w:val="Heading3"/>
+      </w:pPr>
+      <w:r>
+        <w:t>Practice 2: explain the deciding evidence</w:t>
+      </w:r>
+    </w:p>
+    <w:p>
+      <w:r>
+        <w:t>Changed-case practice: Replace P with [0, 0]. Which conclusion is supported by the supplied facts?</w:t>
+      </w:r>
+    </w:p>
+    <w:p>
+      <w:r>
+        <w:t>1. Cosine and unit normalisation for P are undefined.</w:t>
+      </w:r>
+    </w:p>
+    <w:p>
+      <w:r>
+        <w:t>2. This one example guarantees correct results for every future input.</w:t>
+      </w:r>
+    </w:p>
+    <w:p>
+      <w:r>
+        <w:t>3. We can decide the result without examining the changed input or the procedure.</w:t>
+      </w:r>
+    </w:p>
+    <w:p>
+      <w:pPr>
+        <w:pStyle w:val="Heading3"/>
+      </w:pPr>
+      <w:r>
+        <w:t>My selected conclusion, deciding fact and explanation</w:t>
+      </w:r>
+    </w:p>
+    <w:p>
+      <w:r>
+        <w:t>________________________________________________________________</w:t>
+      </w:r>
+    </w:p>
+    <w:p>
+      <w:r>
+        <w:t>________________________________________________________________</w:t>
+      </w:r>
+    </w:p>
+    <w:p>
+      <w:r>
+        <w:t>________________________________________________________________</w:t>
+      </w:r>
+    </w:p>
+    <w:p>
+      <w:r>
+        <w:t>________________________________________________________________</w:t>
+      </w:r>
+    </w:p>
+    <w:p>
+      <w:r>
+        <w:t>________________________________________________________________</w:t>
+      </w:r>
+    </w:p>
+    <w:p>
+      <w:r>
+        <w:t>Hint if needed: Use the changed condition and the deciding step in the pictorial trace. The answer must say what follows from those facts.</w:t>
+      </w:r>
+    </w:p>
+    <w:p>
+      <w:r>
+        <w:t>After your attempt, compare with the supported explanation: Cosine and unit normalisation for P are undefined. The zero vector has norm0, so dividing by its norm is invalid.</w:t>
+      </w:r>
+    </w:p>
+    <w:p>
+      <w:pPr>
+        <w:pStyle w:val="Heading3"/>
+      </w:pPr>
+      <w:r>
+        <w:t>Repair a missing building block</w:t>
+      </w:r>
+    </w:p>
+    <w:p>
+      <w:r>
+        <w:t>Review Embeddings and neighbourhoods (ai-5/26). Goal: Look up a vector using a token ID and preserve sequence shape. Short practice: What would justify claiming nearby vectors mean related topics? Point to the relevant step in the picture, then write the changed result and the rule or evidence that supports it.. Return to this week and explain what you changed.</w:t>
+      </w:r>
+    </w:p>
+    <w:p>
+      <w:r>
+        <w:t>Review Augmentation and leakage (ai-5/24). Goal: Check whether a transformation preserves the task label. Short practice: How many independent source groups are in the final test? Point to the relevant step in the picture, then write the changed result and the rule or evidence that supports it.. Return to this week and explain what you changed.</w:t>
+      </w:r>
+    </w:p>
+    <w:p>
+      <w:r>
+        <w:t>Review Convolution as a local operation (ai-5/21). Goal: Compute a local weighted sum at each valid image position. Short practice: Why is flipping the kernel an implementation change here? Point to the relevant step in the picture, then write the changed result and the rule or evidence that supports it.. Return to this week and explain what you changed.</w:t>
+      </w:r>
+    </w:p>
+    <w:p>
+      <w:pPr>
+        <w:pStyle w:val="Heading3"/>
+      </w:pPr>
+      <w:r>
+        <w:t>Predict, run and debug</w:t>
+      </w:r>
+    </w:p>
+    <w:p>
+      <w:r>
+        <w:t>The browser lab lets you edit the supported Python examples already included in this lesson. Predict first, run, inspect the actual output or error, change one input, then run again. Keep code, predictions, actual results and a reasoned revision together. On paper, label your result as a trace rather than an execution.</w:t>
+      </w:r>
+    </w:p>
+    <w:p>
+      <w:pPr>
+        <w:pStyle w:val="Heading3"/>
+      </w:pPr>
+      <w:r>
+        <w:t>Keep your completed work</w:t>
+      </w:r>
+    </w:p>
+    <w:p>
+      <w:r>
+        <w:t>Use Download completed work in the hosted lesson to export your answers, reflections, practice feedback and code-run evidence. Open the HTML copy to read or print it. Drafts stay in this browser when storage is available; clear drafts on a shared device.</w:t>
+      </w:r>
+    </w:p>
+    <w:p>
+      <w:pPr>
+        <w:pStyle w:val="Heading3"/>
+      </w:pPr>
+      <w:r>
+        <w:t>What I repaired, the evidence I kept and the next test</w:t>
+      </w:r>
+    </w:p>
+    <w:p>
+      <w:r>
+        <w:t>________________________________________________________________</w:t>
+      </w:r>
+    </w:p>
+    <w:p>
+      <w:r>
+        <w:t>________________________________________________________________</w:t>
+      </w:r>
+    </w:p>
+    <w:p>
+      <w:r>
+        <w:t>________________________________________________________________</w:t>
+      </w:r>
+    </w:p>
+    <w:p>
+      <w:r>
+        <w:t>________________________________________________________________</w:t>
+      </w:r>
+    </w:p>
+    <w:p>
+      <w:r>
+        <w:t>________________________________________________________________</w:t>
+      </w:r>
+    </w:p>
     <w:sectPr>
       <w:pgSz w:w="12240" w:h="15840"/>
       <w:pgMar w:top="936" w:right="1008" w:bottom="936" w:left="1008" w:header="720" w:footer="720" w:gutter="0"/>

--- a/downloads/workbook/ai-5-week-27.docx
+++ b/downloads/workbook/ai-5-week-27.docx
@@ -30,33 +30,45 @@
     </w:p>
     <w:p>
       <w:r>
-        <w:t>Try the recall before opening notes. Then use a different colour or a labelled second line to correct your explanation.</w:t>
+        <w:t>Record your starting explanation for Similarity and normalisation before opening notes. Show any later correction separately.</w:t>
       </w:r>
     </w:p>
     <w:p>
       <w:pPr>
-        <w:pStyle w:val="Heading3"/>
-      </w:pPr>
-      <w:r>
-        <w:t>Embeddings and neighbourhoods</w:t>
+        <w:spacing w:line="336" w:lineRule="auto" w:after="180"/>
+      </w:pPr>
+      <w:r>
+        <w:rPr>
+          <w:b w:val="0"/>
+        </w:rPr>
+        <w:t>Try the recall before opening notes. Then use a different colour or a labelled second line to correct your explanation.</w:t>
       </w:r>
     </w:p>
     <w:p>
-      <w:r>
-        <w:t>Without opening the old lesson, explain one key idea from Embeddings and neighbourhoods. Give an example and a mistake that the idea helps you avoid.</w:t>
+      <w:pPr>
+        <w:pStyle w:val="Heading3"/>
+      </w:pPr>
+      <w:r>
+        <w:t>Embeddings and neighbourhoods</w:t>
       </w:r>
     </w:p>
     <w:p>
       <w:pPr>
-        <w:pStyle w:val="Heading3"/>
-      </w:pPr>
-      <w:r>
-        <w:t>My remembered idea, example and correction</w:t>
+        <w:spacing w:line="336" w:lineRule="auto" w:after="180"/>
+      </w:pPr>
+      <w:r>
+        <w:rPr>
+          <w:b w:val="0"/>
+        </w:rPr>
+        <w:t>Without opening the old lesson, explain one key idea from Embeddings and neighbourhoods. Give an example and a mistake that the idea helps you avoid.</w:t>
       </w:r>
     </w:p>
     <w:p>
-      <w:r>
-        <w:t>________________________________________________________________</w:t>
+      <w:pPr>
+        <w:pStyle w:val="Heading3"/>
+      </w:pPr>
+      <w:r>
+        <w:t>My remembered idea, example and correction</w:t>
       </w:r>
     </w:p>
     <w:p>
@@ -70,29 +82,35 @@
       </w:r>
     </w:p>
     <w:p>
-      <w:pPr>
-        <w:pStyle w:val="Heading3"/>
-      </w:pPr>
-      <w:r>
-        <w:t>Augmentation and leakage</w:t>
+      <w:r>
+        <w:t>________________________________________________________________</w:t>
       </w:r>
     </w:p>
     <w:p>
-      <w:r>
-        <w:t>Without opening the old lesson, explain one key idea from Augmentation and leakage. Give an example and a mistake that the idea helps you avoid.</w:t>
+      <w:pPr>
+        <w:pStyle w:val="Heading3"/>
+      </w:pPr>
+      <w:r>
+        <w:t>Augmentation and leakage</w:t>
       </w:r>
     </w:p>
     <w:p>
       <w:pPr>
-        <w:pStyle w:val="Heading3"/>
-      </w:pPr>
-      <w:r>
-        <w:t>My remembered idea, example and correction</w:t>
+        <w:spacing w:line="336" w:lineRule="auto" w:after="180"/>
+      </w:pPr>
+      <w:r>
+        <w:rPr>
+          <w:b w:val="0"/>
+        </w:rPr>
+        <w:t>Without opening the old lesson, explain one key idea from Augmentation and leakage. Give an example and a mistake that the idea helps you avoid.</w:t>
       </w:r>
     </w:p>
     <w:p>
-      <w:r>
-        <w:t>________________________________________________________________</w:t>
+      <w:pPr>
+        <w:pStyle w:val="Heading3"/>
+      </w:pPr>
+      <w:r>
+        <w:t>My remembered idea, example and correction</w:t>
       </w:r>
     </w:p>
     <w:p>
@@ -106,29 +124,35 @@
       </w:r>
     </w:p>
     <w:p>
-      <w:pPr>
-        <w:pStyle w:val="Heading3"/>
-      </w:pPr>
-      <w:r>
-        <w:t>Convolution as a local operation</w:t>
+      <w:r>
+        <w:t>________________________________________________________________</w:t>
       </w:r>
     </w:p>
     <w:p>
-      <w:r>
-        <w:t>Without opening the old lesson, explain one key idea from Convolution as a local operation. Give an example and a mistake that the idea helps you avoid.</w:t>
+      <w:pPr>
+        <w:pStyle w:val="Heading3"/>
+      </w:pPr>
+      <w:r>
+        <w:t>Convolution as a local operation</w:t>
       </w:r>
     </w:p>
     <w:p>
       <w:pPr>
-        <w:pStyle w:val="Heading3"/>
-      </w:pPr>
-      <w:r>
-        <w:t>My remembered idea, example and correction</w:t>
+        <w:spacing w:line="336" w:lineRule="auto" w:after="180"/>
+      </w:pPr>
+      <w:r>
+        <w:rPr>
+          <w:b w:val="0"/>
+        </w:rPr>
+        <w:t>Without opening the old lesson, explain one key idea from Convolution as a local operation. Give an example and a mistake that the idea helps you avoid.</w:t>
       </w:r>
     </w:p>
     <w:p>
-      <w:r>
-        <w:t>________________________________________________________________</w:t>
+      <w:pPr>
+        <w:pStyle w:val="Heading3"/>
+      </w:pPr>
+      <w:r>
+        <w:t>My remembered idea, example and correction</w:t>
       </w:r>
     </w:p>
     <w:p>
@@ -142,15 +166,31 @@
       </w:r>
     </w:p>
     <w:p>
-      <w:pPr>
-        <w:pStyle w:val="Heading1"/>
-      </w:pPr>
-      <w:r>
-        <w:t>02. Practise with fading help</w:t>
+      <w:r>
+        <w:t>________________________________________________________________</w:t>
       </w:r>
     </w:p>
     <w:p>
-      <w:r>
+      <w:pPr>
+        <w:pStyle w:val="Heading1"/>
+      </w:pPr>
+      <w:r>
+        <w:t>02. Practise with fading help</w:t>
+      </w:r>
+    </w:p>
+    <w:p>
+      <w:r>
+        <w:t>Complete the supported Similarity and normalisation trace and record the first step you can explain without help.</w:t>
+      </w:r>
+    </w:p>
+    <w:p>
+      <w:pPr>
+        <w:spacing w:line="336" w:lineRule="auto" w:after="180"/>
+      </w:pPr>
+      <w:r>
+        <w:rPr>
+          <w:b w:val="0"/>
+        </w:rPr>
         <w:t>Use W2: Compare the rankings for Similarity and normalisation. Record the answer once; the lesson and workbook refer to the same attempt.</w:t>
       </w:r>
     </w:p>
@@ -279,25 +319,37 @@
     </w:p>
     <w:p>
       <w:r>
-        <w:t>Use the worked case for Similarity and normalisation. Proposed explanation: “Cosine is a probability”. Decide whether this explanation is supported. Point to the step or supplied fact that decides; explain your repair if needed.</w:t>
+        <w:t>Check the proposed Similarity and normalisation explanation against the supplied facts before discussing it.</w:t>
       </w:r>
     </w:p>
     <w:p>
       <w:pPr>
-        <w:pStyle w:val="Heading3"/>
-      </w:pPr>
-      <w:r>
-        <w:t>My explanation before partner discussion</w:t>
+        <w:spacing w:line="336" w:lineRule="auto" w:after="180"/>
+      </w:pPr>
+      <w:r>
+        <w:rPr>
+          <w:b w:val="0"/>
+        </w:rPr>
+        <w:t>Use the worked case for Similarity and normalisation. Proposed explanation: “Cosine is a probability”. Decide whether this explanation is supported.</w:t>
       </w:r>
     </w:p>
     <w:p>
-      <w:r>
-        <w:t>________________________________________________________________</w:t>
+      <w:pPr>
+        <w:spacing w:line="336" w:lineRule="auto" w:after="180"/>
+      </w:pPr>
+      <w:r>
+        <w:rPr>
+          <w:b w:val="0"/>
+        </w:rPr>
+        <w:t>Point to the step or supplied fact that decides; explain your repair if needed.</w:t>
       </w:r>
     </w:p>
     <w:p>
-      <w:r>
-        <w:t>________________________________________________________________</w:t>
+      <w:pPr>
+        <w:pStyle w:val="Heading3"/>
+      </w:pPr>
+      <w:r>
+        <w:t>My explanation before partner discussion</w:t>
       </w:r>
     </w:p>
     <w:p>
@@ -311,52 +363,64 @@
       </w:r>
     </w:p>
     <w:p>
-      <w:pPr>
-        <w:pStyle w:val="Heading1"/>
-      </w:pPr>
-      <w:r>
-        <w:t>04. Independent transfer case</w:t>
+      <w:r>
+        <w:t>________________________________________________________________</w:t>
       </w:r>
     </w:p>
     <w:p>
-      <w:pPr>
-        <w:pStyle w:val="Heading3"/>
-      </w:pPr>
-      <w:r>
-        <w:t>Independent case: Compare a new case independently</w:t>
+      <w:r>
+        <w:t>________________________________________________________________</w:t>
       </w:r>
     </w:p>
     <w:p>
-      <w:r>
-        <w:t>Use query [5, 0] and candidates P [10, 0], R [4, 3] and S [0, 5]. Calculate all raw squared distances and cosines, name each winner, and give squared distances after normalising both query and candidates. Explain the changed ranking.</w:t>
+      <w:pPr>
+        <w:pStyle w:val="Heading1"/>
+      </w:pPr>
+      <w:r>
+        <w:t>04. Independent transfer case</w:t>
       </w:r>
     </w:p>
     <w:p>
-      <w:pPr>
-        <w:pStyle w:val="Heading3"/>
-      </w:pPr>
-      <w:r>
-        <w:t>My independent explanation, trace and limits</w:t>
+      <w:r>
+        <w:t>Write one first attempt at the reserved independent case before feedback. Repeated copies of that case refer to the same recorded attempt.</w:t>
       </w:r>
     </w:p>
     <w:p>
-      <w:r>
-        <w:t>________________________________________________________________</w:t>
+      <w:pPr>
+        <w:pStyle w:val="Heading3"/>
+      </w:pPr>
+      <w:r>
+        <w:t>Independent case: Compare a new case independently</w:t>
       </w:r>
     </w:p>
     <w:p>
-      <w:r>
-        <w:t>________________________________________________________________</w:t>
+      <w:pPr>
+        <w:spacing w:line="336" w:lineRule="auto" w:after="180"/>
+      </w:pPr>
+      <w:r>
+        <w:rPr>
+          <w:b w:val="0"/>
+        </w:rPr>
+        <w:t>Use query [5, 0] and candidates P [10, 0], R [4, 3] and S [0, 5]. Calculate all raw squared distances and cosines, name each winner, and give squared distances after normalising both query and candidates.</w:t>
       </w:r>
     </w:p>
     <w:p>
-      <w:r>
-        <w:t>________________________________________________________________</w:t>
+      <w:pPr>
+        <w:spacing w:line="336" w:lineRule="auto" w:after="180"/>
+      </w:pPr>
+      <w:r>
+        <w:rPr>
+          <w:b w:val="0"/>
+        </w:rPr>
+        <w:t>Explain the changed ranking.</w:t>
       </w:r>
     </w:p>
     <w:p>
-      <w:r>
-        <w:t>________________________________________________________________</w:t>
+      <w:pPr>
+        <w:pStyle w:val="Heading3"/>
+      </w:pPr>
+      <w:r>
+        <w:t>My independent explanation, trace and limits</w:t>
       </w:r>
     </w:p>
     <w:p>
@@ -376,53 +440,77 @@
     </w:p>
     <w:p>
       <w:r>
-        <w:t>Attempt this case before feedback. Record any help. Earlier examples below are further practice; a case already practised with feedback cannot establish fresh transfer.</w:t>
+        <w:t>________________________________________________________________</w:t>
       </w:r>
     </w:p>
     <w:p>
-      <w:pPr>
-        <w:pStyle w:val="Heading1"/>
-      </w:pPr>
-      <w:r>
-        <w:t>05. W1 Trace the unit vectors</w:t>
+      <w:r>
+        <w:t>________________________________________________________________</w:t>
       </w:r>
     </w:p>
     <w:p>
       <w:r>
-        <w:t>For Q [3, 4], A [6, 8] and C [-3, -4], give each length and unit vector. Explain one distinction that normalisation removes and one that it preserves.</w:t>
+        <w:t>________________________________________________________________</w:t>
       </w:r>
     </w:p>
     <w:p>
-      <w:pPr>
-        <w:pStyle w:val="Heading3"/>
-      </w:pPr>
-      <w:r>
-        <w:t>My reasoning and evidence</w:t>
+      <w:r>
+        <w:t>________________________________________________________________</w:t>
       </w:r>
     </w:p>
     <w:p>
-      <w:r>
-        <w:t>________________________________________________________________</w:t>
+      <w:pPr>
+        <w:spacing w:line="336" w:lineRule="auto" w:after="180"/>
+      </w:pPr>
+      <w:r>
+        <w:rPr>
+          <w:b w:val="0"/>
+        </w:rPr>
+        <w:t>Attempt this case before feedback. Record any help. Earlier examples below are further practice; a case already practised with feedback cannot establish fresh transfer.</w:t>
       </w:r>
     </w:p>
     <w:p>
-      <w:r>
-        <w:t>________________________________________________________________</w:t>
+      <w:pPr>
+        <w:pStyle w:val="Heading1"/>
+      </w:pPr>
+      <w:r>
+        <w:t>05. W1 Trace the unit vectors</w:t>
       </w:r>
     </w:p>
     <w:p>
       <w:r>
-        <w:t>________________________________________________________________</w:t>
+        <w:t>Trace the unit vectors. Apply the supplied Similarity and normalisation facts and keep your reasoning.</w:t>
       </w:r>
     </w:p>
     <w:p>
-      <w:r>
-        <w:t>________________________________________________________________</w:t>
+      <w:pPr>
+        <w:spacing w:line="336" w:lineRule="auto" w:after="180"/>
+      </w:pPr>
+      <w:r>
+        <w:rPr>
+          <w:b w:val="0"/>
+        </w:rPr>
+        <w:t xml:space="preserve">For Q [3, 4], A [6, 8] and C [-3, -4], give each length and </w:t>
+      </w:r>
+      <w:r>
+        <w:rPr>
+          <w:b/>
+        </w:rPr>
+        <w:t>unit vector</w:t>
+      </w:r>
+      <w:r>
+        <w:rPr>
+          <w:b w:val="0"/>
+        </w:rPr>
+        <w:t>. Explain one distinction that normalisation removes and one that it preserves.</w:t>
       </w:r>
     </w:p>
     <w:p>
-      <w:r>
-        <w:t>________________________________________________________________</w:t>
+      <w:pPr>
+        <w:pStyle w:val="Heading3"/>
+      </w:pPr>
+      <w:r>
+        <w:t>My reasoning and evidence</w:t>
       </w:r>
     </w:p>
     <w:p>
@@ -431,24 +519,18 @@
       </w:r>
     </w:p>
     <w:p>
-      <w:pPr>
-        <w:pStyle w:val="Heading1"/>
-      </w:pPr>
-      <w:r>
-        <w:t>06. W2 Compare the rankings</w:t>
+      <w:r>
+        <w:t>________________________________________________________________</w:t>
       </w:r>
     </w:p>
     <w:p>
       <w:r>
-        <w:t>For query Q, write the raw squared distances and cosines to A, B and C from the lesson. Name the winner under each rule. Calculate squared distances after normalising both sides and check the relationship to cosine.</w:t>
+        <w:t>________________________________________________________________</w:t>
       </w:r>
     </w:p>
     <w:p>
-      <w:pPr>
-        <w:pStyle w:val="Heading3"/>
-      </w:pPr>
-      <w:r>
-        <w:t>My reasoning and evidence</w:t>
+      <w:r>
+        <w:t>________________________________________________________________</w:t>
       </w:r>
     </w:p>
     <w:p>
@@ -462,44 +544,50 @@
       </w:r>
     </w:p>
     <w:p>
-      <w:r>
-        <w:t>________________________________________________________________</w:t>
+      <w:pPr>
+        <w:pStyle w:val="Heading1"/>
+      </w:pPr>
+      <w:r>
+        <w:t>06. W2 Compare the rankings</w:t>
       </w:r>
     </w:p>
     <w:p>
       <w:r>
-        <w:t>________________________________________________________________</w:t>
+        <w:t>Compare the rankings. Apply the supplied Similarity and normalisation facts and keep your reasoning.</w:t>
       </w:r>
     </w:p>
     <w:p>
-      <w:r>
-        <w:t>________________________________________________________________</w:t>
+      <w:pPr>
+        <w:spacing w:line="336" w:lineRule="auto" w:after="180"/>
+      </w:pPr>
+      <w:r>
+        <w:rPr>
+          <w:b w:val="0"/>
+        </w:rPr>
+        <w:t>For query Q, write the raw squared distances and cosines to A, B and C from the lesson. Name the winner under each rule. Calculate squared distances after normalising both sides and check the relationship to cosine.</w:t>
       </w:r>
     </w:p>
     <w:p>
-      <w:r>
-        <w:t>________________________________________________________________</w:t>
+      <w:pPr>
+        <w:pStyle w:val="Heading3"/>
+      </w:pPr>
+      <w:r>
+        <w:t>My reasoning and evidence</w:t>
       </w:r>
     </w:p>
     <w:p>
-      <w:pPr>
-        <w:pStyle w:val="Heading1"/>
-      </w:pPr>
-      <w:r>
-        <w:t>07. W3 Handle a vector without direction</w:t>
+      <w:r>
+        <w:t>________________________________________________________________</w:t>
       </w:r>
     </w:p>
     <w:p>
       <w:r>
-        <w:t>A candidate set contains Z [0, 0] and B [3, 0]. With nonzero query Q, what happens under this lesson’s zero-vector policy? What if Q is zero, or Z is the only candidate? Explain why replacing an undefined cosine with zero is misleading.</w:t>
+        <w:t>________________________________________________________________</w:t>
       </w:r>
     </w:p>
     <w:p>
-      <w:pPr>
-        <w:pStyle w:val="Heading3"/>
-      </w:pPr>
-      <w:r>
-        <w:t>My reasoning and evidence</w:t>
+      <w:r>
+        <w:t>________________________________________________________________</w:t>
       </w:r>
     </w:p>
     <w:p>
@@ -518,39 +606,51 @@
       </w:r>
     </w:p>
     <w:p>
-      <w:r>
-        <w:t>________________________________________________________________</w:t>
+      <w:pPr>
+        <w:pStyle w:val="Heading1"/>
+      </w:pPr>
+      <w:r>
+        <w:t>07. W3 Handle a vector without direction</w:t>
       </w:r>
     </w:p>
     <w:p>
       <w:r>
-        <w:t>________________________________________________________________</w:t>
+        <w:t>Handle a vector without direction. Apply the supplied Similarity and normalisation facts and keep your reasoning.</w:t>
       </w:r>
     </w:p>
     <w:p>
-      <w:r>
-        <w:t>________________________________________________________________</w:t>
+      <w:pPr>
+        <w:spacing w:line="336" w:lineRule="auto" w:after="180"/>
+      </w:pPr>
+      <w:r>
+        <w:rPr>
+          <w:b w:val="0"/>
+        </w:rPr>
+        <w:t>A candidate set contains Z [0, 0] and B [3, 0]. With nonzero query Q, what happens under this lesson’s zero-vector policy? What if Q is zero, or Z is the only candidate?</w:t>
       </w:r>
     </w:p>
     <w:p>
       <w:pPr>
-        <w:pStyle w:val="Heading1"/>
-      </w:pPr>
-      <w:r>
-        <w:t>08. W4 Compare a new case independently</w:t>
+        <w:spacing w:line="336" w:lineRule="auto" w:after="180"/>
+      </w:pPr>
+      <w:r>
+        <w:rPr>
+          <w:b w:val="0"/>
+        </w:rPr>
+        <w:t>Explain why replacing an undefined cosine with zero is misleading.</w:t>
       </w:r>
     </w:p>
     <w:p>
-      <w:r>
-        <w:t>Use query [5, 0] and candidates P [10, 0], R [4, 3] and S [0, 5]. Calculate all raw squared distances and cosines, name each winner, and give squared distances after normalising both query and candidates. Explain the changed ranking.</w:t>
+      <w:pPr>
+        <w:pStyle w:val="Heading3"/>
+      </w:pPr>
+      <w:r>
+        <w:t>My reasoning and evidence</w:t>
       </w:r>
     </w:p>
     <w:p>
-      <w:pPr>
-        <w:pStyle w:val="Heading3"/>
-      </w:pPr>
-      <w:r>
-        <w:t>My reasoning and evidence</w:t>
+      <w:r>
+        <w:t>________________________________________________________________</w:t>
       </w:r>
     </w:p>
     <w:p>
@@ -579,39 +679,51 @@
       </w:r>
     </w:p>
     <w:p>
-      <w:r>
-        <w:t>________________________________________________________________</w:t>
+      <w:pPr>
+        <w:pStyle w:val="Heading1"/>
+      </w:pPr>
+      <w:r>
+        <w:t>08. W4 Compare a new case independently</w:t>
       </w:r>
     </w:p>
     <w:p>
       <w:r>
-        <w:t>________________________________________________________________</w:t>
+        <w:t>Attempt before feedback. If this repeats the selected independent case, reuse that first attempt; otherwise keep a separate record. Compare a new case independently. Apply the supplied Similarity and normalisation facts and keep your reasoning.</w:t>
       </w:r>
     </w:p>
     <w:p>
-      <w:r>
-        <w:t>________________________________________________________________</w:t>
+      <w:pPr>
+        <w:spacing w:line="336" w:lineRule="auto" w:after="180"/>
+      </w:pPr>
+      <w:r>
+        <w:rPr>
+          <w:b w:val="0"/>
+        </w:rPr>
+        <w:t>Use query [5, 0] and candidates P [10, 0], R [4, 3] and S [0, 5]. Calculate all raw squared distances and cosines, name each winner, and give squared distances after normalising both query and candidates.</w:t>
       </w:r>
     </w:p>
     <w:p>
       <w:pPr>
-        <w:pStyle w:val="Heading1"/>
-      </w:pPr>
-      <w:r>
-        <w:t>09. W5 Audit a proposed improvement</w:t>
+        <w:spacing w:line="336" w:lineRule="auto" w:after="180"/>
+      </w:pPr>
+      <w:r>
+        <w:rPr>
+          <w:b w:val="0"/>
+        </w:rPr>
+        <w:t>Explain the changed ranking.</w:t>
       </w:r>
     </w:p>
     <w:p>
-      <w:r>
-        <w:t>For event-count vectors [3, 4] and [6, 8], what useful information can normalisation remove? A team chooses cosine because it improves results on the final evaluation set, then calls that same set independent evidence. Explain how to repair the evaluation plan.</w:t>
+      <w:pPr>
+        <w:pStyle w:val="Heading3"/>
+      </w:pPr>
+      <w:r>
+        <w:t>My reasoning and evidence</w:t>
       </w:r>
     </w:p>
     <w:p>
-      <w:pPr>
-        <w:pStyle w:val="Heading3"/>
-      </w:pPr>
-      <w:r>
-        <w:t>My reasoning and evidence</w:t>
+      <w:r>
+        <w:t>________________________________________________________________</w:t>
       </w:r>
     </w:p>
     <w:p>
@@ -645,39 +757,63 @@
       </w:r>
     </w:p>
     <w:p>
-      <w:pPr>
-        <w:pStyle w:val="Heading1"/>
-      </w:pPr>
-      <w:r>
-        <w:t>10. Project checkpoint and reflection</w:t>
+      <w:r>
+        <w:t>________________________________________________________________</w:t>
       </w:r>
     </w:p>
     <w:p>
-      <w:r>
-        <w:t>Add a labelled similarity and normalisation evidence sheet to Image-pattern Network Investigation. Show how you can calculate vector length and normalise a nonzero vector. Use the supplied fictional case and keep its inputs, intermediate steps, calculation or prediction, and limitation. Connect this record to last week’s record; a matching answer without a trace is insufficient.</w:t>
+      <w:pPr>
+        <w:pStyle w:val="Heading1"/>
+      </w:pPr>
+      <w:r>
+        <w:t>09. W5 Audit a proposed improvement</w:t>
       </w:r>
     </w:p>
     <w:p>
-      <w:pPr>
-        <w:pStyle w:val="Heading3"/>
-      </w:pPr>
-      <w:r>
-        <w:t>My project change, supporting evidence and remaining limit</w:t>
+      <w:r>
+        <w:t>Audit a proposed improvement. Apply the supplied Similarity and normalisation facts and keep your reasoning.</w:t>
       </w:r>
     </w:p>
     <w:p>
-      <w:r>
-        <w:t>________________________________________________________________</w:t>
+      <w:pPr>
+        <w:spacing w:line="336" w:lineRule="auto" w:after="180"/>
+      </w:pPr>
+      <w:r>
+        <w:rPr>
+          <w:b w:val="0"/>
+        </w:rPr>
+        <w:t xml:space="preserve">For event-count vectors [3, 4] and [6, 8], what useful information can normalisation remove? A team chooses cosine because it improves results on the final evaluation set, then calls that same set independent </w:t>
+      </w:r>
+      <w:r>
+        <w:rPr>
+          <w:b/>
+        </w:rPr>
+        <w:t>evidence</w:t>
+      </w:r>
+      <w:r>
+        <w:rPr>
+          <w:b w:val="0"/>
+        </w:rPr>
+        <w:t>.</w:t>
       </w:r>
     </w:p>
     <w:p>
-      <w:r>
-        <w:t>________________________________________________________________</w:t>
+      <w:pPr>
+        <w:spacing w:line="336" w:lineRule="auto" w:after="180"/>
+      </w:pPr>
+      <w:r>
+        <w:rPr>
+          <w:b w:val="0"/>
+        </w:rPr>
+        <w:t>Explain how to repair the evaluation plan.</w:t>
       </w:r>
     </w:p>
     <w:p>
-      <w:r>
-        <w:t>________________________________________________________________</w:t>
+      <w:pPr>
+        <w:pStyle w:val="Heading3"/>
+      </w:pPr>
+      <w:r>
+        <w:t>My reasoning and evidence</w:t>
       </w:r>
     </w:p>
     <w:p>
@@ -696,11 +832,152 @@
       </w:r>
     </w:p>
     <w:p>
+      <w:r>
+        <w:t>________________________________________________________________</w:t>
+      </w:r>
+    </w:p>
+    <w:p>
+      <w:r>
+        <w:t>________________________________________________________________</w:t>
+      </w:r>
+    </w:p>
+    <w:p>
+      <w:r>
+        <w:t>________________________________________________________________</w:t>
+      </w:r>
+    </w:p>
+    <w:p>
       <w:pPr>
         <w:pStyle w:val="Heading1"/>
       </w:pPr>
       <w:r>
+        <w:t>10. Project checkpoint and reflection</w:t>
+      </w:r>
+    </w:p>
+    <w:p>
+      <w:r>
+        <w:t>Connect Similarity and normalisation to Image-pattern Network Investigation, identify a limit and choose the next useful test.</w:t>
+      </w:r>
+    </w:p>
+    <w:p>
+      <w:pPr>
+        <w:spacing w:line="336" w:lineRule="auto" w:after="180"/>
+      </w:pPr>
+      <w:r>
+        <w:rPr>
+          <w:b w:val="0"/>
+        </w:rPr>
+        <w:t xml:space="preserve">Add a labelled similarity and normalisation </w:t>
+      </w:r>
+      <w:r>
+        <w:rPr>
+          <w:b/>
+        </w:rPr>
+        <w:t>evidence</w:t>
+      </w:r>
+      <w:r>
+        <w:rPr>
+          <w:b w:val="0"/>
+        </w:rPr>
+        <w:t xml:space="preserve"> sheet to Image-pattern Network Investigation. Show how you can calculate </w:t>
+      </w:r>
+      <w:r>
+        <w:rPr>
+          <w:b/>
+        </w:rPr>
+        <w:t>vector length</w:t>
+      </w:r>
+      <w:r>
+        <w:rPr>
+          <w:b w:val="0"/>
+        </w:rPr>
+        <w:t xml:space="preserve"> and normalise a nonzero vector.</w:t>
+      </w:r>
+    </w:p>
+    <w:p>
+      <w:pPr>
+        <w:spacing w:line="336" w:lineRule="auto" w:after="180"/>
+      </w:pPr>
+      <w:r>
+        <w:rPr>
+          <w:b w:val="0"/>
+        </w:rPr>
+        <w:t xml:space="preserve">Use the supplied fictional case and keep its </w:t>
+      </w:r>
+      <w:r>
+        <w:rPr>
+          <w:b/>
+        </w:rPr>
+        <w:t>input</w:t>
+      </w:r>
+      <w:r>
+        <w:rPr>
+          <w:b w:val="0"/>
+        </w:rPr>
+        <w:t xml:space="preserve">s, intermediate steps, calculation or </w:t>
+      </w:r>
+      <w:r>
+        <w:rPr>
+          <w:b/>
+        </w:rPr>
+        <w:t>prediction</w:t>
+      </w:r>
+      <w:r>
+        <w:rPr>
+          <w:b w:val="0"/>
+        </w:rPr>
+        <w:t>, and limitation. Connect this record to last week’s record; a matching answer without a trace is insufficient.</w:t>
+      </w:r>
+    </w:p>
+    <w:p>
+      <w:pPr>
+        <w:pStyle w:val="Heading3"/>
+      </w:pPr>
+      <w:r>
+        <w:t>My project change, supporting evidence and remaining limit</w:t>
+      </w:r>
+    </w:p>
+    <w:p>
+      <w:r>
+        <w:t>________________________________________________________________</w:t>
+      </w:r>
+    </w:p>
+    <w:p>
+      <w:r>
+        <w:t>________________________________________________________________</w:t>
+      </w:r>
+    </w:p>
+    <w:p>
+      <w:r>
+        <w:t>________________________________________________________________</w:t>
+      </w:r>
+    </w:p>
+    <w:p>
+      <w:r>
+        <w:t>________________________________________________________________</w:t>
+      </w:r>
+    </w:p>
+    <w:p>
+      <w:r>
+        <w:t>________________________________________________________________</w:t>
+      </w:r>
+    </w:p>
+    <w:p>
+      <w:r>
+        <w:t>________________________________________________________________</w:t>
+      </w:r>
+    </w:p>
+    <w:p>
+      <w:pPr>
+        <w:pStyle w:val="Heading1"/>
+      </w:pPr>
+      <w:r>
         <w:t>11. Feedback, return check and learning record</w:t>
+      </w:r>
+    </w:p>
+    <w:p>
+      <w:r>
+        <w:t>Record the first repaired step and a different case to revisit after a delay.</w:t>
       </w:r>
     </w:p>
     <w:tbl>
@@ -840,7 +1117,13 @@
       </w:tr>
     </w:tbl>
     <w:p>
-      <w:r>
+      <w:pPr>
+        <w:spacing w:line="336" w:lineRule="auto" w:after="180"/>
+      </w:pPr>
+      <w:r>
+        <w:rPr>
+          <w:b w:val="0"/>
+        </w:rPr>
         <w:t>Revisit this idea with your teacher after a delay. Familiarity is different from explaining and using it on a changed case.</w:t>
       </w:r>
     </w:p>
@@ -854,17 +1137,52 @@
     </w:p>
     <w:p>
       <w:r>
-        <w:t>Compare angular alignment with raw distance on the same vectors.</w:t>
+        <w:t>Compare angular alignment with raw distance on the same vectors. Explain the labelled step before checking the changed condition.</w:t>
       </w:r>
     </w:p>
     <w:p>
-      <w:r>
-        <w:t>Query [2, 0]; P=[8, 0]; Q=[2, 1]. Nonzero vectors only; compare squared Euclidean distance and cosine.</w:t>
+      <w:pPr>
+        <w:spacing w:line="336" w:lineRule="auto" w:after="180"/>
+      </w:pPr>
+      <w:r>
+        <w:rPr>
+          <w:b w:val="0"/>
+        </w:rPr>
+        <w:t>Compare angular alignment with raw distance on the same vectors.</w:t>
       </w:r>
     </w:p>
     <w:p>
-      <w:r>
-        <w:t>All inputs and outcomes in this worked example are invented classroom data; no real model run is claimed.</w:t>
+      <w:pPr>
+        <w:spacing w:line="336" w:lineRule="auto" w:after="180"/>
+      </w:pPr>
+      <w:r>
+        <w:rPr>
+          <w:b w:val="0"/>
+        </w:rPr>
+        <w:t>Query [2, 0]; P=[8, 0]; Q=[2, 1]. Nonzero vectors only; compare squared Euclidean distance and cosine.</w:t>
+      </w:r>
+    </w:p>
+    <w:p>
+      <w:pPr>
+        <w:spacing w:line="336" w:lineRule="auto" w:after="180"/>
+      </w:pPr>
+      <w:r>
+        <w:rPr>
+          <w:b w:val="0"/>
+        </w:rPr>
+        <w:t xml:space="preserve">All </w:t>
+      </w:r>
+      <w:r>
+        <w:rPr>
+          <w:b/>
+        </w:rPr>
+        <w:t>input</w:t>
+      </w:r>
+      <w:r>
+        <w:rPr>
+          <w:b w:val="0"/>
+        </w:rPr>
+        <w:t>s and outcomes in this worked example are invented classroom data; no real model run is claimed.</w:t>
       </w:r>
     </w:p>
     <w:p>
@@ -940,8 +1258,26 @@
       </w:r>
     </w:p>
     <w:p>
-      <w:r>
-        <w:t>Why do the original two metrics select different winners? Point to the relevant step in the picture, then write the changed result and the rule or evidence that supports it.</w:t>
+      <w:pPr>
+        <w:spacing w:line="336" w:lineRule="auto" w:after="180"/>
+      </w:pPr>
+      <w:r>
+        <w:rPr>
+          <w:b w:val="0"/>
+        </w:rPr>
+        <w:t xml:space="preserve">Why do the original two metrics select different winners? Point to the relevant step in the picture, then write the changed result and the rule or </w:t>
+      </w:r>
+      <w:r>
+        <w:rPr>
+          <w:b/>
+        </w:rPr>
+        <w:t>evidence</w:t>
+      </w:r>
+      <w:r>
+        <w:rPr>
+          <w:b w:val="0"/>
+        </w:rPr>
+        <w:t xml:space="preserve"> that supports it.</w:t>
       </w:r>
     </w:p>
     <w:p>
@@ -983,36 +1319,150 @@
       </w:r>
     </w:p>
     <w:p>
-      <w:r>
-        <w:t>Support used: alone / hint / worked example. This record is practice evidence.</w:t>
+      <w:pPr>
+        <w:pStyle w:val="Heading3"/>
+      </w:pPr>
+      <w:r>
+        <w:t>Record the help used</w:t>
       </w:r>
     </w:p>
     <w:p>
-      <w:r>
-        <w:t>Project connection: For your Image-pattern Network Investigation, save the input, procedure, observed result and limitation of this check. Label this worked example as practice; use a different, previously unreviewed case when checking independent understanding.</w:t>
+      <w:pPr>
+        <w:spacing w:line="336" w:lineRule="auto" w:after="180"/>
+        <w:shd w:fill="F1F6F8"/>
+      </w:pPr>
+      <w:r>
+        <w:rPr>
+          <w:b w:val="0"/>
+        </w:rPr>
+        <w:t xml:space="preserve">Support used: alone / hint / worked example. This record is practice </w:t>
+      </w:r>
+      <w:r>
+        <w:rPr>
+          <w:b/>
+        </w:rPr>
+        <w:t>evidence</w:t>
+      </w:r>
+      <w:r>
+        <w:rPr>
+          <w:b w:val="0"/>
+        </w:rPr>
+        <w:t>.</w:t>
       </w:r>
     </w:p>
     <w:p>
       <w:pPr>
-        <w:pStyle w:val="Heading1"/>
-      </w:pPr>
-      <w:r>
-        <w:t>13. Project portfolio milestone</w:t>
+        <w:spacing w:line="336" w:lineRule="auto" w:after="180"/>
+      </w:pPr>
+      <w:r>
+        <w:rPr>
+          <w:b w:val="0"/>
+        </w:rPr>
+        <w:t xml:space="preserve">Project connection: For your Image-pattern Network Investigation, save the </w:t>
+      </w:r>
+      <w:r>
+        <w:rPr>
+          <w:b/>
+        </w:rPr>
+        <w:t>input</w:t>
+      </w:r>
+      <w:r>
+        <w:rPr>
+          <w:b w:val="0"/>
+        </w:rPr>
+        <w:t>, procedure, observed result and limitation of this check.</w:t>
       </w:r>
     </w:p>
     <w:p>
-      <w:r>
-        <w:t>Project: Image-pattern Network Investigation</w:t>
+      <w:pPr>
+        <w:spacing w:line="336" w:lineRule="auto" w:after="180"/>
+      </w:pPr>
+      <w:r>
+        <w:rPr>
+          <w:b w:val="0"/>
+        </w:rPr>
+        <w:t>Label this worked example as practice; use a different, previously unreviewed case when checking independent understanding.</w:t>
       </w:r>
     </w:p>
     <w:p>
-      <w:r>
-        <w:t>Current milestone: Prepare the demonstration. Gather reproducible instructions, evidence, access checks and remaining limitations.</w:t>
+      <w:pPr>
+        <w:pStyle w:val="Heading1"/>
+      </w:pPr>
+      <w:r>
+        <w:t>13. Project portfolio milestone</w:t>
       </w:r>
     </w:p>
     <w:p>
       <w:r>
-        <w:t>For your Image-pattern Network Investigation, save the input, procedure, observed result and limitation of this check. Label this worked example as practice; use a different, previously unreviewed case when checking independent understanding.</w:t>
+        <w:t>Keep this week’s input, deciding step, result and limit together in the Image-pattern Network Investigation record.</w:t>
+      </w:r>
+    </w:p>
+    <w:p>
+      <w:pPr>
+        <w:spacing w:line="336" w:lineRule="auto" w:after="180"/>
+      </w:pPr>
+      <w:r>
+        <w:rPr>
+          <w:b w:val="0"/>
+        </w:rPr>
+        <w:t>Project: Image-pattern Network Investigation</w:t>
+      </w:r>
+    </w:p>
+    <w:p>
+      <w:pPr>
+        <w:spacing w:line="336" w:lineRule="auto" w:after="180"/>
+      </w:pPr>
+      <w:r>
+        <w:rPr>
+          <w:b w:val="0"/>
+        </w:rPr>
+        <w:t xml:space="preserve">Current milestone: Prepare the demonstration. Gather reproducible instructions, </w:t>
+      </w:r>
+      <w:r>
+        <w:rPr>
+          <w:b/>
+        </w:rPr>
+        <w:t>evidence</w:t>
+      </w:r>
+      <w:r>
+        <w:rPr>
+          <w:b w:val="0"/>
+        </w:rPr>
+        <w:t>, access checks and remaining limitations.</w:t>
+      </w:r>
+    </w:p>
+    <w:p>
+      <w:pPr>
+        <w:spacing w:line="336" w:lineRule="auto" w:after="180"/>
+      </w:pPr>
+      <w:r>
+        <w:rPr>
+          <w:b w:val="0"/>
+        </w:rPr>
+        <w:t xml:space="preserve">For your Image-pattern Network Investigation, save the </w:t>
+      </w:r>
+      <w:r>
+        <w:rPr>
+          <w:b/>
+        </w:rPr>
+        <w:t>input</w:t>
+      </w:r>
+      <w:r>
+        <w:rPr>
+          <w:b w:val="0"/>
+        </w:rPr>
+        <w:t>, procedure, observed result and limitation of this check.</w:t>
+      </w:r>
+    </w:p>
+    <w:p>
+      <w:pPr>
+        <w:spacing w:line="336" w:lineRule="auto" w:after="180"/>
+      </w:pPr>
+      <w:r>
+        <w:rPr>
+          <w:b w:val="0"/>
+        </w:rPr>
+        <w:t>Label this worked example as practice; use a different, previously unreviewed case when checking independent understanding.</w:t>
       </w:r>
     </w:p>
     <w:tbl>
@@ -1174,53 +1624,92 @@
     </w:p>
     <w:p>
       <w:r>
-        <w:t>Use this supported practice once, in the browser or on paper. Keep the reserved independent assessment for a separate first attempt before teacher feedback.</w:t>
+        <w:t>Try the supported questions before comparing with hints and feedback. Record what you repaired and the evidence you retained.</w:t>
       </w:r>
     </w:p>
     <w:p>
-      <w:r>
-        <w:t>Compare angular alignment with raw distance on the same vectors.</w:t>
+      <w:pPr>
+        <w:spacing w:line="336" w:lineRule="auto" w:after="180"/>
+      </w:pPr>
+      <w:r>
+        <w:rPr>
+          <w:b w:val="0"/>
+        </w:rPr>
+        <w:t>Use this supported practice once, in the browser or on paper. Keep the reserved independent assessment for a separate first attempt before teacher feedback.</w:t>
       </w:r>
     </w:p>
     <w:p>
       <w:pPr>
-        <w:pStyle w:val="Heading3"/>
-      </w:pPr>
-      <w:r>
-        <w:t>Practice 1: explain the deciding evidence</w:t>
+        <w:spacing w:line="336" w:lineRule="auto" w:after="180"/>
+      </w:pPr>
+      <w:r>
+        <w:rPr>
+          <w:b w:val="0"/>
+        </w:rPr>
+        <w:t>Compare angular alignment with raw distance on the same vectors.</w:t>
       </w:r>
     </w:p>
     <w:p>
-      <w:r>
-        <w:t>Which labelled step matches this detail? Unit query [1, 0], P [1, 0], Q [2/sqrt5, 1/sqrt5]; normalised distanceP0.</w:t>
+      <w:pPr>
+        <w:pStyle w:val="Heading3"/>
+      </w:pPr>
+      <w:r>
+        <w:t>Practice 1: explain the deciding evidence</w:t>
       </w:r>
     </w:p>
     <w:p>
-      <w:r>
-        <w:t>1. Angular similarity</w:t>
+      <w:pPr>
+        <w:spacing w:line="336" w:lineRule="auto" w:after="180"/>
+      </w:pPr>
+      <w:r>
+        <w:rPr>
+          <w:b w:val="0"/>
+        </w:rPr>
+        <w:t>Which labelled step matches this detail? Unit query [1, 0], P [1, 0], Q [2/sqrt5, 1/sqrt5]; normalised distanceP0.</w:t>
       </w:r>
     </w:p>
     <w:p>
-      <w:r>
-        <w:t>2. Normalise</w:t>
+      <w:pPr>
+        <w:spacing w:line="336" w:lineRule="auto" w:after="180"/>
+        <w:shd w:fill="F4F9FC"/>
+      </w:pPr>
+      <w:r>
+        <w:rPr>
+          <w:b w:val="0"/>
+        </w:rPr>
+        <w:t>1. Angular similarity</w:t>
       </w:r>
     </w:p>
     <w:p>
-      <w:r>
-        <w:t>3. Raw distances</w:t>
+      <w:pPr>
+        <w:spacing w:line="336" w:lineRule="auto" w:after="180"/>
+        <w:shd w:fill="F4F9FC"/>
+      </w:pPr>
+      <w:r>
+        <w:rPr>
+          <w:b w:val="0"/>
+        </w:rPr>
+        <w:t>2. Normalise</w:t>
       </w:r>
     </w:p>
     <w:p>
       <w:pPr>
-        <w:pStyle w:val="Heading3"/>
-      </w:pPr>
-      <w:r>
-        <w:t>My selected conclusion, deciding fact and explanation</w:t>
+        <w:spacing w:line="336" w:lineRule="auto" w:after="180"/>
+        <w:shd w:fill="F4F9FC"/>
+      </w:pPr>
+      <w:r>
+        <w:rPr>
+          <w:b w:val="0"/>
+        </w:rPr>
+        <w:t>3. Raw distances</w:t>
       </w:r>
     </w:p>
     <w:p>
-      <w:r>
-        <w:t>________________________________________________________________</w:t>
+      <w:pPr>
+        <w:pStyle w:val="Heading3"/>
+      </w:pPr>
+      <w:r>
+        <w:t>My selected conclusion, deciding fact and explanation</w:t>
       </w:r>
     </w:p>
     <w:p>
@@ -1245,40 +1734,83 @@
     </w:p>
     <w:p>
       <w:r>
-        <w:t>Hint if needed: Read the steps in the pictorial case. Match the supplied detail to the stage that performs or records it.</w:t>
+        <w:t>________________________________________________________________</w:t>
       </w:r>
     </w:p>
     <w:p>
-      <w:r>
-        <w:t>After your attempt, compare with the supported explanation: Normalise Unit query [1, 0], P [1, 0], Q [2/sqrt5, 1/sqrt5]; normalised distanceP0. Raw Euclidean distance includes differences in both direction and magnitude. Cosine compares direction using the vector lengths, so a long vector can align perfectly while being far away in raw coordinates. Declare which question your similarity measure answers. A zero vector has no direction and cannot be divided by its norm for cosine or unit normalisation.</w:t>
+      <w:pPr>
+        <w:pStyle w:val="Heading3"/>
+      </w:pPr>
+      <w:r>
+        <w:t>Hint · try first</w:t>
       </w:r>
     </w:p>
     <w:p>
       <w:pPr>
-        <w:pStyle w:val="Heading3"/>
-      </w:pPr>
-      <w:r>
-        <w:t>Practice 2: explain the deciding evidence</w:t>
+        <w:spacing w:line="336" w:lineRule="auto" w:after="180"/>
+        <w:shd w:fill="F1F6F8"/>
+      </w:pPr>
+      <w:r>
+        <w:rPr>
+          <w:b w:val="0"/>
+        </w:rPr>
+        <w:t>Hint if needed: Read the steps in the pictorial case. Match the supplied detail to the stage that performs or records it.</w:t>
       </w:r>
     </w:p>
     <w:p>
-      <w:r>
-        <w:t>Changed-case practice: Replace P with [0, 0]. Which conclusion is supported by the supplied facts?</w:t>
+      <w:pPr>
+        <w:pStyle w:val="Heading3"/>
+      </w:pPr>
+      <w:r>
+        <w:t>Feedback · compare after trying</w:t>
       </w:r>
     </w:p>
     <w:p>
-      <w:r>
-        <w:t>1. Cosine and unit normalisation for P are undefined.</w:t>
+      <w:pPr>
+        <w:spacing w:line="336" w:lineRule="auto" w:after="180"/>
+        <w:shd w:fill="F1F6FC"/>
+      </w:pPr>
+      <w:r>
+        <w:rPr>
+          <w:b w:val="0"/>
+        </w:rPr>
+        <w:t>After your attempt, compare with the supported explanation: Normalise Unit query [1, 0], P [1, 0], Q [2/sqrt5, 1/sqrt5]; normalised distanceP0. Raw Euclidean distance includes differences in both direction and magnitude.</w:t>
       </w:r>
     </w:p>
     <w:p>
-      <w:r>
-        <w:t>2. This one example guarantees correct results for every future input.</w:t>
+      <w:pPr>
+        <w:spacing w:line="336" w:lineRule="auto" w:after="180"/>
+        <w:shd w:fill="F1F6FC"/>
+      </w:pPr>
+      <w:r>
+        <w:rPr>
+          <w:b w:val="0"/>
+        </w:rPr>
+        <w:t xml:space="preserve">Cosine compares direction using the </w:t>
+      </w:r>
+      <w:r>
+        <w:rPr>
+          <w:b/>
+        </w:rPr>
+        <w:t>vector length</w:t>
+      </w:r>
+      <w:r>
+        <w:rPr>
+          <w:b w:val="0"/>
+        </w:rPr>
+        <w:t>s, so a long vector can align perfectly while being far away in raw coordinates. Declare which question your similarity measure answers.</w:t>
       </w:r>
     </w:p>
     <w:p>
-      <w:r>
-        <w:t>3. We can decide the result without examining the changed input or the procedure.</w:t>
+      <w:pPr>
+        <w:spacing w:line="336" w:lineRule="auto" w:after="180"/>
+        <w:shd w:fill="F1F6FC"/>
+      </w:pPr>
+      <w:r>
+        <w:rPr>
+          <w:b w:val="0"/>
+        </w:rPr>
+        <w:t>A zero vector has no direction and cannot be divided by its norm for cosine or unit normalisation.</w:t>
       </w:r>
     </w:p>
     <w:p>
@@ -1286,65 +1818,120 @@
         <w:pStyle w:val="Heading3"/>
       </w:pPr>
       <w:r>
-        <w:t>My selected conclusion, deciding fact and explanation</w:t>
+        <w:t>Practice 2: explain the deciding evidence</w:t>
       </w:r>
     </w:p>
     <w:p>
-      <w:r>
-        <w:t>________________________________________________________________</w:t>
+      <w:pPr>
+        <w:pStyle w:val="Heading3"/>
+      </w:pPr>
+      <w:r>
+        <w:t>Changed case · predict first</w:t>
       </w:r>
     </w:p>
     <w:p>
-      <w:r>
-        <w:t>________________________________________________________________</w:t>
+      <w:pPr>
+        <w:spacing w:line="336" w:lineRule="auto" w:after="180"/>
+        <w:shd w:fill="F5F1FB"/>
+      </w:pPr>
+      <w:r>
+        <w:rPr>
+          <w:b w:val="0"/>
+        </w:rPr>
+        <w:t>Changed-case practice: Replace P with [0, 0]. Which conclusion is supported by the supplied facts?</w:t>
       </w:r>
     </w:p>
     <w:p>
-      <w:r>
-        <w:t>________________________________________________________________</w:t>
+      <w:pPr>
+        <w:spacing w:line="336" w:lineRule="auto" w:after="180"/>
+        <w:shd w:fill="F4F9FC"/>
+      </w:pPr>
+      <w:r>
+        <w:rPr>
+          <w:b w:val="0"/>
+        </w:rPr>
+        <w:t>1. Cosine and unit normalisation for P are undefined.</w:t>
       </w:r>
     </w:p>
     <w:p>
-      <w:r>
-        <w:t>________________________________________________________________</w:t>
+      <w:pPr>
+        <w:spacing w:line="336" w:lineRule="auto" w:after="180"/>
+        <w:shd w:fill="F4F9FC"/>
+      </w:pPr>
+      <w:r>
+        <w:rPr>
+          <w:b w:val="0"/>
+        </w:rPr>
+        <w:t xml:space="preserve">2. This one example guarantees correct results for every future </w:t>
+      </w:r>
+      <w:r>
+        <w:rPr>
+          <w:b/>
+        </w:rPr>
+        <w:t>input</w:t>
+      </w:r>
+      <w:r>
+        <w:rPr>
+          <w:b w:val="0"/>
+        </w:rPr>
+        <w:t>.</w:t>
       </w:r>
     </w:p>
     <w:p>
-      <w:r>
-        <w:t>________________________________________________________________</w:t>
+      <w:pPr>
+        <w:spacing w:line="336" w:lineRule="auto" w:after="180"/>
+        <w:shd w:fill="F4F9FC"/>
+      </w:pPr>
+      <w:r>
+        <w:rPr>
+          <w:b w:val="0"/>
+        </w:rPr>
+        <w:t xml:space="preserve">3. We can decide the result without examining the changed </w:t>
+      </w:r>
+      <w:r>
+        <w:rPr>
+          <w:b/>
+        </w:rPr>
+        <w:t>input</w:t>
+      </w:r>
+      <w:r>
+        <w:rPr>
+          <w:b w:val="0"/>
+        </w:rPr>
+        <w:t xml:space="preserve"> or the procedure.</w:t>
       </w:r>
     </w:p>
     <w:p>
-      <w:r>
-        <w:t>Hint if needed: Use the changed condition and the deciding step in the pictorial trace. The answer must say what follows from those facts.</w:t>
+      <w:pPr>
+        <w:pStyle w:val="Heading3"/>
+      </w:pPr>
+      <w:r>
+        <w:t>My selected conclusion, deciding fact and explanation</w:t>
       </w:r>
     </w:p>
     <w:p>
       <w:r>
-        <w:t>After your attempt, compare with the supported explanation: Cosine and unit normalisation for P are undefined. The zero vector has norm0, so dividing by its norm is invalid.</w:t>
+        <w:t>________________________________________________________________</w:t>
       </w:r>
     </w:p>
     <w:p>
-      <w:pPr>
-        <w:pStyle w:val="Heading3"/>
-      </w:pPr>
-      <w:r>
-        <w:t>Repair a missing building block</w:t>
+      <w:r>
+        <w:t>________________________________________________________________</w:t>
       </w:r>
     </w:p>
     <w:p>
       <w:r>
-        <w:t>Review Embeddings and neighbourhoods (ai-5/26). Goal: Look up a vector using a token ID and preserve sequence shape. Short practice: What would justify claiming nearby vectors mean related topics? Point to the relevant step in the picture, then write the changed result and the rule or evidence that supports it.. Return to this week and explain what you changed.</w:t>
+        <w:t>________________________________________________________________</w:t>
       </w:r>
     </w:p>
     <w:p>
       <w:r>
-        <w:t>Review Augmentation and leakage (ai-5/24). Goal: Check whether a transformation preserves the task label. Short practice: How many independent source groups are in the final test? Point to the relevant step in the picture, then write the changed result and the rule or evidence that supports it.. Return to this week and explain what you changed.</w:t>
+        <w:t>________________________________________________________________</w:t>
       </w:r>
     </w:p>
     <w:p>
       <w:r>
-        <w:t>Review Convolution as a local operation (ai-5/21). Goal: Compute a local weighted sum at each valid image position. Short practice: Why is flipping the kernel an implementation change here? Point to the relevant step in the picture, then write the changed result and the rule or evidence that supports it.. Return to this week and explain what you changed.</w:t>
+        <w:t>________________________________________________________________</w:t>
       </w:r>
     </w:p>
     <w:p>
@@ -1352,12 +1939,19 @@
         <w:pStyle w:val="Heading3"/>
       </w:pPr>
       <w:r>
-        <w:t>Predict, run and debug</w:t>
+        <w:t>Hint · try first</w:t>
       </w:r>
     </w:p>
     <w:p>
-      <w:r>
-        <w:t>The browser lab lets you edit the supported Python examples already included in this lesson. Predict first, run, inspect the actual output or error, change one input, then run again. Keep code, predictions, actual results and a reasoned revision together. On paper, label your result as a trace rather than an execution.</w:t>
+      <w:pPr>
+        <w:spacing w:line="336" w:lineRule="auto" w:after="180"/>
+        <w:shd w:fill="F1F6F8"/>
+      </w:pPr>
+      <w:r>
+        <w:rPr>
+          <w:b w:val="0"/>
+        </w:rPr>
+        <w:t>Hint if needed: Use the changed condition and the deciding step in the pictorial trace. The answer must say what follows from those facts.</w:t>
       </w:r>
     </w:p>
     <w:p>
@@ -1365,12 +1959,19 @@
         <w:pStyle w:val="Heading3"/>
       </w:pPr>
       <w:r>
-        <w:t>Keep your completed work</w:t>
+        <w:t>Feedback · compare after trying</w:t>
       </w:r>
     </w:p>
     <w:p>
-      <w:r>
-        <w:t>Use Download completed work in the hosted lesson to export your answers, reflections, practice feedback and code-run evidence. Open the HTML copy to read or print it. Drafts stay in this browser when storage is available; clear drafts on a shared device.</w:t>
+      <w:pPr>
+        <w:spacing w:line="336" w:lineRule="auto" w:after="180"/>
+        <w:shd w:fill="F1F6FC"/>
+      </w:pPr>
+      <w:r>
+        <w:rPr>
+          <w:b w:val="0"/>
+        </w:rPr>
+        <w:t>After your attempt, compare with the supported explanation: Cosine and unit normalisation for P are undefined. The zero vector has norm0, so dividing by its norm is invalid.</w:t>
       </w:r>
     </w:p>
     <w:p>
@@ -1378,12 +1979,963 @@
         <w:pStyle w:val="Heading3"/>
       </w:pPr>
       <w:r>
-        <w:t>What I repaired, the evidence I kept and the next test</w:t>
+        <w:t>Repair a missing building block</w:t>
       </w:r>
     </w:p>
     <w:p>
+      <w:pPr>
+        <w:spacing w:line="336" w:lineRule="auto" w:after="180"/>
+      </w:pPr>
+      <w:r>
+        <w:rPr>
+          <w:b w:val="0"/>
+        </w:rPr>
+        <w:t>Review Embeddings and neighbourhoods (ai-5/26). Goal: Look up a vector using a token ID and preserve sequence shape. Short practice: What would justify claiming nearby vectors mean related topics?</w:t>
+      </w:r>
+    </w:p>
+    <w:p>
+      <w:pPr>
+        <w:spacing w:line="336" w:lineRule="auto" w:after="180"/>
+      </w:pPr>
+      <w:r>
+        <w:rPr>
+          <w:b w:val="0"/>
+        </w:rPr>
+        <w:t xml:space="preserve">Point to the relevant step in the picture, then write the changed result and the rule or </w:t>
+      </w:r>
+      <w:r>
+        <w:rPr>
+          <w:b/>
+        </w:rPr>
+        <w:t>evidence</w:t>
+      </w:r>
+      <w:r>
+        <w:rPr>
+          <w:b w:val="0"/>
+        </w:rPr>
+        <w:t xml:space="preserve"> that supports it.. Return to this week and explain what you changed.</w:t>
+      </w:r>
+    </w:p>
+    <w:p>
+      <w:pPr>
+        <w:spacing w:line="336" w:lineRule="auto" w:after="180"/>
+      </w:pPr>
+      <w:r>
+        <w:rPr>
+          <w:b w:val="0"/>
+        </w:rPr>
+        <w:t>Review Augmentation and leakage (ai-5/24). Goal: Check whether a transformation preserves the task label. Short practice: How many independent source groups are in the final test?</w:t>
+      </w:r>
+    </w:p>
+    <w:p>
+      <w:pPr>
+        <w:spacing w:line="336" w:lineRule="auto" w:after="180"/>
+      </w:pPr>
+      <w:r>
+        <w:rPr>
+          <w:b w:val="0"/>
+        </w:rPr>
+        <w:t xml:space="preserve">Point to the relevant step in the picture, then write the changed result and the rule or </w:t>
+      </w:r>
+      <w:r>
+        <w:rPr>
+          <w:b/>
+        </w:rPr>
+        <w:t>evidence</w:t>
+      </w:r>
+      <w:r>
+        <w:rPr>
+          <w:b w:val="0"/>
+        </w:rPr>
+        <w:t xml:space="preserve"> that supports it.. Return to this week and explain what you changed.</w:t>
+      </w:r>
+    </w:p>
+    <w:p>
+      <w:pPr>
+        <w:spacing w:line="336" w:lineRule="auto" w:after="180"/>
+      </w:pPr>
+      <w:r>
+        <w:rPr>
+          <w:b w:val="0"/>
+        </w:rPr>
+        <w:t>Review Convolution as a local operation (ai-5/21). Goal: Compute a local weighted sum at each valid image position. Short practice: Why is flipping the kernel an implementation change here?</w:t>
+      </w:r>
+    </w:p>
+    <w:p>
+      <w:pPr>
+        <w:spacing w:line="336" w:lineRule="auto" w:after="180"/>
+      </w:pPr>
+      <w:r>
+        <w:rPr>
+          <w:b w:val="0"/>
+        </w:rPr>
+        <w:t xml:space="preserve">Point to the relevant step in the picture, then write the changed result and the rule or </w:t>
+      </w:r>
+      <w:r>
+        <w:rPr>
+          <w:b/>
+        </w:rPr>
+        <w:t>evidence</w:t>
+      </w:r>
+      <w:r>
+        <w:rPr>
+          <w:b w:val="0"/>
+        </w:rPr>
+        <w:t xml:space="preserve"> that supports it.. Return to this week and explain what you changed.</w:t>
+      </w:r>
+    </w:p>
+    <w:p>
+      <w:pPr>
+        <w:pStyle w:val="Heading3"/>
+      </w:pPr>
+      <w:r>
+        <w:t>Predict, run and debug</w:t>
+      </w:r>
+    </w:p>
+    <w:p>
+      <w:pPr>
+        <w:spacing w:line="336" w:lineRule="auto" w:after="180"/>
+      </w:pPr>
+      <w:r>
+        <w:rPr>
+          <w:b w:val="0"/>
+        </w:rPr>
+        <w:t xml:space="preserve">The browser lab lets you edit the supported Python examples already included in this lesson. Predict first, run, inspect the actual </w:t>
+      </w:r>
+      <w:r>
+        <w:rPr>
+          <w:b/>
+        </w:rPr>
+        <w:t>output</w:t>
+      </w:r>
+      <w:r>
+        <w:rPr>
+          <w:b w:val="0"/>
+        </w:rPr>
+        <w:t xml:space="preserve"> or error, change one </w:t>
+      </w:r>
+      <w:r>
+        <w:rPr>
+          <w:b/>
+        </w:rPr>
+        <w:t>input</w:t>
+      </w:r>
+      <w:r>
+        <w:rPr>
+          <w:b w:val="0"/>
+        </w:rPr>
+        <w:t>, then run again.</w:t>
+      </w:r>
+    </w:p>
+    <w:p>
+      <w:pPr>
+        <w:spacing w:line="336" w:lineRule="auto" w:after="180"/>
+      </w:pPr>
+      <w:r>
+        <w:rPr>
+          <w:b w:val="0"/>
+        </w:rPr>
+        <w:t xml:space="preserve">Keep code, </w:t>
+      </w:r>
+      <w:r>
+        <w:rPr>
+          <w:b/>
+        </w:rPr>
+        <w:t>prediction</w:t>
+      </w:r>
+      <w:r>
+        <w:rPr>
+          <w:b w:val="0"/>
+        </w:rPr>
+        <w:t>s, actual results and a reasoned revision together. On paper, label your result as a trace rather than an execution.</w:t>
+      </w:r>
+    </w:p>
+    <w:p>
+      <w:pPr>
+        <w:pStyle w:val="Heading3"/>
+      </w:pPr>
+      <w:r>
+        <w:t>Keep your completed work</w:t>
+      </w:r>
+    </w:p>
+    <w:p>
+      <w:pPr>
+        <w:spacing w:line="336" w:lineRule="auto" w:after="180"/>
+      </w:pPr>
+      <w:r>
+        <w:rPr>
+          <w:b w:val="0"/>
+        </w:rPr>
+        <w:t xml:space="preserve">Use Download completed work in the hosted lesson to export your answers, reflections, practice feedback and code-run </w:t>
+      </w:r>
+      <w:r>
+        <w:rPr>
+          <w:b/>
+        </w:rPr>
+        <w:t>evidence</w:t>
+      </w:r>
+      <w:r>
+        <w:rPr>
+          <w:b w:val="0"/>
+        </w:rPr>
+        <w:t>. Open the HTML copy to read or print it.</w:t>
+      </w:r>
+    </w:p>
+    <w:p>
+      <w:pPr>
+        <w:spacing w:line="336" w:lineRule="auto" w:after="180"/>
+      </w:pPr>
+      <w:r>
+        <w:rPr>
+          <w:b w:val="0"/>
+        </w:rPr>
+        <w:t>Drafts stay in this browser when storage is available; clear drafts on a shared device.</w:t>
+      </w:r>
+    </w:p>
+    <w:p>
+      <w:pPr>
+        <w:pStyle w:val="Heading3"/>
+      </w:pPr>
+      <w:r>
+        <w:t>What I repaired, the evidence I kept and the next test</w:t>
+      </w:r>
+    </w:p>
+    <w:p>
       <w:r>
         <w:t>________________________________________________________________</w:t>
+      </w:r>
+    </w:p>
+    <w:p>
+      <w:r>
+        <w:t>________________________________________________________________</w:t>
+      </w:r>
+    </w:p>
+    <w:p>
+      <w:r>
+        <w:t>________________________________________________________________</w:t>
+      </w:r>
+    </w:p>
+    <w:p>
+      <w:r>
+        <w:t>________________________________________________________________</w:t>
+      </w:r>
+    </w:p>
+    <w:p>
+      <w:r>
+        <w:t>________________________________________________________________</w:t>
+      </w:r>
+    </w:p>
+    <w:p>
+      <w:pPr>
+        <w:pStyle w:val="Heading1"/>
+      </w:pPr>
+      <w:r>
+        <w:t>15. Visual concept journey</w:t>
+      </w:r>
+    </w:p>
+    <w:p>
+      <w:r>
+        <w:t>Explain each Similarity and normalisation picture from its labels, then record a relevant limit.</w:t>
+      </w:r>
+    </w:p>
+    <w:p>
+      <w:pPr>
+        <w:pStyle w:val="Heading3"/>
+      </w:pPr>
+      <w:r>
+        <w:t>01. Similarity and normalisation: the case</w:t>
+      </w:r>
+    </w:p>
+    <w:p>
+      <w:r>
+        <w:drawing>
+          <wp:inline xmlns:a="http://schemas.openxmlformats.org/drawingml/2006/main" xmlns:pic="http://schemas.openxmlformats.org/drawingml/2006/picture">
+            <wp:extent cx="5486400" cy="3142488"/>
+            <wp:docPr id="3" name="Picture 3" descr="Compare angular alignment with raw distance on the same vectors. Supplied facts: Query [2, 0]; P=[8, 0]; Q=[2, 1]. Nonzero vectors only; compare squared Euclidean distance and cosine. All inputs and outcomes in this worked example are invented classroom data; no real model run is claimed."/>
+            <wp:cNvGraphicFramePr>
+              <a:graphicFrameLocks noChangeAspect="1"/>
+            </wp:cNvGraphicFramePr>
+            <a:graphic>
+              <a:graphicData uri="http://schemas.openxmlformats.org/drawingml/2006/picture">
+                <pic:pic>
+                  <pic:nvPicPr>
+                    <pic:cNvPr id="0" name="academy-story-ai-5-27-01.png"/>
+                    <pic:cNvPicPr/>
+                  </pic:nvPicPr>
+                  <pic:blipFill>
+                    <a:blip r:embed="rId11"/>
+                    <a:stretch>
+                      <a:fillRect/>
+                    </a:stretch>
+                  </pic:blipFill>
+                  <pic:spPr>
+                    <a:xfrm>
+                      <a:off x="0" y="0"/>
+                      <a:ext cx="5486400" cy="3142488"/>
+                    </a:xfrm>
+                    <a:prstGeom prst="rect"/>
+                  </pic:spPr>
+                </pic:pic>
+              </a:graphicData>
+            </a:graphic>
+          </wp:inline>
+        </w:drawing>
+      </w:r>
+    </w:p>
+    <w:p>
+      <w:pPr>
+        <w:spacing w:line="336" w:lineRule="auto" w:after="180"/>
+      </w:pPr>
+      <w:r>
+        <w:rPr>
+          <w:b w:val="0"/>
+        </w:rPr>
+        <w:t>Compare angular alignment with raw distance on the same vectors. Supplied facts: Query [2, 0]; P=[8, 0]; Q=[2, 1]. Nonzero vectors only; compare squared Euclidean distance and cosine.</w:t>
+      </w:r>
+    </w:p>
+    <w:p>
+      <w:pPr>
+        <w:spacing w:line="336" w:lineRule="auto" w:after="180"/>
+      </w:pPr>
+      <w:r>
+        <w:rPr>
+          <w:b w:val="0"/>
+        </w:rPr>
+        <w:t xml:space="preserve">All </w:t>
+      </w:r>
+      <w:r>
+        <w:rPr>
+          <w:b/>
+        </w:rPr>
+        <w:t>input</w:t>
+      </w:r>
+      <w:r>
+        <w:rPr>
+          <w:b w:val="0"/>
+        </w:rPr>
+        <w:t>s and outcomes in this worked example are invented classroom data; no real model run is claimed.</w:t>
+      </w:r>
+    </w:p>
+    <w:p>
+      <w:pPr>
+        <w:spacing w:line="336" w:lineRule="auto" w:after="180"/>
+        <w:shd w:fill="F5F1FB"/>
+      </w:pPr>
+      <w:r>
+        <w:rPr>
+          <w:b w:val="0"/>
+        </w:rPr>
+        <w:t>Point to the given fact that matters most. Explain why it matters.</w:t>
+      </w:r>
+    </w:p>
+    <w:p>
+      <w:pPr>
+        <w:pStyle w:val="Heading3"/>
+      </w:pPr>
+      <w:r>
+        <w:t>My picture explanation, deciding evidence and one limit</w:t>
+      </w:r>
+    </w:p>
+    <w:p>
+      <w:r>
+        <w:t>________________________________________________________________</w:t>
+      </w:r>
+    </w:p>
+    <w:p>
+      <w:r>
+        <w:t>________________________________________________________________</w:t>
+      </w:r>
+    </w:p>
+    <w:p>
+      <w:r>
+        <w:t>________________________________________________________________</w:t>
+      </w:r>
+    </w:p>
+    <w:p>
+      <w:r>
+        <w:t>________________________________________________________________</w:t>
+      </w:r>
+    </w:p>
+    <w:p>
+      <w:pPr>
+        <w:pStyle w:val="Heading3"/>
+      </w:pPr>
+      <w:r>
+        <w:t>02. Follow the deciding steps</w:t>
+      </w:r>
+    </w:p>
+    <w:p>
+      <w:r>
+        <w:drawing>
+          <wp:inline xmlns:a="http://schemas.openxmlformats.org/drawingml/2006/main" xmlns:pic="http://schemas.openxmlformats.org/drawingml/2006/picture">
+            <wp:extent cx="5486400" cy="3182112"/>
+            <wp:docPr id="4" name="Picture 4" descr="Raw distances: P distance36; Q distance1, so Q is closer in raw coordinates. → Angular similarity: CosineP=1; cosineQ=2/sqrt5≈0.8944, so P aligns more closely. → Normalise: Unit query [1, 0], P [1, 0], Q [2/sqrt5, 1/sqrt5]; normalised distanceP0."/>
+            <wp:cNvGraphicFramePr>
+              <a:graphicFrameLocks noChangeAspect="1"/>
+            </wp:cNvGraphicFramePr>
+            <a:graphic>
+              <a:graphicData uri="http://schemas.openxmlformats.org/drawingml/2006/picture">
+                <pic:pic>
+                  <pic:nvPicPr>
+                    <pic:cNvPr id="0" name="academy-story-ai-5-27-02.png"/>
+                    <pic:cNvPicPr/>
+                  </pic:nvPicPr>
+                  <pic:blipFill>
+                    <a:blip r:embed="rId12"/>
+                    <a:stretch>
+                      <a:fillRect/>
+                    </a:stretch>
+                  </pic:blipFill>
+                  <pic:spPr>
+                    <a:xfrm>
+                      <a:off x="0" y="0"/>
+                      <a:ext cx="5486400" cy="3182112"/>
+                    </a:xfrm>
+                    <a:prstGeom prst="rect"/>
+                  </pic:spPr>
+                </pic:pic>
+              </a:graphicData>
+            </a:graphic>
+          </wp:inline>
+        </w:drawing>
+      </w:r>
+    </w:p>
+    <w:p>
+      <w:pPr>
+        <w:spacing w:line="336" w:lineRule="auto" w:after="180"/>
+      </w:pPr>
+      <w:r>
+        <w:rPr>
+          <w:b w:val="0"/>
+        </w:rPr>
+        <w:t>Raw distances: P distance36; Q distance1, so Q is closer in raw coordinates. → Angular similarity: CosineP=1; cosineQ=2/sqrt5≈0.8944, so P aligns more closely. → Normalise: Unit query [1, 0], P [1, 0], Q [2/sqrt5, 1/sqrt5]; normalised distanceP0.</w:t>
+      </w:r>
+    </w:p>
+    <w:p>
+      <w:pPr>
+        <w:spacing w:line="336" w:lineRule="auto" w:after="180"/>
+        <w:shd w:fill="F5F1FB"/>
+      </w:pPr>
+      <w:r>
+        <w:rPr>
+          <w:b w:val="0"/>
+        </w:rPr>
+        <w:t xml:space="preserve">Point to each numbered stage and explain which recorded </w:t>
+      </w:r>
+      <w:r>
+        <w:rPr>
+          <w:b/>
+        </w:rPr>
+        <w:t>input</w:t>
+      </w:r>
+      <w:r>
+        <w:rPr>
+          <w:b w:val="0"/>
+        </w:rPr>
+        <w:t xml:space="preserve"> it uses.</w:t>
+      </w:r>
+    </w:p>
+    <w:p>
+      <w:pPr>
+        <w:pStyle w:val="Heading3"/>
+      </w:pPr>
+      <w:r>
+        <w:t>My picture explanation, deciding evidence and one limit</w:t>
+      </w:r>
+    </w:p>
+    <w:p>
+      <w:r>
+        <w:t>________________________________________________________________</w:t>
+      </w:r>
+    </w:p>
+    <w:p>
+      <w:r>
+        <w:t>________________________________________________________________</w:t>
+      </w:r>
+    </w:p>
+    <w:p>
+      <w:r>
+        <w:t>________________________________________________________________</w:t>
+      </w:r>
+    </w:p>
+    <w:p>
+      <w:r>
+        <w:t>________________________________________________________________</w:t>
+      </w:r>
+    </w:p>
+    <w:p>
+      <w:pPr>
+        <w:pStyle w:val="Heading3"/>
+      </w:pPr>
+      <w:r>
+        <w:t>03. Raw proximity differs from angular alignment</w:t>
+      </w:r>
+    </w:p>
+    <w:p>
+      <w:r>
+        <w:drawing>
+          <wp:inline xmlns:a="http://schemas.openxmlformats.org/drawingml/2006/main" xmlns:pic="http://schemas.openxmlformats.org/drawingml/2006/picture">
+            <wp:extent cx="5486400" cy="3938016"/>
+            <wp:docPr id="5" name="Picture 5" descr="Raw proximity differs from angular alignment. P: (8, 0). Q: (2, 1). Query query: (2, 0). Axes: first vector coordinate; second vector coordinate. Distance: Compare squared Euclidean distance and cosine."/>
+            <wp:cNvGraphicFramePr>
+              <a:graphicFrameLocks noChangeAspect="1"/>
+            </wp:cNvGraphicFramePr>
+            <a:graphic>
+              <a:graphicData uri="http://schemas.openxmlformats.org/drawingml/2006/picture">
+                <pic:pic>
+                  <pic:nvPicPr>
+                    <pic:cNvPr id="0" name="academy-story-ai-5-27-03.png"/>
+                    <pic:cNvPicPr/>
+                  </pic:nvPicPr>
+                  <pic:blipFill>
+                    <a:blip r:embed="rId13"/>
+                    <a:stretch>
+                      <a:fillRect/>
+                    </a:stretch>
+                  </pic:blipFill>
+                  <pic:spPr>
+                    <a:xfrm>
+                      <a:off x="0" y="0"/>
+                      <a:ext cx="5486400" cy="3938016"/>
+                    </a:xfrm>
+                    <a:prstGeom prst="rect"/>
+                  </pic:spPr>
+                </pic:pic>
+              </a:graphicData>
+            </a:graphic>
+          </wp:inline>
+        </w:drawing>
+      </w:r>
+    </w:p>
+    <w:p>
+      <w:pPr>
+        <w:spacing w:line="336" w:lineRule="auto" w:after="180"/>
+      </w:pPr>
+      <w:r>
+        <w:rPr>
+          <w:b w:val="0"/>
+        </w:rPr>
+        <w:t>Raw proximity differs from angular alignment. P: (8, 0). Q: (2, 1). Query query: (2, 0). Axes: first vector coordinate; second vector coordinate. Distance: Compare squared Euclidean distance and cosine.</w:t>
+      </w:r>
+    </w:p>
+    <w:p>
+      <w:pPr>
+        <w:spacing w:line="336" w:lineRule="auto" w:after="180"/>
+        <w:shd w:fill="F5F1FB"/>
+      </w:pPr>
+      <w:r>
+        <w:rPr>
+          <w:b w:val="0"/>
+        </w:rPr>
+        <w:t>Read the labels and values. Explain the relationship the model shows.</w:t>
+      </w:r>
+    </w:p>
+    <w:p>
+      <w:pPr>
+        <w:pStyle w:val="Heading3"/>
+      </w:pPr>
+      <w:r>
+        <w:t>My picture explanation, deciding evidence and one limit</w:t>
+      </w:r>
+    </w:p>
+    <w:p>
+      <w:r>
+        <w:t>________________________________________________________________</w:t>
+      </w:r>
+    </w:p>
+    <w:p>
+      <w:r>
+        <w:t>________________________________________________________________</w:t>
+      </w:r>
+    </w:p>
+    <w:p>
+      <w:r>
+        <w:t>________________________________________________________________</w:t>
+      </w:r>
+    </w:p>
+    <w:p>
+      <w:r>
+        <w:t>________________________________________________________________</w:t>
+      </w:r>
+    </w:p>
+    <w:p>
+      <w:pPr>
+        <w:pStyle w:val="Heading3"/>
+      </w:pPr>
+      <w:r>
+        <w:t>04. Change one thing. Trace what follows.</w:t>
+      </w:r>
+    </w:p>
+    <w:p>
+      <w:r>
+        <w:drawing>
+          <wp:inline xmlns:a="http://schemas.openxmlformats.org/drawingml/2006/main" xmlns:pic="http://schemas.openxmlformats.org/drawingml/2006/picture">
+            <wp:extent cx="5486400" cy="3026664"/>
+            <wp:docPr id="6" name="Picture 6" descr="Original case: Unit query [1, 0], P [1, 0], Q [2/sqrt5, 1/sqrt5]; normalised distanceP0. Changed condition: Replace P with [0, 0]. Expected result: Cosine and unit normalisation for P are undefined. Reason: The zero vector has norm0, so dividing by its norm is invalid."/>
+            <wp:cNvGraphicFramePr>
+              <a:graphicFrameLocks noChangeAspect="1"/>
+            </wp:cNvGraphicFramePr>
+            <a:graphic>
+              <a:graphicData uri="http://schemas.openxmlformats.org/drawingml/2006/picture">
+                <pic:pic>
+                  <pic:nvPicPr>
+                    <pic:cNvPr id="0" name="academy-story-ai-5-27-04.png"/>
+                    <pic:cNvPicPr/>
+                  </pic:nvPicPr>
+                  <pic:blipFill>
+                    <a:blip r:embed="rId14"/>
+                    <a:stretch>
+                      <a:fillRect/>
+                    </a:stretch>
+                  </pic:blipFill>
+                  <pic:spPr>
+                    <a:xfrm>
+                      <a:off x="0" y="0"/>
+                      <a:ext cx="5486400" cy="3026664"/>
+                    </a:xfrm>
+                    <a:prstGeom prst="rect"/>
+                  </pic:spPr>
+                </pic:pic>
+              </a:graphicData>
+            </a:graphic>
+          </wp:inline>
+        </w:drawing>
+      </w:r>
+    </w:p>
+    <w:p>
+      <w:pPr>
+        <w:spacing w:line="336" w:lineRule="auto" w:after="180"/>
+      </w:pPr>
+      <w:r>
+        <w:rPr>
+          <w:b w:val="0"/>
+        </w:rPr>
+        <w:t>Original case: Unit query [1, 0], P [1, 0], Q [2/sqrt5, 1/sqrt5]; normalised distanceP0. Changed condition: Replace P with [0, 0]. Expected result: Cosine and unit normalisation for P are undefined.</w:t>
+      </w:r>
+    </w:p>
+    <w:p>
+      <w:pPr>
+        <w:spacing w:line="336" w:lineRule="auto" w:after="180"/>
+      </w:pPr>
+      <w:r>
+        <w:rPr>
+          <w:b w:val="0"/>
+        </w:rPr>
+        <w:t>Reason: The zero vector has norm0, so dividing by its norm is invalid.</w:t>
+      </w:r>
+    </w:p>
+    <w:p>
+      <w:pPr>
+        <w:spacing w:line="336" w:lineRule="auto" w:after="180"/>
+        <w:shd w:fill="F5F1FB"/>
+      </w:pPr>
+      <w:r>
+        <w:rPr>
+          <w:b w:val="0"/>
+        </w:rPr>
+        <w:t>Predict before checking the worked changed-case result. Name what changed and what the supplied facts allow you to conclude.</w:t>
+      </w:r>
+    </w:p>
+    <w:p>
+      <w:pPr>
+        <w:pStyle w:val="Heading3"/>
+      </w:pPr>
+      <w:r>
+        <w:t>My picture explanation, deciding evidence and one limit</w:t>
+      </w:r>
+    </w:p>
+    <w:p>
+      <w:r>
+        <w:t>________________________________________________________________</w:t>
+      </w:r>
+    </w:p>
+    <w:p>
+      <w:r>
+        <w:t>________________________________________________________________</w:t>
+      </w:r>
+    </w:p>
+    <w:p>
+      <w:r>
+        <w:t>________________________________________________________________</w:t>
+      </w:r>
+    </w:p>
+    <w:p>
+      <w:r>
+        <w:t>________________________________________________________________</w:t>
+      </w:r>
+    </w:p>
+    <w:p>
+      <w:pPr>
+        <w:pStyle w:val="Heading3"/>
+      </w:pPr>
+      <w:r>
+        <w:t>05. Connect the explanation to its limit</w:t>
+      </w:r>
+    </w:p>
+    <w:p>
+      <w:r>
+        <w:drawing>
+          <wp:inline xmlns:a="http://schemas.openxmlformats.org/drawingml/2006/main" xmlns:pic="http://schemas.openxmlformats.org/drawingml/2006/picture">
+            <wp:extent cx="5486400" cy="2834640"/>
+            <wp:docPr id="7" name="Picture 7" descr="Raw Euclidean distance includes differences in both direction and magnitude. Cosine compares direction using the vector lengths, so a long vector can align perfectly while being far away in raw coordinates. Declare which question your similarity measure answers. A zero vector has no direction and cannot be divided by its norm for cosine or unit normalisation. Limit: Neither metric is universally right; choose it from the task and handle zero vectors explicitly."/>
+            <wp:cNvGraphicFramePr>
+              <a:graphicFrameLocks noChangeAspect="1"/>
+            </wp:cNvGraphicFramePr>
+            <a:graphic>
+              <a:graphicData uri="http://schemas.openxmlformats.org/drawingml/2006/picture">
+                <pic:pic>
+                  <pic:nvPicPr>
+                    <pic:cNvPr id="0" name="academy-story-ai-5-27-05.png"/>
+                    <pic:cNvPicPr/>
+                  </pic:nvPicPr>
+                  <pic:blipFill>
+                    <a:blip r:embed="rId15"/>
+                    <a:stretch>
+                      <a:fillRect/>
+                    </a:stretch>
+                  </pic:blipFill>
+                  <pic:spPr>
+                    <a:xfrm>
+                      <a:off x="0" y="0"/>
+                      <a:ext cx="5486400" cy="2834640"/>
+                    </a:xfrm>
+                    <a:prstGeom prst="rect"/>
+                  </pic:spPr>
+                </pic:pic>
+              </a:graphicData>
+            </a:graphic>
+          </wp:inline>
+        </w:drawing>
+      </w:r>
+    </w:p>
+    <w:p>
+      <w:pPr>
+        <w:spacing w:line="336" w:lineRule="auto" w:after="180"/>
+      </w:pPr>
+      <w:r>
+        <w:rPr>
+          <w:b w:val="0"/>
+        </w:rPr>
+        <w:t xml:space="preserve">Raw Euclidean distance includes differences in both direction and magnitude. Cosine compares direction using the </w:t>
+      </w:r>
+      <w:r>
+        <w:rPr>
+          <w:b/>
+        </w:rPr>
+        <w:t>vector length</w:t>
+      </w:r>
+      <w:r>
+        <w:rPr>
+          <w:b w:val="0"/>
+        </w:rPr>
+        <w:t>s, so a long vector can align perfectly while being far away in raw coordinates.</w:t>
+      </w:r>
+    </w:p>
+    <w:p>
+      <w:pPr>
+        <w:spacing w:line="336" w:lineRule="auto" w:after="180"/>
+      </w:pPr>
+      <w:r>
+        <w:rPr>
+          <w:b w:val="0"/>
+        </w:rPr>
+        <w:t>Declare which question your similarity measure answers. A zero vector has no direction and cannot be divided by its norm for cosine or unit normalisation.</w:t>
+      </w:r>
+    </w:p>
+    <w:p>
+      <w:pPr>
+        <w:spacing w:line="336" w:lineRule="auto" w:after="180"/>
+      </w:pPr>
+      <w:r>
+        <w:rPr>
+          <w:b w:val="0"/>
+        </w:rPr>
+        <w:t>Limit: Neither metric is universally right; choose it from the task and handle zero vectors explicitly.</w:t>
+      </w:r>
+    </w:p>
+    <w:p>
+      <w:pPr>
+        <w:spacing w:line="336" w:lineRule="auto" w:after="180"/>
+        <w:shd w:fill="F5F1FB"/>
+      </w:pPr>
+      <w:r>
+        <w:rPr>
+          <w:b w:val="0"/>
+        </w:rPr>
+        <w:t>Explain the case, then point to a limit on the claim.</w:t>
+      </w:r>
+    </w:p>
+    <w:p>
+      <w:pPr>
+        <w:pStyle w:val="Heading3"/>
+      </w:pPr>
+      <w:r>
+        <w:t>My picture explanation, deciding evidence and one limit</w:t>
+      </w:r>
+    </w:p>
+    <w:p>
+      <w:r>
+        <w:t>________________________________________________________________</w:t>
+      </w:r>
+    </w:p>
+    <w:p>
+      <w:r>
+        <w:t>________________________________________________________________</w:t>
+      </w:r>
+    </w:p>
+    <w:p>
+      <w:r>
+        <w:t>________________________________________________________________</w:t>
+      </w:r>
+    </w:p>
+    <w:p>
+      <w:r>
+        <w:t>________________________________________________________________</w:t>
+      </w:r>
+    </w:p>
+    <w:p>
+      <w:pPr>
+        <w:pStyle w:val="Heading3"/>
+      </w:pPr>
+      <w:r>
+        <w:t>06. Make the idea visible in your project</w:t>
+      </w:r>
+    </w:p>
+    <w:p>
+      <w:r>
+        <w:drawing>
+          <wp:inline xmlns:a="http://schemas.openxmlformats.org/drawingml/2006/main" xmlns:pic="http://schemas.openxmlformats.org/drawingml/2006/picture">
+            <wp:extent cx="5486400" cy="3681984"/>
+            <wp:docPr id="8" name="Picture 8" descr="For your Image-pattern Network Investigation, save the input, procedure, observed result and limitation of this check. Label this worked example as practice; use a different, previously unreviewed case when checking independent understanding. Draw your input, deciding step, result and limit. Supported question: Why do the original two metrics select different winners? Point to the relevant step in the picture, then write the changed result and the rule or evidence that supports it."/>
+            <wp:cNvGraphicFramePr>
+              <a:graphicFrameLocks noChangeAspect="1"/>
+            </wp:cNvGraphicFramePr>
+            <a:graphic>
+              <a:graphicData uri="http://schemas.openxmlformats.org/drawingml/2006/picture">
+                <pic:pic>
+                  <pic:nvPicPr>
+                    <pic:cNvPr id="0" name="academy-story-ai-5-27-06.png"/>
+                    <pic:cNvPicPr/>
+                  </pic:nvPicPr>
+                  <pic:blipFill>
+                    <a:blip r:embed="rId16"/>
+                    <a:stretch>
+                      <a:fillRect/>
+                    </a:stretch>
+                  </pic:blipFill>
+                  <pic:spPr>
+                    <a:xfrm>
+                      <a:off x="0" y="0"/>
+                      <a:ext cx="5486400" cy="3681984"/>
+                    </a:xfrm>
+                    <a:prstGeom prst="rect"/>
+                  </pic:spPr>
+                </pic:pic>
+              </a:graphicData>
+            </a:graphic>
+          </wp:inline>
+        </w:drawing>
+      </w:r>
+    </w:p>
+    <w:p>
+      <w:pPr>
+        <w:spacing w:line="336" w:lineRule="auto" w:after="180"/>
+      </w:pPr>
+      <w:r>
+        <w:rPr>
+          <w:b w:val="0"/>
+        </w:rPr>
+        <w:t xml:space="preserve">For your Image-pattern Network Investigation, save the </w:t>
+      </w:r>
+      <w:r>
+        <w:rPr>
+          <w:b/>
+        </w:rPr>
+        <w:t>input</w:t>
+      </w:r>
+      <w:r>
+        <w:rPr>
+          <w:b w:val="0"/>
+        </w:rPr>
+        <w:t>, procedure, observed result and limitation of this check.</w:t>
+      </w:r>
+    </w:p>
+    <w:p>
+      <w:pPr>
+        <w:spacing w:line="336" w:lineRule="auto" w:after="180"/>
+      </w:pPr>
+      <w:r>
+        <w:rPr>
+          <w:b w:val="0"/>
+        </w:rPr>
+        <w:t xml:space="preserve">Label this worked example as practice; use a different, previously unreviewed case when checking independent understanding. Draw your </w:t>
+      </w:r>
+      <w:r>
+        <w:rPr>
+          <w:b/>
+        </w:rPr>
+        <w:t>input</w:t>
+      </w:r>
+      <w:r>
+        <w:rPr>
+          <w:b w:val="0"/>
+        </w:rPr>
+        <w:t>, deciding step, result and limit.</w:t>
+      </w:r>
+    </w:p>
+    <w:p>
+      <w:pPr>
+        <w:spacing w:line="336" w:lineRule="auto" w:after="180"/>
+      </w:pPr>
+      <w:r>
+        <w:rPr>
+          <w:b w:val="0"/>
+        </w:rPr>
+        <w:t xml:space="preserve">Supported question: Why do the original two metrics select different winners? Point to the relevant step in the picture, then write the changed result and the rule or </w:t>
+      </w:r>
+      <w:r>
+        <w:rPr>
+          <w:b/>
+        </w:rPr>
+        <w:t>evidence</w:t>
+      </w:r>
+      <w:r>
+        <w:rPr>
+          <w:b w:val="0"/>
+        </w:rPr>
+        <w:t xml:space="preserve"> that supports it.</w:t>
+      </w:r>
+    </w:p>
+    <w:p>
+      <w:pPr>
+        <w:spacing w:line="336" w:lineRule="auto" w:after="180"/>
+        <w:shd w:fill="F5F1FB"/>
+      </w:pPr>
+      <w:r>
+        <w:rPr>
+          <w:b w:val="0"/>
+        </w:rPr>
+        <w:t xml:space="preserve">Draw your project trace and justify the deciding step using </w:t>
+      </w:r>
+      <w:r>
+        <w:rPr>
+          <w:b/>
+        </w:rPr>
+        <w:t>evidence</w:t>
+      </w:r>
+      <w:r>
+        <w:rPr>
+          <w:b w:val="0"/>
+        </w:rPr>
+        <w:t>.</w:t>
+      </w:r>
+    </w:p>
+    <w:p>
+      <w:pPr>
+        <w:pStyle w:val="Heading3"/>
+      </w:pPr>
+      <w:r>
+        <w:t>My picture explanation, deciding evidence and one limit</w:t>
       </w:r>
     </w:p>
     <w:p>

--- a/downloads/workbook/ai-5-week-27.docx
+++ b/downloads/workbook/ai-5-week-27.docx
@@ -168,6 +168,286 @@
     <w:p>
       <w:r>
         <w:t>________________________________________________________________</w:t>
+      </w:r>
+    </w:p>
+    <w:p>
+      <w:pPr>
+        <w:pStyle w:val="Heading3"/>
+      </w:pPr>
+      <w:r>
+        <w:t>Lesson reference for workbook practice</w:t>
+      </w:r>
+    </w:p>
+    <w:p>
+      <w:pPr>
+        <w:spacing w:line="336" w:lineRule="auto" w:after="180"/>
+        <w:shd w:fill="F1F6F8"/>
+      </w:pPr>
+      <w:r>
+        <w:rPr>
+          <w:b w:val="0"/>
+        </w:rPr>
+        <w:t>Use this reference for the original W1–W3 and W5 exercises. The separately named independent case supplies its own changed facts; use those facts for that attempt before feedback.</w:t>
+      </w:r>
+    </w:p>
+    <w:p>
+      <w:pPr>
+        <w:spacing w:line="336" w:lineRule="auto" w:after="180"/>
+      </w:pPr>
+      <w:r>
+        <w:rPr>
+          <w:b w:val="0"/>
+        </w:rPr>
+        <w:t>Last week, a neighbourhood depended on a chosen distance rule. This week, compare the same fictional vectors in two ways. Squared distance rewards nearby coordinates.</w:t>
+      </w:r>
+    </w:p>
+    <w:p>
+      <w:pPr>
+        <w:spacing w:line="336" w:lineRule="auto" w:after="180"/>
+      </w:pPr>
+      <w:r>
+        <w:rPr>
+          <w:b/>
+        </w:rPr>
+        <w:t>Cosine similarity</w:t>
+      </w:r>
+      <w:r>
+        <w:rPr>
+          <w:b w:val="0"/>
+        </w:rPr>
+        <w:t xml:space="preserve"> compares direction and ignores positive changes in length. Neither rule is automatically right for every task.</w:t>
+      </w:r>
+    </w:p>
+    <w:tbl>
+      <w:tblPr>
+        <w:tblStyle w:val="LightShading-Accent1"/>
+        <w:tblW w:type="auto" w:w="0"/>
+        <w:tblLook w:firstColumn="1" w:firstRow="1" w:lastColumn="0" w:lastRow="0" w:noHBand="0" w:noVBand="1" w:val="04A0"/>
+      </w:tblPr>
+      <w:tblGrid>
+        <w:gridCol w:w="3408"/>
+        <w:gridCol w:w="3408"/>
+        <w:gridCol w:w="3408"/>
+      </w:tblGrid>
+      <w:tr>
+        <w:trPr>
+          <w:tblHeader/>
+        </w:trPr>
+        <w:tc>
+          <w:tcPr>
+            <w:tcW w:type="dxa" w:w="3408"/>
+          </w:tcPr>
+          <w:p>
+            <w:r>
+              <w:t>Vector</w:t>
+            </w:r>
+          </w:p>
+        </w:tc>
+        <w:tc>
+          <w:tcPr>
+            <w:tcW w:type="dxa" w:w="3408"/>
+          </w:tcPr>
+          <w:p>
+            <w:r>
+              <w:t>Coordinates</w:t>
+            </w:r>
+          </w:p>
+        </w:tc>
+        <w:tc>
+          <w:tcPr>
+            <w:tcW w:type="dxa" w:w="3408"/>
+          </w:tcPr>
+          <w:p>
+            <w:r>
+              <w:t>Length</w:t>
+            </w:r>
+          </w:p>
+        </w:tc>
+      </w:tr>
+      <w:tr>
+        <w:tc>
+          <w:tcPr>
+            <w:tcW w:type="dxa" w:w="3408"/>
+          </w:tcPr>
+          <w:p>
+            <w:r>
+              <w:t>Query Q</w:t>
+            </w:r>
+          </w:p>
+        </w:tc>
+        <w:tc>
+          <w:tcPr>
+            <w:tcW w:type="dxa" w:w="3408"/>
+          </w:tcPr>
+          <w:p>
+            <w:r>
+              <w:t>[3, 4]</w:t>
+            </w:r>
+          </w:p>
+        </w:tc>
+        <w:tc>
+          <w:tcPr>
+            <w:tcW w:type="dxa" w:w="3408"/>
+          </w:tcPr>
+          <w:p>
+            <w:r>
+              <w:t>5</w:t>
+            </w:r>
+          </w:p>
+        </w:tc>
+      </w:tr>
+      <w:tr>
+        <w:tc>
+          <w:tcPr>
+            <w:tcW w:type="dxa" w:w="3408"/>
+          </w:tcPr>
+          <w:p>
+            <w:r>
+              <w:t>Candidate A</w:t>
+            </w:r>
+          </w:p>
+        </w:tc>
+        <w:tc>
+          <w:tcPr>
+            <w:tcW w:type="dxa" w:w="3408"/>
+          </w:tcPr>
+          <w:p>
+            <w:r>
+              <w:t>[6, 8]</w:t>
+            </w:r>
+          </w:p>
+        </w:tc>
+        <w:tc>
+          <w:tcPr>
+            <w:tcW w:type="dxa" w:w="3408"/>
+          </w:tcPr>
+          <w:p>
+            <w:r>
+              <w:t>10</w:t>
+            </w:r>
+          </w:p>
+        </w:tc>
+      </w:tr>
+      <w:tr>
+        <w:tc>
+          <w:tcPr>
+            <w:tcW w:type="dxa" w:w="3408"/>
+          </w:tcPr>
+          <w:p>
+            <w:r>
+              <w:t>Candidate B</w:t>
+            </w:r>
+          </w:p>
+        </w:tc>
+        <w:tc>
+          <w:tcPr>
+            <w:tcW w:type="dxa" w:w="3408"/>
+          </w:tcPr>
+          <w:p>
+            <w:r>
+              <w:t>[3, 0]</w:t>
+            </w:r>
+          </w:p>
+        </w:tc>
+        <w:tc>
+          <w:tcPr>
+            <w:tcW w:type="dxa" w:w="3408"/>
+          </w:tcPr>
+          <w:p>
+            <w:r>
+              <w:t>3</w:t>
+            </w:r>
+          </w:p>
+        </w:tc>
+      </w:tr>
+      <w:tr>
+        <w:tc>
+          <w:tcPr>
+            <w:tcW w:type="dxa" w:w="3408"/>
+          </w:tcPr>
+          <w:p>
+            <w:r>
+              <w:t>Candidate C</w:t>
+            </w:r>
+          </w:p>
+        </w:tc>
+        <w:tc>
+          <w:tcPr>
+            <w:tcW w:type="dxa" w:w="3408"/>
+          </w:tcPr>
+          <w:p>
+            <w:r>
+              <w:t>[-3, -4]</w:t>
+            </w:r>
+          </w:p>
+        </w:tc>
+        <w:tc>
+          <w:tcPr>
+            <w:tcW w:type="dxa" w:w="3408"/>
+          </w:tcPr>
+          <w:p>
+            <w:r>
+              <w:t>5</w:t>
+            </w:r>
+          </w:p>
+        </w:tc>
+      </w:tr>
+    </w:tbl>
+    <w:p>
+      <w:pPr>
+        <w:spacing w:line="336" w:lineRule="auto" w:after="180"/>
+      </w:pPr>
+      <w:r>
+        <w:rPr>
+          <w:b w:val="0"/>
+        </w:rPr>
+        <w:t xml:space="preserve">For Q, length = square root of (3 squared + 4 squared) = square root of 25 = 5. Divide both components by 5 to get its </w:t>
+      </w:r>
+      <w:r>
+        <w:rPr>
+          <w:b/>
+        </w:rPr>
+        <w:t>unit vector</w:t>
+      </w:r>
+      <w:r>
+        <w:rPr>
+          <w:b w:val="0"/>
+        </w:rPr>
+        <w:t xml:space="preserve"> [0.6, 0.8]. Its length is one because 0.6 squared + 0.8 squared = 1.</w:t>
+      </w:r>
+    </w:p>
+    <w:p>
+      <w:pPr>
+        <w:spacing w:line="336" w:lineRule="auto" w:after="180"/>
+      </w:pPr>
+      <w:r>
+        <w:rPr>
+          <w:b w:val="0"/>
+        </w:rPr>
+        <w:t xml:space="preserve">A becomes the same </w:t>
+      </w:r>
+      <w:r>
+        <w:rPr>
+          <w:b/>
+        </w:rPr>
+        <w:t>unit vector</w:t>
+      </w:r>
+      <w:r>
+        <w:rPr>
+          <w:b w:val="0"/>
+        </w:rPr>
+        <w:t>. C becomes [-0.6, -0.8], pointing in the opposite direction.</w:t>
+      </w:r>
+    </w:p>
+    <w:p>
+      <w:pPr>
+        <w:spacing w:line="336" w:lineRule="auto" w:after="180"/>
+      </w:pPr>
+      <w:r>
+        <w:rPr>
+          <w:b w:val="0"/>
+        </w:rPr>
+        <w:t>These supplied coordinates are for arithmetic practice. They are not learned language embeddings. Normalising each row keeps its direction but removes its original length unless that length is saved separately.</w:t>
       </w:r>
     </w:p>
     <w:p>
@@ -1226,7 +1506,7 @@
         <w:drawing>
           <wp:inline xmlns:a="http://schemas.openxmlformats.org/drawingml/2006/main" xmlns:pic="http://schemas.openxmlformats.org/drawingml/2006/picture">
             <wp:extent cx="5486400" cy="5261429"/>
-            <wp:docPr id="2" name="Picture 2" descr="Similarity and normalisation. Raw distances: P distance36; Q distance1, so Q is closer in raw coordinates.. Angular similarity: CosineP=1; cosineQ=2/sqrt5≈0.8944, so P aligns more closely.. Normalise: Unit query [1, 0], P [1, 0], Q [2/sqrt5, 1/sqrt5]; normalised distanceP0."/>
+            <wp:docPr id="2" name="Picture 2" descr="Similarity and normalisation. Raw distances: P distance 36; Q distance 1, so Q is closer in raw coordinates.. Angular similarity: Cosine P =1; cosine Q =2/sqrt5≈0.8944, so P aligns more closely.. Normalise: Unit query [1, 0], P [1, 0], Q [2/sqrt5, 1/sqrt5]; normalised distance to P is 0."/>
             <wp:cNvGraphicFramePr>
               <a:graphicFrameLocks noChangeAspect="1"/>
             </wp:cNvGraphicFramePr>
@@ -1665,7 +1945,7 @@
         <w:rPr>
           <w:b w:val="0"/>
         </w:rPr>
-        <w:t>Which labelled step matches this detail? Unit query [1, 0], P [1, 0], Q [2/sqrt5, 1/sqrt5]; normalised distanceP0.</w:t>
+        <w:t>Which labelled step matches this detail? Unit query [1, 0], P [1, 0], Q [2/sqrt5, 1/sqrt5]; normalised distance to P is 0.</w:t>
       </w:r>
     </w:p>
     <w:p>
@@ -1774,7 +2054,7 @@
         <w:rPr>
           <w:b w:val="0"/>
         </w:rPr>
-        <w:t>After your attempt, compare with the supported explanation: Normalise Unit query [1, 0], P [1, 0], Q [2/sqrt5, 1/sqrt5]; normalised distanceP0. Raw Euclidean distance includes differences in both direction and magnitude.</w:t>
+        <w:t>After your attempt, compare with the supported explanation: Normalise Unit query [1, 0], P [1, 0], Q [2/sqrt5, 1/sqrt5]; normalised distance to P is 0. Raw Euclidean distance includes differences in both direction and magnitude.</w:t>
       </w:r>
     </w:p>
     <w:p>
@@ -1971,7 +2251,7 @@
         <w:rPr>
           <w:b w:val="0"/>
         </w:rPr>
-        <w:t>After your attempt, compare with the supported explanation: Cosine and unit normalisation for P are undefined. The zero vector has norm0, so dividing by its norm is invalid.</w:t>
+        <w:t>After your attempt, compare with the supported explanation: Cosine and unit normalisation for P are undefined. The zero vector has norm 0, so dividing by its norm is invalid.</w:t>
       </w:r>
     </w:p>
     <w:p>
@@ -2369,7 +2649,7 @@
         <w:drawing>
           <wp:inline xmlns:a="http://schemas.openxmlformats.org/drawingml/2006/main" xmlns:pic="http://schemas.openxmlformats.org/drawingml/2006/picture">
             <wp:extent cx="5486400" cy="3182112"/>
-            <wp:docPr id="4" name="Picture 4" descr="Raw distances: P distance36; Q distance1, so Q is closer in raw coordinates. → Angular similarity: CosineP=1; cosineQ=2/sqrt5≈0.8944, so P aligns more closely. → Normalise: Unit query [1, 0], P [1, 0], Q [2/sqrt5, 1/sqrt5]; normalised distanceP0."/>
+            <wp:docPr id="4" name="Picture 4" descr="Raw distances: P distance 36; Q distance 1, so Q is closer in raw coordinates. → Angular similarity: Cosine P =1; cosine Q =2/sqrt5≈0.8944, so P aligns more closely. → Normalise: Unit query [1, 0], P [1, 0], Q [2/sqrt5, 1/sqrt5]; normalised distance to P is 0."/>
             <wp:cNvGraphicFramePr>
               <a:graphicFrameLocks noChangeAspect="1"/>
             </wp:cNvGraphicFramePr>
@@ -2408,7 +2688,7 @@
         <w:rPr>
           <w:b w:val="0"/>
         </w:rPr>
-        <w:t>Raw distances: P distance36; Q distance1, so Q is closer in raw coordinates. → Angular similarity: CosineP=1; cosineQ=2/sqrt5≈0.8944, so P aligns more closely. → Normalise: Unit query [1, 0], P [1, 0], Q [2/sqrt5, 1/sqrt5]; normalised distanceP0.</w:t>
+        <w:t>Raw distances: P distance 36; Q distance 1, so Q is closer in raw coordinates. → Angular similarity: Cosine P =1; cosine Q =2/sqrt5≈0.8944, so P aligns more closely. → Normalise: Unit query [1, 0], P [1, 0], Q [2/sqrt5, 1/sqrt5]; normalised distance to P is 0.</w:t>
       </w:r>
     </w:p>
     <w:p>
@@ -2571,7 +2851,7 @@
         <w:drawing>
           <wp:inline xmlns:a="http://schemas.openxmlformats.org/drawingml/2006/main" xmlns:pic="http://schemas.openxmlformats.org/drawingml/2006/picture">
             <wp:extent cx="5486400" cy="3026664"/>
-            <wp:docPr id="6" name="Picture 6" descr="Original case: Unit query [1, 0], P [1, 0], Q [2/sqrt5, 1/sqrt5]; normalised distanceP0. Changed condition: Replace P with [0, 0]. Expected result: Cosine and unit normalisation for P are undefined. Reason: The zero vector has norm0, so dividing by its norm is invalid."/>
+            <wp:docPr id="6" name="Picture 6" descr="Original case: Unit query [1, 0], P [1, 0], Q [2/sqrt5, 1/sqrt5]; normalised distance to P is 0. Changed condition: Replace P with [0, 0]. Expected result: Cosine and unit normalisation for P are undefined. Reason: The zero vector has norm 0, so dividing by its norm is invalid."/>
             <wp:cNvGraphicFramePr>
               <a:graphicFrameLocks noChangeAspect="1"/>
             </wp:cNvGraphicFramePr>
@@ -2610,7 +2890,7 @@
         <w:rPr>
           <w:b w:val="0"/>
         </w:rPr>
-        <w:t>Original case: Unit query [1, 0], P [1, 0], Q [2/sqrt5, 1/sqrt5]; normalised distanceP0. Changed condition: Replace P with [0, 0]. Expected result: Cosine and unit normalisation for P are undefined.</w:t>
+        <w:t>Original case: Unit query [1, 0], P [1, 0], Q [2/sqrt5, 1/sqrt5]; normalised distance to P is 0. Changed condition: Replace P with [0, 0]. Expected result: Cosine and unit normalisation for P are undefined.</w:t>
       </w:r>
     </w:p>
     <w:p>
@@ -2621,7 +2901,7 @@
         <w:rPr>
           <w:b w:val="0"/>
         </w:rPr>
-        <w:t>Reason: The zero vector has norm0, so dividing by its norm is invalid.</w:t>
+        <w:t>Reason: The zero vector has norm 0, so dividing by its norm is invalid.</w:t>
       </w:r>
     </w:p>
     <w:p>

--- a/downloads/workbook/ai-5-week-27.docx
+++ b/downloads/workbook/ai-5-week-27.docx
@@ -25,22 +25,45 @@
         <w:pStyle w:val="Heading1"/>
       </w:pPr>
       <w:r>
-        <w:t>01. Recall and choose your starting point</w:t>
-      </w:r>
-    </w:p>
-    <w:p>
-      <w:r>
-        <w:t>Record your starting explanation for Similarity and normalisation before opening notes. Show any later correction separately.</w:t>
-      </w:r>
-    </w:p>
-    <w:p>
-      <w:pPr>
-        <w:spacing w:line="336" w:lineRule="auto" w:after="180"/>
-      </w:pPr>
-      <w:r>
-        <w:rPr>
-          <w:b w:val="0"/>
-        </w:rPr>
+        <w:t>One readable similarity and normalization record.</w:t>
+      </w:r>
+    </w:p>
+    <w:p>
+      <w:r>
+        <w:t>Trace norms,compare metrics,retain policies and explain the removed magnitude.</w:t>
+      </w:r>
+    </w:p>
+    <w:p>
+      <w:r>
+        <w:t>W1–W3/W5 → selected new vectors → project comparison ledger → changed-case return.</w:t>
+      </w:r>
+    </w:p>
+    <w:p>
+      <w:pPr>
+        <w:pStyle w:val="Heading1"/>
+      </w:pPr>
+      <w:r>
+        <w:t>01. Recall · Retrieve before notes</w:t>
+      </w:r>
+    </w:p>
+    <w:p>
+      <w:r>
+        <w:t>Keep this task’s inputs,rule and response together.</w:t>
+      </w:r>
+    </w:p>
+    <w:p>
+      <w:pPr>
+        <w:pStyle w:val="Heading2"/>
+      </w:pPr>
+      <w:r>
+        <w:t>Complete task and evidence</w:t>
+      </w:r>
+    </w:p>
+    <w:p>
+      <w:pPr>
+        <w:pStyle w:val="ListBullet"/>
+      </w:pPr>
+      <w:r>
         <w:t>Try the recall before opening notes. Then use a different colour or a labelled second line to correct your explanation.</w:t>
       </w:r>
     </w:p>
@@ -54,12 +77,9 @@
     </w:p>
     <w:p>
       <w:pPr>
-        <w:spacing w:line="336" w:lineRule="auto" w:after="180"/>
-      </w:pPr>
-      <w:r>
-        <w:rPr>
-          <w:b w:val="0"/>
-        </w:rPr>
+        <w:pStyle w:val="ListBullet"/>
+      </w:pPr>
+      <w:r>
         <w:t>Without opening the old lesson, explain one key idea from Embeddings and neighbourhoods. Give an example and a mistake that the idea helps you avoid.</w:t>
       </w:r>
     </w:p>
@@ -96,12 +116,9 @@
     </w:p>
     <w:p>
       <w:pPr>
-        <w:spacing w:line="336" w:lineRule="auto" w:after="180"/>
-      </w:pPr>
-      <w:r>
-        <w:rPr>
-          <w:b w:val="0"/>
-        </w:rPr>
+        <w:pStyle w:val="ListBullet"/>
+      </w:pPr>
+      <w:r>
         <w:t>Without opening the old lesson, explain one key idea from Augmentation and leakage. Give an example and a mistake that the idea helps you avoid.</w:t>
       </w:r>
     </w:p>
@@ -138,12 +155,9 @@
     </w:p>
     <w:p>
       <w:pPr>
-        <w:spacing w:line="336" w:lineRule="auto" w:after="180"/>
-      </w:pPr>
-      <w:r>
-        <w:rPr>
-          <w:b w:val="0"/>
-        </w:rPr>
+        <w:pStyle w:val="ListBullet"/>
+      </w:pPr>
+      <w:r>
         <w:t>Without opening the old lesson, explain one key idea from Convolution as a local operation. Give an example and a mistake that the idea helps you avoid.</w:t>
       </w:r>
     </w:p>
@@ -180,42 +194,18 @@
     </w:p>
     <w:p>
       <w:pPr>
-        <w:spacing w:line="336" w:lineRule="auto" w:after="180"/>
-        <w:shd w:fill="F1F6F8"/>
-      </w:pPr>
-      <w:r>
-        <w:rPr>
-          <w:b w:val="0"/>
-        </w:rPr>
+        <w:pStyle w:val="ListBullet"/>
+      </w:pPr>
+      <w:r>
         <w:t>Use this reference for the original W1–W3 and W5 exercises. The separately named independent case supplies its own changed facts; use those facts for that attempt before feedback.</w:t>
       </w:r>
     </w:p>
     <w:p>
       <w:pPr>
-        <w:spacing w:line="336" w:lineRule="auto" w:after="180"/>
-      </w:pPr>
-      <w:r>
-        <w:rPr>
-          <w:b w:val="0"/>
-        </w:rPr>
-        <w:t>Last week, a neighbourhood depended on a chosen distance rule. This week, compare the same fictional vectors in two ways. Squared distance rewards nearby coordinates.</w:t>
-      </w:r>
-    </w:p>
-    <w:p>
-      <w:pPr>
-        <w:spacing w:line="336" w:lineRule="auto" w:after="180"/>
-      </w:pPr>
-      <w:r>
-        <w:rPr>
-          <w:b/>
-        </w:rPr>
-        <w:t>Cosine similarity</w:t>
-      </w:r>
-      <w:r>
-        <w:rPr>
-          <w:b w:val="0"/>
-        </w:rPr>
-        <w:t xml:space="preserve"> compares direction and ignores positive changes in length. Neither rule is automatically right for every task.</w:t>
+        <w:pStyle w:val="ListBullet"/>
+      </w:pPr>
+      <w:r>
+        <w:t>Last week, a neighbourhood depended on a chosen distance rule. This week, compare the same fictional vectors in two ways. Squared distance rewards nearby coordinates. Cosine similarity compares direction and ignores positive changes in length. Neither rule is automatically right for every task.</w:t>
       </w:r>
     </w:p>
     <w:tbl>
@@ -395,58 +385,17 @@
     </w:tbl>
     <w:p>
       <w:pPr>
-        <w:spacing w:line="336" w:lineRule="auto" w:after="180"/>
-      </w:pPr>
-      <w:r>
-        <w:rPr>
-          <w:b w:val="0"/>
-        </w:rPr>
-        <w:t xml:space="preserve">For Q, length = square root of (3 squared + 4 squared) = square root of 25 = 5. Divide both components by 5 to get its </w:t>
-      </w:r>
-      <w:r>
-        <w:rPr>
-          <w:b/>
-        </w:rPr>
-        <w:t>unit vector</w:t>
-      </w:r>
-      <w:r>
-        <w:rPr>
-          <w:b w:val="0"/>
-        </w:rPr>
-        <w:t xml:space="preserve"> [0.6, 0.8]. Its length is one because 0.6 squared + 0.8 squared = 1.</w:t>
-      </w:r>
-    </w:p>
-    <w:p>
-      <w:pPr>
-        <w:spacing w:line="336" w:lineRule="auto" w:after="180"/>
-      </w:pPr>
-      <w:r>
-        <w:rPr>
-          <w:b w:val="0"/>
-        </w:rPr>
-        <w:t xml:space="preserve">A becomes the same </w:t>
-      </w:r>
-      <w:r>
-        <w:rPr>
-          <w:b/>
-        </w:rPr>
-        <w:t>unit vector</w:t>
-      </w:r>
-      <w:r>
-        <w:rPr>
-          <w:b w:val="0"/>
-        </w:rPr>
-        <w:t>. C becomes [-0.6, -0.8], pointing in the opposite direction.</w:t>
-      </w:r>
-    </w:p>
-    <w:p>
-      <w:pPr>
-        <w:spacing w:line="336" w:lineRule="auto" w:after="180"/>
-      </w:pPr>
-      <w:r>
-        <w:rPr>
-          <w:b w:val="0"/>
-        </w:rPr>
+        <w:pStyle w:val="ListBullet"/>
+      </w:pPr>
+      <w:r>
+        <w:t>For Q, length = square root of (3 squared + 4 squared) = square root of 25 = 5. Divide both components by 5 to get its unit vector [0.6, 0.8]. Its length is one because 0.6 squared + 0.8 squared = 1. A becomes the same unit vector. C becomes [-0.6, -0.8], pointing in the opposite direction.</w:t>
+      </w:r>
+    </w:p>
+    <w:p>
+      <w:pPr>
+        <w:pStyle w:val="ListBullet"/>
+      </w:pPr>
+      <w:r>
         <w:t>These supplied coordinates are for arithmetic practice. They are not learned language embeddings. Normalising each row keeps its direction but removes its original length unless that length is saved separately.</w:t>
       </w:r>
     </w:p>
@@ -455,123 +404,44 @@
         <w:pStyle w:val="Heading1"/>
       </w:pPr>
       <w:r>
-        <w:t>02. Practise with fading help</w:t>
-      </w:r>
-    </w:p>
-    <w:p>
-      <w:r>
-        <w:t>Complete the supported Similarity and normalisation trace and record the first step you can explain without help.</w:t>
-      </w:r>
-    </w:p>
-    <w:p>
-      <w:pPr>
-        <w:spacing w:line="336" w:lineRule="auto" w:after="180"/>
-      </w:pPr>
-      <w:r>
-        <w:rPr>
-          <w:b w:val="0"/>
-        </w:rPr>
-        <w:t>Use W2: Compare the rankings for Similarity and normalisation. Record the answer once; the lesson and workbook refer to the same attempt.</w:t>
-      </w:r>
-    </w:p>
-    <w:tbl>
-      <w:tblPr>
-        <w:tblStyle w:val="LightShading-Accent1"/>
-        <w:tblW w:type="auto" w:w="0"/>
-        <w:tblLook w:firstColumn="1" w:firstRow="1" w:lastColumn="0" w:lastRow="0" w:noHBand="0" w:noVBand="1" w:val="04A0"/>
-      </w:tblPr>
-      <w:tblGrid>
-        <w:gridCol w:w="2556"/>
-        <w:gridCol w:w="2556"/>
-        <w:gridCol w:w="2556"/>
-        <w:gridCol w:w="2556"/>
-      </w:tblGrid>
-      <w:tr>
-        <w:trPr>
-          <w:tblHeader/>
-        </w:trPr>
-        <w:tc>
-          <w:tcPr>
-            <w:tcW w:type="dxa" w:w="2556"/>
-          </w:tcPr>
-          <w:p>
-            <w:r>
-              <w:t>Given inputs</w:t>
-            </w:r>
-          </w:p>
-        </w:tc>
-        <w:tc>
-          <w:tcPr>
-            <w:tcW w:type="dxa" w:w="2556"/>
-          </w:tcPr>
-          <w:p>
-            <w:r>
-              <w:t>Procedure I chose</w:t>
-            </w:r>
-          </w:p>
-        </w:tc>
-        <w:tc>
-          <w:tcPr>
-            <w:tcW w:type="dxa" w:w="2556"/>
-          </w:tcPr>
-          <w:p>
-            <w:r>
-              <w:t>Middle steps</w:t>
-            </w:r>
-          </w:p>
-        </w:tc>
-        <w:tc>
-          <w:tcPr>
-            <w:tcW w:type="dxa" w:w="2556"/>
-          </w:tcPr>
-          <w:p>
-            <w:r>
-              <w:t>Result and check</w:t>
-            </w:r>
-          </w:p>
-        </w:tc>
-      </w:tr>
-      <w:tr>
-        <w:tc>
-          <w:tcPr>
-            <w:tcW w:type="dxa" w:w="2556"/>
-          </w:tcPr>
-          <w:p>
-            <w:r/>
-          </w:p>
-        </w:tc>
-        <w:tc>
-          <w:tcPr>
-            <w:tcW w:type="dxa" w:w="2556"/>
-          </w:tcPr>
-          <w:p>
-            <w:r/>
-          </w:p>
-        </w:tc>
-        <w:tc>
-          <w:tcPr>
-            <w:tcW w:type="dxa" w:w="2556"/>
-          </w:tcPr>
-          <w:p>
-            <w:r/>
-          </w:p>
-        </w:tc>
-        <w:tc>
-          <w:tcPr>
-            <w:tcW w:type="dxa" w:w="2556"/>
-          </w:tcPr>
-          <w:p>
-            <w:r/>
-          </w:p>
-        </w:tc>
-      </w:tr>
-    </w:tbl>
+        <w:t>05. W1 · Explain the current example</w:t>
+      </w:r>
+    </w:p>
+    <w:p>
+      <w:r>
+        <w:t>Keep this task’s inputs,rule and response together.</w:t>
+      </w:r>
+    </w:p>
+    <w:p>
+      <w:pPr>
+        <w:pStyle w:val="Heading2"/>
+      </w:pPr>
+      <w:r>
+        <w:t>Complete task and evidence</w:t>
+      </w:r>
+    </w:p>
+    <w:p>
+      <w:pPr>
+        <w:pStyle w:val="ListBullet"/>
+      </w:pPr>
+      <w:r>
+        <w:t>Main query Q=[3, 4] has norm 5. A=[6, 8] has norm 10; B=[3, 0] has norm 3; C=[-3, -4] has norm 5. Unit Q and A are[.6, .8], unit B is[1, 0], unit C is[-.6, -.8]. Raw squared distances from Q to A/B/C are 25/16/100, so B wins. Cosines1/.6/-1 select A. Squared unit distances 0/.8/4 also select A and satisfy 2-2 cosine. Additional D=[0, 5] has raw squared distance 10, cosine.8 and unit squared distance.4; adding it changes the candidate set. Normalize both sides and retain original lengths if magnitude matters. If these vectors represent event counts, Q and A have totals 7 and14 despite matching direction. Reject a zero query for cosine; exclude/report zero candidates; return no comparison if none remain. Nonzero perpendicular[-4, 3]has valid cosine 0. Per-vector normalization fits no dataset statistics. Separate picture query[2, 0], P=[8, 0], candidate named Q=[2, 1]:raw squared distances 36/1 prefer candidate Q, cosines 1/(2/√5)prefer P. Zero P makes its cosine undefined. Extended ranking uses absolute tie tolerance 1e-9. These coordinates alone provide no task-quality or semantic-equality evidence.</w:t>
+      </w:r>
+    </w:p>
+    <w:p>
+      <w:pPr>
+        <w:pStyle w:val="ListBullet"/>
+      </w:pPr>
+      <w:r>
+        <w:t>For Q [3, 4], A [6, 8] and C [-3, -4], give each length and unit vector. Explain one distinction that normalisation removes and one that it preserves.</w:t>
+      </w:r>
+    </w:p>
     <w:p>
       <w:pPr>
         <w:pStyle w:val="Heading3"/>
       </w:pPr>
       <w:r>
-        <w:t>The step I completed without help, and the hint I needed</w:t>
+        <w:t>My reasoning and evidence</w:t>
       </w:r>
     </w:p>
     <w:p>
@@ -590,38 +460,55 @@
       </w:r>
     </w:p>
     <w:p>
+      <w:r>
+        <w:t>________________________________________________________________</w:t>
+      </w:r>
+    </w:p>
+    <w:p>
+      <w:r>
+        <w:t>________________________________________________________________</w:t>
+      </w:r>
+    </w:p>
+    <w:p>
+      <w:r>
+        <w:t>________________________________________________________________</w:t>
+      </w:r>
+    </w:p>
+    <w:p>
       <w:pPr>
         <w:pStyle w:val="Heading1"/>
       </w:pPr>
       <w:r>
-        <w:t>03. Individual reasoning check</w:t>
-      </w:r>
-    </w:p>
-    <w:p>
-      <w:r>
-        <w:t>Check the proposed Similarity and normalisation explanation against the supplied facts before discussing it.</w:t>
-      </w:r>
-    </w:p>
-    <w:p>
-      <w:pPr>
-        <w:spacing w:line="336" w:lineRule="auto" w:after="180"/>
-      </w:pPr>
-      <w:r>
-        <w:rPr>
-          <w:b w:val="0"/>
-        </w:rPr>
-        <w:t>Use the worked case for Similarity and normalisation. Proposed explanation: “Cosine is a probability”. Decide whether this explanation is supported.</w:t>
-      </w:r>
-    </w:p>
-    <w:p>
-      <w:pPr>
-        <w:spacing w:line="336" w:lineRule="auto" w:after="180"/>
-      </w:pPr>
-      <w:r>
-        <w:rPr>
-          <w:b w:val="0"/>
-        </w:rPr>
-        <w:t>Point to the step or supplied fact that decides; explain your repair if needed.</w:t>
+        <w:t>06. W2 · Trace the calculation</w:t>
+      </w:r>
+    </w:p>
+    <w:p>
+      <w:r>
+        <w:t>Keep this task’s inputs,rule and response together.</w:t>
+      </w:r>
+    </w:p>
+    <w:p>
+      <w:pPr>
+        <w:pStyle w:val="Heading2"/>
+      </w:pPr>
+      <w:r>
+        <w:t>Complete task and evidence</w:t>
+      </w:r>
+    </w:p>
+    <w:p>
+      <w:pPr>
+        <w:pStyle w:val="ListBullet"/>
+      </w:pPr>
+      <w:r>
+        <w:t>Main query Q=[3, 4] has norm 5. A=[6, 8] has norm 10; B=[3, 0] has norm 3; C=[-3, -4] has norm 5. Unit Q and A are[.6, .8], unit B is[1, 0], unit C is[-.6, -.8]. Raw squared distances from Q to A/B/C are 25/16/100, so B wins. Cosines1/.6/-1 select A. Squared unit distances 0/.8/4 also select A and satisfy 2-2 cosine. Additional D=[0, 5] has raw squared distance 10, cosine.8 and unit squared distance.4; adding it changes the candidate set. Normalize both sides and retain original lengths if magnitude matters. If these vectors represent event counts, Q and A have totals 7 and14 despite matching direction. Reject a zero query for cosine; exclude/report zero candidates; return no comparison if none remain. Nonzero perpendicular[-4, 3]has valid cosine 0. Per-vector normalization fits no dataset statistics. Separate picture query[2, 0], P=[8, 0], candidate named Q=[2, 1]:raw squared distances 36/1 prefer candidate Q, cosines 1/(2/√5)prefer P. Zero P makes its cosine undefined. Extended ranking uses absolute tie tolerance 1e-9. These coordinates alone provide no task-quality or semantic-equality evidence.</w:t>
+      </w:r>
+    </w:p>
+    <w:p>
+      <w:pPr>
+        <w:pStyle w:val="ListBullet"/>
+      </w:pPr>
+      <w:r>
+        <w:t>For query Q, write the raw squared distances and cosines to A, B and C from the lesson. Name the winner under each rule. Calculate squared distances after normalising both sides and check the relationship to cosine.</w:t>
       </w:r>
     </w:p>
     <w:p>
@@ -629,7 +516,7 @@
         <w:pStyle w:val="Heading3"/>
       </w:pPr>
       <w:r>
-        <w:t>My explanation before partner discussion</w:t>
+        <w:t>My reasoning and evidence</w:t>
       </w:r>
     </w:p>
     <w:p>
@@ -653,16 +540,50 @@
       </w:r>
     </w:p>
     <w:p>
+      <w:r>
+        <w:t>________________________________________________________________</w:t>
+      </w:r>
+    </w:p>
+    <w:p>
+      <w:r>
+        <w:t>________________________________________________________________</w:t>
+      </w:r>
+    </w:p>
+    <w:p>
       <w:pPr>
         <w:pStyle w:val="Heading1"/>
       </w:pPr>
       <w:r>
-        <w:t>04. Independent transfer case</w:t>
-      </w:r>
-    </w:p>
-    <w:p>
-      <w:r>
-        <w:t>Write one first attempt at the reserved independent case before feedback. Repeated copies of that case refer to the same recorded attempt.</w:t>
+        <w:t>07. W3 · Repair a misconception</w:t>
+      </w:r>
+    </w:p>
+    <w:p>
+      <w:r>
+        <w:t>Keep this task’s inputs,rule and response together.</w:t>
+      </w:r>
+    </w:p>
+    <w:p>
+      <w:pPr>
+        <w:pStyle w:val="Heading2"/>
+      </w:pPr>
+      <w:r>
+        <w:t>Complete task and evidence</w:t>
+      </w:r>
+    </w:p>
+    <w:p>
+      <w:pPr>
+        <w:pStyle w:val="ListBullet"/>
+      </w:pPr>
+      <w:r>
+        <w:t>Main query Q=[3, 4] has norm 5. A=[6, 8] has norm 10; B=[3, 0] has norm 3; C=[-3, -4] has norm 5. Unit Q and A are[.6, .8], unit B is[1, 0], unit C is[-.6, -.8]. Raw squared distances from Q to A/B/C are 25/16/100, so B wins. Cosines1/.6/-1 select A. Squared unit distances 0/.8/4 also select A and satisfy 2-2 cosine. Additional D=[0, 5] has raw squared distance 10, cosine.8 and unit squared distance.4; adding it changes the candidate set. Normalize both sides and retain original lengths if magnitude matters. If these vectors represent event counts, Q and A have totals 7 and14 despite matching direction. Reject a zero query for cosine; exclude/report zero candidates; return no comparison if none remain. Nonzero perpendicular[-4, 3]has valid cosine 0. Per-vector normalization fits no dataset statistics. Separate picture query[2, 0], P=[8, 0], candidate named Q=[2, 1]:raw squared distances 36/1 prefer candidate Q, cosines 1/(2/√5)prefer P. Zero P makes its cosine undefined. Extended ranking uses absolute tie tolerance 1e-9. These coordinates alone provide no task-quality or semantic-equality evidence.</w:t>
+      </w:r>
+    </w:p>
+    <w:p>
+      <w:pPr>
+        <w:pStyle w:val="ListBullet"/>
+      </w:pPr>
+      <w:r>
+        <w:t>A candidate set contains Z [0, 0] and B [3, 0]. With nonzero query Q, what happens under this lesson’s zero-vector policy? What if Q is zero, or Z is the only candidate? Explain why replacing an undefined cosine with zero is misleading.</w:t>
       </w:r>
     </w:p>
     <w:p>
@@ -670,29 +591,149 @@
         <w:pStyle w:val="Heading3"/>
       </w:pPr>
       <w:r>
+        <w:t>My reasoning and evidence</w:t>
+      </w:r>
+    </w:p>
+    <w:p>
+      <w:r>
+        <w:t>________________________________________________________________</w:t>
+      </w:r>
+    </w:p>
+    <w:p>
+      <w:r>
+        <w:t>________________________________________________________________</w:t>
+      </w:r>
+    </w:p>
+    <w:p>
+      <w:r>
+        <w:t>________________________________________________________________</w:t>
+      </w:r>
+    </w:p>
+    <w:p>
+      <w:r>
+        <w:t>________________________________________________________________</w:t>
+      </w:r>
+    </w:p>
+    <w:p>
+      <w:r>
+        <w:t>________________________________________________________________</w:t>
+      </w:r>
+    </w:p>
+    <w:p>
+      <w:r>
+        <w:t>________________________________________________________________</w:t>
+      </w:r>
+    </w:p>
+    <w:p>
+      <w:pPr>
+        <w:pStyle w:val="Heading1"/>
+      </w:pPr>
+      <w:r>
+        <w:t>09. W5 · Explain the limitation</w:t>
+      </w:r>
+    </w:p>
+    <w:p>
+      <w:r>
+        <w:t>Keep this task’s inputs,rule and response together.</w:t>
+      </w:r>
+    </w:p>
+    <w:p>
+      <w:pPr>
+        <w:pStyle w:val="Heading2"/>
+      </w:pPr>
+      <w:r>
+        <w:t>Complete task and evidence</w:t>
+      </w:r>
+    </w:p>
+    <w:p>
+      <w:pPr>
+        <w:pStyle w:val="ListBullet"/>
+      </w:pPr>
+      <w:r>
+        <w:t>Main query Q=[3, 4] has norm 5. A=[6, 8] has norm 10; B=[3, 0] has norm 3; C=[-3, -4] has norm 5. Unit Q and A are[.6, .8], unit B is[1, 0], unit C is[-.6, -.8]. Raw squared distances from Q to A/B/C are 25/16/100, so B wins. Cosines1/.6/-1 select A. Squared unit distances 0/.8/4 also select A and satisfy 2-2 cosine. Additional D=[0, 5] has raw squared distance 10, cosine.8 and unit squared distance.4; adding it changes the candidate set. Normalize both sides and retain original lengths if magnitude matters. If these vectors represent event counts, Q and A have totals 7 and14 despite matching direction. Reject a zero query for cosine; exclude/report zero candidates; return no comparison if none remain. Nonzero perpendicular[-4, 3]has valid cosine 0. Per-vector normalization fits no dataset statistics. Separate picture query[2, 0], P=[8, 0], candidate named Q=[2, 1]:raw squared distances 36/1 prefer candidate Q, cosines 1/(2/√5)prefer P. Zero P makes its cosine undefined. Extended ranking uses absolute tie tolerance 1e-9. These coordinates alone provide no task-quality or semantic-equality evidence.</w:t>
+      </w:r>
+    </w:p>
+    <w:p>
+      <w:pPr>
+        <w:pStyle w:val="ListBullet"/>
+      </w:pPr>
+      <w:r>
+        <w:t>For event-count vectors [3, 4] and [6, 8], what useful information can normalisation remove? A team chooses cosine because it improves results on the final evaluation set, then calls that same set independent evidence. Explain how to repair the evaluation plan.</w:t>
+      </w:r>
+    </w:p>
+    <w:p>
+      <w:pPr>
+        <w:pStyle w:val="Heading3"/>
+      </w:pPr>
+      <w:r>
+        <w:t>My reasoning and evidence</w:t>
+      </w:r>
+    </w:p>
+    <w:p>
+      <w:r>
+        <w:t>________________________________________________________________</w:t>
+      </w:r>
+    </w:p>
+    <w:p>
+      <w:r>
+        <w:t>________________________________________________________________</w:t>
+      </w:r>
+    </w:p>
+    <w:p>
+      <w:r>
+        <w:t>________________________________________________________________</w:t>
+      </w:r>
+    </w:p>
+    <w:p>
+      <w:r>
+        <w:t>________________________________________________________________</w:t>
+      </w:r>
+    </w:p>
+    <w:p>
+      <w:r>
+        <w:t>________________________________________________________________</w:t>
+      </w:r>
+    </w:p>
+    <w:p>
+      <w:r>
+        <w:t>________________________________________________________________</w:t>
+      </w:r>
+    </w:p>
+    <w:p>
+      <w:pPr>
+        <w:pStyle w:val="Heading1"/>
+      </w:pPr>
+      <w:r>
+        <w:t>04. Try alone · Selected transfer</w:t>
+      </w:r>
+    </w:p>
+    <w:p>
+      <w:r>
+        <w:t>Keep this task’s inputs,rule and response together.</w:t>
+      </w:r>
+    </w:p>
+    <w:p>
+      <w:pPr>
+        <w:pStyle w:val="Heading2"/>
+      </w:pPr>
+      <w:r>
+        <w:t>Complete task and evidence</w:t>
+      </w:r>
+    </w:p>
+    <w:p>
+      <w:pPr>
+        <w:pStyle w:val="Heading3"/>
+      </w:pPr>
+      <w:r>
         <w:t>Independent case: Compare a new case independently</w:t>
       </w:r>
     </w:p>
     <w:p>
       <w:pPr>
-        <w:spacing w:line="336" w:lineRule="auto" w:after="180"/>
-      </w:pPr>
-      <w:r>
-        <w:rPr>
-          <w:b w:val="0"/>
-        </w:rPr>
-        <w:t>Use query [5, 0] and candidates P [10, 0], R [4, 3] and S [0, 5]. Calculate all raw squared distances and cosines, name each winner, and give squared distances after normalising both query and candidates.</w:t>
-      </w:r>
-    </w:p>
-    <w:p>
-      <w:pPr>
-        <w:spacing w:line="336" w:lineRule="auto" w:after="180"/>
-      </w:pPr>
-      <w:r>
-        <w:rPr>
-          <w:b w:val="0"/>
-        </w:rPr>
-        <w:t>Explain the changed ranking.</w:t>
+        <w:pStyle w:val="ListBullet"/>
+      </w:pPr>
+      <w:r>
+        <w:t>Use query [5, 0] and candidates P [10, 0], R [4, 3] and S [0, 5]. Calculate all raw squared distances and cosines, name each winner, and give squared distances after normalising both query and candidates. Explain the changed ranking.</w:t>
       </w:r>
     </w:p>
     <w:p>
@@ -740,12 +781,9 @@
     </w:p>
     <w:p>
       <w:pPr>
-        <w:spacing w:line="336" w:lineRule="auto" w:after="180"/>
-      </w:pPr>
-      <w:r>
-        <w:rPr>
-          <w:b w:val="0"/>
-        </w:rPr>
+        <w:pStyle w:val="ListBullet"/>
+      </w:pPr>
+      <w:r>
         <w:t>Attempt this case before feedback. Record any help. Earlier examples below are further practice; a case already practised with feedback cannot establish fresh transfer.</w:t>
       </w:r>
     </w:p>
@@ -754,35 +792,28 @@
         <w:pStyle w:val="Heading1"/>
       </w:pPr>
       <w:r>
-        <w:t>05. W1 Trace the unit vectors</w:t>
-      </w:r>
-    </w:p>
-    <w:p>
-      <w:r>
-        <w:t>Trace the unit vectors. Apply the supplied Similarity and normalisation facts and keep your reasoning.</w:t>
-      </w:r>
-    </w:p>
-    <w:p>
-      <w:pPr>
-        <w:spacing w:line="336" w:lineRule="auto" w:after="180"/>
-      </w:pPr>
-      <w:r>
-        <w:rPr>
-          <w:b w:val="0"/>
-        </w:rPr>
-        <w:t xml:space="preserve">For Q [3, 4], A [6, 8] and C [-3, -4], give each length and </w:t>
-      </w:r>
-      <w:r>
-        <w:rPr>
-          <w:b/>
-        </w:rPr>
-        <w:t>unit vector</w:t>
-      </w:r>
-      <w:r>
-        <w:rPr>
-          <w:b w:val="0"/>
-        </w:rPr>
-        <w:t>. Explain one distinction that normalisation removes and one that it preserves.</w:t>
+        <w:t>10. Project · Keep the mathematical evidence</w:t>
+      </w:r>
+    </w:p>
+    <w:p>
+      <w:r>
+        <w:t>Keep this task’s inputs,rule and response together.</w:t>
+      </w:r>
+    </w:p>
+    <w:p>
+      <w:pPr>
+        <w:pStyle w:val="Heading2"/>
+      </w:pPr>
+      <w:r>
+        <w:t>Complete task and evidence</w:t>
+      </w:r>
+    </w:p>
+    <w:p>
+      <w:pPr>
+        <w:pStyle w:val="ListBullet"/>
+      </w:pPr>
+      <w:r>
+        <w:t>Add a labelled similarity and normalisation evidence sheet to Image-pattern Network Investigation. Show how you can calculate vector length and normalise a nonzero vector. Use the supplied fictional case and keep its inputs, intermediate steps, calculation or prediction, and limitation. Connect this record to last week’s record; a matching answer without a trace is insufficient.</w:t>
       </w:r>
     </w:p>
     <w:p>
@@ -790,7 +821,7 @@
         <w:pStyle w:val="Heading3"/>
       </w:pPr>
       <w:r>
-        <w:t>My reasoning and evidence</w:t>
+        <w:t>My project change, supporting evidence and remaining limit</w:t>
       </w:r>
     </w:p>
     <w:p>
@@ -828,436 +859,20 @@
         <w:pStyle w:val="Heading1"/>
       </w:pPr>
       <w:r>
-        <w:t>06. W2 Compare the rankings</w:t>
-      </w:r>
-    </w:p>
-    <w:p>
-      <w:r>
-        <w:t>Compare the rankings. Apply the supplied Similarity and normalisation facts and keep your reasoning.</w:t>
-      </w:r>
-    </w:p>
-    <w:p>
-      <w:pPr>
-        <w:spacing w:line="336" w:lineRule="auto" w:after="180"/>
-      </w:pPr>
-      <w:r>
-        <w:rPr>
-          <w:b w:val="0"/>
-        </w:rPr>
-        <w:t>For query Q, write the raw squared distances and cosines to A, B and C from the lesson. Name the winner under each rule. Calculate squared distances after normalising both sides and check the relationship to cosine.</w:t>
-      </w:r>
-    </w:p>
-    <w:p>
-      <w:pPr>
-        <w:pStyle w:val="Heading3"/>
-      </w:pPr>
-      <w:r>
-        <w:t>My reasoning and evidence</w:t>
-      </w:r>
-    </w:p>
-    <w:p>
-      <w:r>
-        <w:t>________________________________________________________________</w:t>
-      </w:r>
-    </w:p>
-    <w:p>
-      <w:r>
-        <w:t>________________________________________________________________</w:t>
-      </w:r>
-    </w:p>
-    <w:p>
-      <w:r>
-        <w:t>________________________________________________________________</w:t>
-      </w:r>
-    </w:p>
-    <w:p>
-      <w:r>
-        <w:t>________________________________________________________________</w:t>
-      </w:r>
-    </w:p>
-    <w:p>
-      <w:r>
-        <w:t>________________________________________________________________</w:t>
-      </w:r>
-    </w:p>
-    <w:p>
-      <w:r>
-        <w:t>________________________________________________________________</w:t>
-      </w:r>
-    </w:p>
-    <w:p>
-      <w:pPr>
-        <w:pStyle w:val="Heading1"/>
-      </w:pPr>
-      <w:r>
-        <w:t>07. W3 Handle a vector without direction</w:t>
-      </w:r>
-    </w:p>
-    <w:p>
-      <w:r>
-        <w:t>Handle a vector without direction. Apply the supplied Similarity and normalisation facts and keep your reasoning.</w:t>
-      </w:r>
-    </w:p>
-    <w:p>
-      <w:pPr>
-        <w:spacing w:line="336" w:lineRule="auto" w:after="180"/>
-      </w:pPr>
-      <w:r>
-        <w:rPr>
-          <w:b w:val="0"/>
-        </w:rPr>
-        <w:t>A candidate set contains Z [0, 0] and B [3, 0]. With nonzero query Q, what happens under this lesson’s zero-vector policy? What if Q is zero, or Z is the only candidate?</w:t>
-      </w:r>
-    </w:p>
-    <w:p>
-      <w:pPr>
-        <w:spacing w:line="336" w:lineRule="auto" w:after="180"/>
-      </w:pPr>
-      <w:r>
-        <w:rPr>
-          <w:b w:val="0"/>
-        </w:rPr>
-        <w:t>Explain why replacing an undefined cosine with zero is misleading.</w:t>
-      </w:r>
-    </w:p>
-    <w:p>
-      <w:pPr>
-        <w:pStyle w:val="Heading3"/>
-      </w:pPr>
-      <w:r>
-        <w:t>My reasoning and evidence</w:t>
-      </w:r>
-    </w:p>
-    <w:p>
-      <w:r>
-        <w:t>________________________________________________________________</w:t>
-      </w:r>
-    </w:p>
-    <w:p>
-      <w:r>
-        <w:t>________________________________________________________________</w:t>
-      </w:r>
-    </w:p>
-    <w:p>
-      <w:r>
-        <w:t>________________________________________________________________</w:t>
-      </w:r>
-    </w:p>
-    <w:p>
-      <w:r>
-        <w:t>________________________________________________________________</w:t>
-      </w:r>
-    </w:p>
-    <w:p>
-      <w:r>
-        <w:t>________________________________________________________________</w:t>
-      </w:r>
-    </w:p>
-    <w:p>
-      <w:r>
-        <w:t>________________________________________________________________</w:t>
-      </w:r>
-    </w:p>
-    <w:p>
-      <w:pPr>
-        <w:pStyle w:val="Heading1"/>
-      </w:pPr>
-      <w:r>
-        <w:t>08. W4 Compare a new case independently</w:t>
-      </w:r>
-    </w:p>
-    <w:p>
-      <w:r>
-        <w:t>Attempt before feedback. If this repeats the selected independent case, reuse that first attempt; otherwise keep a separate record. Compare a new case independently. Apply the supplied Similarity and normalisation facts and keep your reasoning.</w:t>
-      </w:r>
-    </w:p>
-    <w:p>
-      <w:pPr>
-        <w:spacing w:line="336" w:lineRule="auto" w:after="180"/>
-      </w:pPr>
-      <w:r>
-        <w:rPr>
-          <w:b w:val="0"/>
-        </w:rPr>
-        <w:t>Use query [5, 0] and candidates P [10, 0], R [4, 3] and S [0, 5]. Calculate all raw squared distances and cosines, name each winner, and give squared distances after normalising both query and candidates.</w:t>
-      </w:r>
-    </w:p>
-    <w:p>
-      <w:pPr>
-        <w:spacing w:line="336" w:lineRule="auto" w:after="180"/>
-      </w:pPr>
-      <w:r>
-        <w:rPr>
-          <w:b w:val="0"/>
-        </w:rPr>
-        <w:t>Explain the changed ranking.</w:t>
-      </w:r>
-    </w:p>
-    <w:p>
-      <w:pPr>
-        <w:pStyle w:val="Heading3"/>
-      </w:pPr>
-      <w:r>
-        <w:t>My reasoning and evidence</w:t>
-      </w:r>
-    </w:p>
-    <w:p>
-      <w:r>
-        <w:t>________________________________________________________________</w:t>
-      </w:r>
-    </w:p>
-    <w:p>
-      <w:r>
-        <w:t>________________________________________________________________</w:t>
-      </w:r>
-    </w:p>
-    <w:p>
-      <w:r>
-        <w:t>________________________________________________________________</w:t>
-      </w:r>
-    </w:p>
-    <w:p>
-      <w:r>
-        <w:t>________________________________________________________________</w:t>
-      </w:r>
-    </w:p>
-    <w:p>
-      <w:r>
-        <w:t>________________________________________________________________</w:t>
-      </w:r>
-    </w:p>
-    <w:p>
-      <w:r>
-        <w:t>________________________________________________________________</w:t>
-      </w:r>
-    </w:p>
-    <w:p>
-      <w:r>
-        <w:t>________________________________________________________________</w:t>
-      </w:r>
-    </w:p>
-    <w:p>
-      <w:r>
-        <w:t>________________________________________________________________</w:t>
-      </w:r>
-    </w:p>
-    <w:p>
-      <w:pPr>
-        <w:pStyle w:val="Heading1"/>
-      </w:pPr>
-      <w:r>
-        <w:t>09. W5 Audit a proposed improvement</w:t>
-      </w:r>
-    </w:p>
-    <w:p>
-      <w:r>
-        <w:t>Audit a proposed improvement. Apply the supplied Similarity and normalisation facts and keep your reasoning.</w:t>
-      </w:r>
-    </w:p>
-    <w:p>
-      <w:pPr>
-        <w:spacing w:line="336" w:lineRule="auto" w:after="180"/>
-      </w:pPr>
-      <w:r>
-        <w:rPr>
-          <w:b w:val="0"/>
-        </w:rPr>
-        <w:t xml:space="preserve">For event-count vectors [3, 4] and [6, 8], what useful information can normalisation remove? A team chooses cosine because it improves results on the final evaluation set, then calls that same set independent </w:t>
-      </w:r>
-      <w:r>
-        <w:rPr>
-          <w:b/>
-        </w:rPr>
-        <w:t>evidence</w:t>
-      </w:r>
-      <w:r>
-        <w:rPr>
-          <w:b w:val="0"/>
-        </w:rPr>
-        <w:t>.</w:t>
-      </w:r>
-    </w:p>
-    <w:p>
-      <w:pPr>
-        <w:spacing w:line="336" w:lineRule="auto" w:after="180"/>
-      </w:pPr>
-      <w:r>
-        <w:rPr>
-          <w:b w:val="0"/>
-        </w:rPr>
-        <w:t>Explain how to repair the evaluation plan.</w:t>
-      </w:r>
-    </w:p>
-    <w:p>
-      <w:pPr>
-        <w:pStyle w:val="Heading3"/>
-      </w:pPr>
-      <w:r>
-        <w:t>My reasoning and evidence</w:t>
-      </w:r>
-    </w:p>
-    <w:p>
-      <w:r>
-        <w:t>________________________________________________________________</w:t>
-      </w:r>
-    </w:p>
-    <w:p>
-      <w:r>
-        <w:t>________________________________________________________________</w:t>
-      </w:r>
-    </w:p>
-    <w:p>
-      <w:r>
-        <w:t>________________________________________________________________</w:t>
-      </w:r>
-    </w:p>
-    <w:p>
-      <w:r>
-        <w:t>________________________________________________________________</w:t>
-      </w:r>
-    </w:p>
-    <w:p>
-      <w:r>
-        <w:t>________________________________________________________________</w:t>
-      </w:r>
-    </w:p>
-    <w:p>
-      <w:r>
-        <w:t>________________________________________________________________</w:t>
-      </w:r>
-    </w:p>
-    <w:p>
-      <w:pPr>
-        <w:pStyle w:val="Heading1"/>
-      </w:pPr>
-      <w:r>
-        <w:t>10. Project checkpoint and reflection</w:t>
-      </w:r>
-    </w:p>
-    <w:p>
-      <w:r>
-        <w:t>Connect Similarity and normalisation to Image-pattern Network Investigation, identify a limit and choose the next useful test.</w:t>
-      </w:r>
-    </w:p>
-    <w:p>
-      <w:pPr>
-        <w:spacing w:line="336" w:lineRule="auto" w:after="180"/>
-      </w:pPr>
-      <w:r>
-        <w:rPr>
-          <w:b w:val="0"/>
-        </w:rPr>
-        <w:t xml:space="preserve">Add a labelled similarity and normalisation </w:t>
-      </w:r>
-      <w:r>
-        <w:rPr>
-          <w:b/>
-        </w:rPr>
-        <w:t>evidence</w:t>
-      </w:r>
-      <w:r>
-        <w:rPr>
-          <w:b w:val="0"/>
-        </w:rPr>
-        <w:t xml:space="preserve"> sheet to Image-pattern Network Investigation. Show how you can calculate </w:t>
-      </w:r>
-      <w:r>
-        <w:rPr>
-          <w:b/>
-        </w:rPr>
-        <w:t>vector length</w:t>
-      </w:r>
-      <w:r>
-        <w:rPr>
-          <w:b w:val="0"/>
-        </w:rPr>
-        <w:t xml:space="preserve"> and normalise a nonzero vector.</w:t>
-      </w:r>
-    </w:p>
-    <w:p>
-      <w:pPr>
-        <w:spacing w:line="336" w:lineRule="auto" w:after="180"/>
-      </w:pPr>
-      <w:r>
-        <w:rPr>
-          <w:b w:val="0"/>
-        </w:rPr>
-        <w:t xml:space="preserve">Use the supplied fictional case and keep its </w:t>
-      </w:r>
-      <w:r>
-        <w:rPr>
-          <w:b/>
-        </w:rPr>
-        <w:t>input</w:t>
-      </w:r>
-      <w:r>
-        <w:rPr>
-          <w:b w:val="0"/>
-        </w:rPr>
-        <w:t xml:space="preserve">s, intermediate steps, calculation or </w:t>
-      </w:r>
-      <w:r>
-        <w:rPr>
-          <w:b/>
-        </w:rPr>
-        <w:t>prediction</w:t>
-      </w:r>
-      <w:r>
-        <w:rPr>
-          <w:b w:val="0"/>
-        </w:rPr>
-        <w:t>, and limitation. Connect this record to last week’s record; a matching answer without a trace is insufficient.</w:t>
-      </w:r>
-    </w:p>
-    <w:p>
-      <w:pPr>
-        <w:pStyle w:val="Heading3"/>
-      </w:pPr>
-      <w:r>
-        <w:t>My project change, supporting evidence and remaining limit</w:t>
-      </w:r>
-    </w:p>
-    <w:p>
-      <w:r>
-        <w:t>________________________________________________________________</w:t>
-      </w:r>
-    </w:p>
-    <w:p>
-      <w:r>
-        <w:t>________________________________________________________________</w:t>
-      </w:r>
-    </w:p>
-    <w:p>
-      <w:r>
-        <w:t>________________________________________________________________</w:t>
-      </w:r>
-    </w:p>
-    <w:p>
-      <w:r>
-        <w:t>________________________________________________________________</w:t>
-      </w:r>
-    </w:p>
-    <w:p>
-      <w:r>
-        <w:t>________________________________________________________________</w:t>
-      </w:r>
-    </w:p>
-    <w:p>
-      <w:r>
-        <w:t>________________________________________________________________</w:t>
-      </w:r>
-    </w:p>
-    <w:p>
-      <w:pPr>
-        <w:pStyle w:val="Heading1"/>
-      </w:pPr>
-      <w:r>
-        <w:t>11. Feedback, return check and learning record</w:t>
-      </w:r>
-    </w:p>
-    <w:p>
-      <w:r>
-        <w:t>Record the first repaired step and a different case to revisit after a delay.</w:t>
+        <w:t>11. Feedback · Repair and return</w:t>
+      </w:r>
+    </w:p>
+    <w:p>
+      <w:r>
+        <w:t>Keep this task’s inputs,rule and response together.</w:t>
+      </w:r>
+    </w:p>
+    <w:p>
+      <w:pPr>
+        <w:pStyle w:val="Heading2"/>
+      </w:pPr>
+      <w:r>
+        <w:t>Complete task and evidence</w:t>
       </w:r>
     </w:p>
     <w:tbl>
@@ -1398,12 +1013,9 @@
     </w:tbl>
     <w:p>
       <w:pPr>
-        <w:spacing w:line="336" w:lineRule="auto" w:after="180"/>
-      </w:pPr>
-      <w:r>
-        <w:rPr>
-          <w:b w:val="0"/>
-        </w:rPr>
+        <w:pStyle w:val="ListBullet"/>
+      </w:pPr>
+      <w:r>
         <w:t>Revisit this idea with your teacher after a delay. Familiarity is different from explaining and using it on a changed case.</w:t>
       </w:r>
     </w:p>
@@ -1412,57 +1024,330 @@
         <w:pStyle w:val="Heading1"/>
       </w:pPr>
       <w:r>
-        <w:t>12. Pictorial case practice: Similarity and normalisation</w:t>
-      </w:r>
-    </w:p>
-    <w:p>
-      <w:r>
-        <w:t>Compare angular alignment with raw distance on the same vectors. Explain the labelled step before checking the changed condition.</w:t>
-      </w:r>
-    </w:p>
-    <w:p>
-      <w:pPr>
-        <w:spacing w:line="336" w:lineRule="auto" w:after="180"/>
-      </w:pPr>
-      <w:r>
-        <w:rPr>
-          <w:b w:val="0"/>
-        </w:rPr>
+        <w:t>Reference bank and extra practice</w:t>
+      </w:r>
+    </w:p>
+    <w:p>
+      <w:pPr>
+        <w:pStyle w:val="Heading1"/>
+      </w:pPr>
+      <w:r>
+        <w:t>02. Reference · Supported W2 record</w:t>
+      </w:r>
+    </w:p>
+    <w:p>
+      <w:r>
+        <w:t>Keep this task’s inputs,rule and response together.</w:t>
+      </w:r>
+    </w:p>
+    <w:p>
+      <w:pPr>
+        <w:pStyle w:val="Heading2"/>
+      </w:pPr>
+      <w:r>
+        <w:t>Complete task and evidence</w:t>
+      </w:r>
+    </w:p>
+    <w:p>
+      <w:pPr>
+        <w:pStyle w:val="ListBullet"/>
+      </w:pPr>
+      <w:r>
+        <w:t>Use W2: Compare the rankings for Similarity and normalisation. Record the answer once; the lesson and workbook refer to the same attempt.</w:t>
+      </w:r>
+    </w:p>
+    <w:tbl>
+      <w:tblPr>
+        <w:tblStyle w:val="LightShading-Accent1"/>
+        <w:tblW w:type="auto" w:w="0"/>
+        <w:tblLook w:firstColumn="1" w:firstRow="1" w:lastColumn="0" w:lastRow="0" w:noHBand="0" w:noVBand="1" w:val="04A0"/>
+      </w:tblPr>
+      <w:tblGrid>
+        <w:gridCol w:w="2556"/>
+        <w:gridCol w:w="2556"/>
+        <w:gridCol w:w="2556"/>
+        <w:gridCol w:w="2556"/>
+      </w:tblGrid>
+      <w:tr>
+        <w:trPr>
+          <w:tblHeader/>
+        </w:trPr>
+        <w:tc>
+          <w:tcPr>
+            <w:tcW w:type="dxa" w:w="2556"/>
+          </w:tcPr>
+          <w:p>
+            <w:r>
+              <w:t>Given inputs</w:t>
+            </w:r>
+          </w:p>
+        </w:tc>
+        <w:tc>
+          <w:tcPr>
+            <w:tcW w:type="dxa" w:w="2556"/>
+          </w:tcPr>
+          <w:p>
+            <w:r>
+              <w:t>Procedure I chose</w:t>
+            </w:r>
+          </w:p>
+        </w:tc>
+        <w:tc>
+          <w:tcPr>
+            <w:tcW w:type="dxa" w:w="2556"/>
+          </w:tcPr>
+          <w:p>
+            <w:r>
+              <w:t>Middle steps</w:t>
+            </w:r>
+          </w:p>
+        </w:tc>
+        <w:tc>
+          <w:tcPr>
+            <w:tcW w:type="dxa" w:w="2556"/>
+          </w:tcPr>
+          <w:p>
+            <w:r>
+              <w:t>Result and check</w:t>
+            </w:r>
+          </w:p>
+        </w:tc>
+      </w:tr>
+      <w:tr>
+        <w:tc>
+          <w:tcPr>
+            <w:tcW w:type="dxa" w:w="2556"/>
+          </w:tcPr>
+          <w:p>
+            <w:r/>
+          </w:p>
+        </w:tc>
+        <w:tc>
+          <w:tcPr>
+            <w:tcW w:type="dxa" w:w="2556"/>
+          </w:tcPr>
+          <w:p>
+            <w:r/>
+          </w:p>
+        </w:tc>
+        <w:tc>
+          <w:tcPr>
+            <w:tcW w:type="dxa" w:w="2556"/>
+          </w:tcPr>
+          <w:p>
+            <w:r/>
+          </w:p>
+        </w:tc>
+        <w:tc>
+          <w:tcPr>
+            <w:tcW w:type="dxa" w:w="2556"/>
+          </w:tcPr>
+          <w:p>
+            <w:r/>
+          </w:p>
+        </w:tc>
+      </w:tr>
+    </w:tbl>
+    <w:p>
+      <w:pPr>
+        <w:pStyle w:val="Heading3"/>
+      </w:pPr>
+      <w:r>
+        <w:t>The step I completed without help, and the hint I needed</w:t>
+      </w:r>
+    </w:p>
+    <w:p>
+      <w:r>
+        <w:t>________________________________________________________________</w:t>
+      </w:r>
+    </w:p>
+    <w:p>
+      <w:r>
+        <w:t>________________________________________________________________</w:t>
+      </w:r>
+    </w:p>
+    <w:p>
+      <w:r>
+        <w:t>________________________________________________________________</w:t>
+      </w:r>
+    </w:p>
+    <w:p>
+      <w:pPr>
+        <w:pStyle w:val="Heading1"/>
+      </w:pPr>
+      <w:r>
+        <w:t>03. Extra practice · Individual reasoning check</w:t>
+      </w:r>
+    </w:p>
+    <w:p>
+      <w:r>
+        <w:t>Keep this task’s inputs,rule and response together.</w:t>
+      </w:r>
+    </w:p>
+    <w:p>
+      <w:pPr>
+        <w:pStyle w:val="Heading2"/>
+      </w:pPr>
+      <w:r>
+        <w:t>Complete task and evidence</w:t>
+      </w:r>
+    </w:p>
+    <w:p>
+      <w:pPr>
+        <w:pStyle w:val="ListBullet"/>
+      </w:pPr>
+      <w:r>
+        <w:t>Use the worked case for Similarity and normalisation. Proposed explanation: “Cosine is a probability”. Decide whether this explanation is supported. Point to the step or supplied fact that decides; explain your repair if needed.</w:t>
+      </w:r>
+    </w:p>
+    <w:p>
+      <w:pPr>
+        <w:pStyle w:val="Heading3"/>
+      </w:pPr>
+      <w:r>
+        <w:t>My explanation before partner discussion</w:t>
+      </w:r>
+    </w:p>
+    <w:p>
+      <w:r>
+        <w:t>________________________________________________________________</w:t>
+      </w:r>
+    </w:p>
+    <w:p>
+      <w:r>
+        <w:t>________________________________________________________________</w:t>
+      </w:r>
+    </w:p>
+    <w:p>
+      <w:r>
+        <w:t>________________________________________________________________</w:t>
+      </w:r>
+    </w:p>
+    <w:p>
+      <w:r>
+        <w:t>________________________________________________________________</w:t>
+      </w:r>
+    </w:p>
+    <w:p>
+      <w:pPr>
+        <w:pStyle w:val="Heading1"/>
+      </w:pPr>
+      <w:r>
+        <w:t>08. Reference · Earlier W4 response copy</w:t>
+      </w:r>
+    </w:p>
+    <w:p>
+      <w:r>
+        <w:t>Keep this task’s inputs,rule and response together.</w:t>
+      </w:r>
+    </w:p>
+    <w:p>
+      <w:pPr>
+        <w:pStyle w:val="Heading2"/>
+      </w:pPr>
+      <w:r>
+        <w:t>Complete task and evidence</w:t>
+      </w:r>
+    </w:p>
+    <w:p>
+      <w:pPr>
+        <w:pStyle w:val="ListBullet"/>
+      </w:pPr>
+      <w:r>
+        <w:t>Use query [5, 0] and candidates P [10, 0], R [4, 3] and S [0, 5]. Calculate all raw squared distances and cosines, name each winner, and give squared distances after normalising both query and candidates. Explain the changed ranking.</w:t>
+      </w:r>
+    </w:p>
+    <w:p>
+      <w:pPr>
+        <w:pStyle w:val="Heading3"/>
+      </w:pPr>
+      <w:r>
+        <w:t>My reasoning and evidence</w:t>
+      </w:r>
+    </w:p>
+    <w:p>
+      <w:r>
+        <w:t>________________________________________________________________</w:t>
+      </w:r>
+    </w:p>
+    <w:p>
+      <w:r>
+        <w:t>________________________________________________________________</w:t>
+      </w:r>
+    </w:p>
+    <w:p>
+      <w:r>
+        <w:t>________________________________________________________________</w:t>
+      </w:r>
+    </w:p>
+    <w:p>
+      <w:r>
+        <w:t>________________________________________________________________</w:t>
+      </w:r>
+    </w:p>
+    <w:p>
+      <w:r>
+        <w:t>________________________________________________________________</w:t>
+      </w:r>
+    </w:p>
+    <w:p>
+      <w:r>
+        <w:t>________________________________________________________________</w:t>
+      </w:r>
+    </w:p>
+    <w:p>
+      <w:r>
+        <w:t>________________________________________________________________</w:t>
+      </w:r>
+    </w:p>
+    <w:p>
+      <w:r>
+        <w:t>________________________________________________________________</w:t>
+      </w:r>
+    </w:p>
+    <w:p>
+      <w:pPr>
+        <w:pStyle w:val="Heading1"/>
+      </w:pPr>
+      <w:r>
+        <w:t>12. Extra practice · Pictured case</w:t>
+      </w:r>
+    </w:p>
+    <w:p>
+      <w:r>
+        <w:t>Keep this task’s inputs,rule and response together.</w:t>
+      </w:r>
+    </w:p>
+    <w:p>
+      <w:pPr>
+        <w:pStyle w:val="Heading2"/>
+      </w:pPr>
+      <w:r>
+        <w:t>Complete task and evidence</w:t>
+      </w:r>
+    </w:p>
+    <w:p>
+      <w:pPr>
+        <w:pStyle w:val="ListBullet"/>
+      </w:pPr>
+      <w:r>
         <w:t>Compare angular alignment with raw distance on the same vectors.</w:t>
       </w:r>
     </w:p>
     <w:p>
       <w:pPr>
-        <w:spacing w:line="336" w:lineRule="auto" w:after="180"/>
-      </w:pPr>
-      <w:r>
-        <w:rPr>
-          <w:b w:val="0"/>
-        </w:rPr>
+        <w:pStyle w:val="ListBullet"/>
+      </w:pPr>
+      <w:r>
         <w:t>Query [2, 0]; P=[8, 0]; Q=[2, 1]. Nonzero vectors only; compare squared Euclidean distance and cosine.</w:t>
       </w:r>
     </w:p>
     <w:p>
       <w:pPr>
-        <w:spacing w:line="336" w:lineRule="auto" w:after="180"/>
-      </w:pPr>
-      <w:r>
-        <w:rPr>
-          <w:b w:val="0"/>
-        </w:rPr>
-        <w:t xml:space="preserve">All </w:t>
-      </w:r>
-      <w:r>
-        <w:rPr>
-          <w:b/>
-        </w:rPr>
-        <w:t>input</w:t>
-      </w:r>
-      <w:r>
-        <w:rPr>
-          <w:b w:val="0"/>
-        </w:rPr>
-        <w:t>s and outcomes in this worked example are invented classroom data; no real model run is claimed.</w:t>
+        <w:pStyle w:val="ListBullet"/>
+      </w:pPr>
+      <w:r>
+        <w:t>All inputs and outcomes in this worked example are invented classroom data; no real model run is claimed.</w:t>
       </w:r>
     </w:p>
     <w:p>
@@ -1539,25 +1424,10 @@
     </w:p>
     <w:p>
       <w:pPr>
-        <w:spacing w:line="336" w:lineRule="auto" w:after="180"/>
-      </w:pPr>
-      <w:r>
-        <w:rPr>
-          <w:b w:val="0"/>
-        </w:rPr>
-        <w:t xml:space="preserve">Why do the original two metrics select different winners? Point to the relevant step in the picture, then write the changed result and the rule or </w:t>
-      </w:r>
-      <w:r>
-        <w:rPr>
-          <w:b/>
-        </w:rPr>
-        <w:t>evidence</w:t>
-      </w:r>
-      <w:r>
-        <w:rPr>
-          <w:b w:val="0"/>
-        </w:rPr>
-        <w:t xml:space="preserve"> that supports it.</w:t>
+        <w:pStyle w:val="ListBullet"/>
+      </w:pPr>
+      <w:r>
+        <w:t>Why do the original two metrics select different winners? Point to the relevant step in the picture, then write the changed result and the rule or evidence that supports it.</w:t>
       </w:r>
     </w:p>
     <w:p>
@@ -1600,68 +1470,18 @@
     </w:p>
     <w:p>
       <w:pPr>
-        <w:pStyle w:val="Heading3"/>
-      </w:pPr>
-      <w:r>
-        <w:t>Record the help used</w:t>
-      </w:r>
-    </w:p>
-    <w:p>
-      <w:pPr>
-        <w:spacing w:line="336" w:lineRule="auto" w:after="180"/>
-        <w:shd w:fill="F1F6F8"/>
-      </w:pPr>
-      <w:r>
-        <w:rPr>
-          <w:b w:val="0"/>
-        </w:rPr>
-        <w:t xml:space="preserve">Support used: alone / hint / worked example. This record is practice </w:t>
-      </w:r>
-      <w:r>
-        <w:rPr>
-          <w:b/>
-        </w:rPr>
-        <w:t>evidence</w:t>
-      </w:r>
-      <w:r>
-        <w:rPr>
-          <w:b w:val="0"/>
-        </w:rPr>
-        <w:t>.</w:t>
-      </w:r>
-    </w:p>
-    <w:p>
-      <w:pPr>
-        <w:spacing w:line="336" w:lineRule="auto" w:after="180"/>
-      </w:pPr>
-      <w:r>
-        <w:rPr>
-          <w:b w:val="0"/>
-        </w:rPr>
-        <w:t xml:space="preserve">Project connection: For your Image-pattern Network Investigation, save the </w:t>
-      </w:r>
-      <w:r>
-        <w:rPr>
-          <w:b/>
-        </w:rPr>
-        <w:t>input</w:t>
-      </w:r>
-      <w:r>
-        <w:rPr>
-          <w:b w:val="0"/>
-        </w:rPr>
-        <w:t>, procedure, observed result and limitation of this check.</w:t>
-      </w:r>
-    </w:p>
-    <w:p>
-      <w:pPr>
-        <w:spacing w:line="336" w:lineRule="auto" w:after="180"/>
-      </w:pPr>
-      <w:r>
-        <w:rPr>
-          <w:b w:val="0"/>
-        </w:rPr>
-        <w:t>Label this worked example as practice; use a different, previously unreviewed case when checking independent understanding.</w:t>
+        <w:pStyle w:val="ListBullet"/>
+      </w:pPr>
+      <w:r>
+        <w:t>Support used: alone / hint / worked example. This record is practice evidence.</w:t>
+      </w:r>
+    </w:p>
+    <w:p>
+      <w:pPr>
+        <w:pStyle w:val="ListBullet"/>
+      </w:pPr>
+      <w:r>
+        <w:t>Project connection: For your Image-pattern Network Investigation, save the input, procedure, observed result and limitation of this check. Label this worked example as practice; use a different, previously unreviewed case when checking independent understanding.</w:t>
       </w:r>
     </w:p>
     <w:p>
@@ -1669,80 +1489,44 @@
         <w:pStyle w:val="Heading1"/>
       </w:pPr>
       <w:r>
-        <w:t>13. Project portfolio milestone</w:t>
-      </w:r>
-    </w:p>
-    <w:p>
-      <w:r>
-        <w:t>Keep this week’s input, deciding step, result and limit together in the Image-pattern Network Investigation record.</w:t>
-      </w:r>
-    </w:p>
-    <w:p>
-      <w:pPr>
-        <w:spacing w:line="336" w:lineRule="auto" w:after="180"/>
-      </w:pPr>
-      <w:r>
-        <w:rPr>
-          <w:b w:val="0"/>
-        </w:rPr>
+        <w:t>13. Reference · Project milestone</w:t>
+      </w:r>
+    </w:p>
+    <w:p>
+      <w:r>
+        <w:t>Keep this task’s inputs,rule and response together.</w:t>
+      </w:r>
+    </w:p>
+    <w:p>
+      <w:pPr>
+        <w:pStyle w:val="Heading2"/>
+      </w:pPr>
+      <w:r>
+        <w:t>Complete task and evidence</w:t>
+      </w:r>
+    </w:p>
+    <w:p>
+      <w:pPr>
+        <w:pStyle w:val="ListBullet"/>
+      </w:pPr>
+      <w:r>
         <w:t>Project: Image-pattern Network Investigation</w:t>
       </w:r>
     </w:p>
     <w:p>
       <w:pPr>
-        <w:spacing w:line="336" w:lineRule="auto" w:after="180"/>
-      </w:pPr>
-      <w:r>
-        <w:rPr>
-          <w:b w:val="0"/>
-        </w:rPr>
-        <w:t xml:space="preserve">Current milestone: Prepare the demonstration. Gather reproducible instructions, </w:t>
-      </w:r>
-      <w:r>
-        <w:rPr>
-          <w:b/>
-        </w:rPr>
-        <w:t>evidence</w:t>
-      </w:r>
-      <w:r>
-        <w:rPr>
-          <w:b w:val="0"/>
-        </w:rPr>
-        <w:t>, access checks and remaining limitations.</w:t>
-      </w:r>
-    </w:p>
-    <w:p>
-      <w:pPr>
-        <w:spacing w:line="336" w:lineRule="auto" w:after="180"/>
-      </w:pPr>
-      <w:r>
-        <w:rPr>
-          <w:b w:val="0"/>
-        </w:rPr>
-        <w:t xml:space="preserve">For your Image-pattern Network Investigation, save the </w:t>
-      </w:r>
-      <w:r>
-        <w:rPr>
-          <w:b/>
-        </w:rPr>
-        <w:t>input</w:t>
-      </w:r>
-      <w:r>
-        <w:rPr>
-          <w:b w:val="0"/>
-        </w:rPr>
-        <w:t>, procedure, observed result and limitation of this check.</w:t>
-      </w:r>
-    </w:p>
-    <w:p>
-      <w:pPr>
-        <w:spacing w:line="336" w:lineRule="auto" w:after="180"/>
-      </w:pPr>
-      <w:r>
-        <w:rPr>
-          <w:b w:val="0"/>
-        </w:rPr>
-        <w:t>Label this worked example as practice; use a different, previously unreviewed case when checking independent understanding.</w:t>
+        <w:pStyle w:val="ListBullet"/>
+      </w:pPr>
+      <w:r>
+        <w:t>Current milestone: Prepare the demonstration. Gather reproducible instructions, evidence, access checks and remaining limitations.</w:t>
+      </w:r>
+    </w:p>
+    <w:p>
+      <w:pPr>
+        <w:pStyle w:val="ListBullet"/>
+      </w:pPr>
+      <w:r>
+        <w:t>For your Image-pattern Network Investigation, save the input, procedure, observed result and limitation of this check. Label this worked example as practice; use a different, previously unreviewed case when checking independent understanding.</w:t>
       </w:r>
     </w:p>
     <w:tbl>
@@ -1899,12 +1683,513 @@
         <w:pStyle w:val="Heading1"/>
       </w:pPr>
       <w:r>
-        <w:t>14. Supported practice and learning evidence</w:t>
-      </w:r>
-    </w:p>
-    <w:p>
-      <w:r>
-        <w:t>Try the supported questions before comparing with hints and feedback. Record what you repaired and the evidence you retained.</w:t>
+        <w:t>14. Extra practice · Predict,check and repair</w:t>
+      </w:r>
+    </w:p>
+    <w:p>
+      <w:r>
+        <w:t>Keep supported feedback separate from the independent case.</w:t>
+      </w:r>
+    </w:p>
+    <w:p>
+      <w:pPr>
+        <w:pStyle w:val="Heading2"/>
+      </w:pPr>
+      <w:r>
+        <w:t>First supported question and optional hint</w:t>
+      </w:r>
+    </w:p>
+    <w:p>
+      <w:pPr>
+        <w:pStyle w:val="ListBullet"/>
+      </w:pPr>
+      <w:r>
+        <w:t>Compare angular alignment with raw distance on the same vectors.</w:t>
+      </w:r>
+    </w:p>
+    <w:p>
+      <w:pPr>
+        <w:pStyle w:val="Heading3"/>
+      </w:pPr>
+      <w:r>
+        <w:t>Practice 1: explain the deciding evidence</w:t>
+      </w:r>
+    </w:p>
+    <w:p>
+      <w:pPr>
+        <w:pStyle w:val="ListBullet"/>
+      </w:pPr>
+      <w:r>
+        <w:t>Which labelled step matches this detail? Unit query [1, 0], P [1, 0], Q [2/sqrt5, 1/sqrt5]; normalised distance to P is 0.</w:t>
+      </w:r>
+    </w:p>
+    <w:p>
+      <w:pPr>
+        <w:pStyle w:val="ListBullet"/>
+      </w:pPr>
+      <w:r>
+        <w:t>1. Angular similarity</w:t>
+      </w:r>
+    </w:p>
+    <w:p>
+      <w:pPr>
+        <w:pStyle w:val="ListBullet"/>
+      </w:pPr>
+      <w:r>
+        <w:t>2. Normalise</w:t>
+      </w:r>
+    </w:p>
+    <w:p>
+      <w:pPr>
+        <w:pStyle w:val="ListBullet"/>
+      </w:pPr>
+      <w:r>
+        <w:t>3. Raw distances</w:t>
+      </w:r>
+    </w:p>
+    <w:p>
+      <w:pPr>
+        <w:pStyle w:val="Heading3"/>
+      </w:pPr>
+      <w:r>
+        <w:t>My selected conclusion, deciding fact and explanation</w:t>
+      </w:r>
+    </w:p>
+    <w:p>
+      <w:r>
+        <w:t>________________________________________________________________</w:t>
+      </w:r>
+    </w:p>
+    <w:p>
+      <w:r>
+        <w:t>________________________________________________________________</w:t>
+      </w:r>
+    </w:p>
+    <w:p>
+      <w:r>
+        <w:t>________________________________________________________________</w:t>
+      </w:r>
+    </w:p>
+    <w:p>
+      <w:r>
+        <w:t>________________________________________________________________</w:t>
+      </w:r>
+    </w:p>
+    <w:p>
+      <w:r>
+        <w:t>________________________________________________________________</w:t>
+      </w:r>
+    </w:p>
+    <w:p>
+      <w:pPr>
+        <w:pStyle w:val="ListBullet"/>
+      </w:pPr>
+      <w:r>
+        <w:t>Hint if needed: Read the steps in the pictorial case. Match the supplied detail to the stage that performs or records it.</w:t>
+      </w:r>
+    </w:p>
+    <w:p>
+      <w:pPr>
+        <w:pStyle w:val="Heading2"/>
+      </w:pPr>
+      <w:r>
+        <w:t>Check after the first attempt · reference / check after trying</w:t>
+      </w:r>
+    </w:p>
+    <w:p>
+      <w:pPr>
+        <w:spacing w:line="336" w:lineRule="auto" w:after="180"/>
+      </w:pPr>
+      <w:r>
+        <w:rPr>
+          <w:b w:val="0"/>
+        </w:rPr>
+        <w:t>After your attempt, compare with the supported explanation: Normalise Unit query [1, 0], P [1, 0], Q [2/sqrt5, 1/sqrt5]; normalised distance to P is 0. Raw Euclidean distance includes differences in both direction and magnitude.</w:t>
+      </w:r>
+    </w:p>
+    <w:p>
+      <w:pPr>
+        <w:spacing w:line="336" w:lineRule="auto" w:after="180"/>
+      </w:pPr>
+      <w:r>
+        <w:rPr>
+          <w:b w:val="0"/>
+        </w:rPr>
+        <w:t xml:space="preserve">Cosine compares direction using the </w:t>
+      </w:r>
+      <w:r>
+        <w:rPr>
+          <w:b/>
+        </w:rPr>
+        <w:t>vector length</w:t>
+      </w:r>
+      <w:r>
+        <w:rPr>
+          <w:b w:val="0"/>
+        </w:rPr>
+        <w:t>s, so a long vector can align perfectly while being far away in raw coordinates. Declare which question your similarity measure answers.</w:t>
+      </w:r>
+    </w:p>
+    <w:p>
+      <w:pPr>
+        <w:spacing w:line="336" w:lineRule="auto" w:after="180"/>
+      </w:pPr>
+      <w:r>
+        <w:rPr>
+          <w:b w:val="0"/>
+        </w:rPr>
+        <w:t>A zero vector has no direction and cannot be divided by its norm for cosine or unit normalisation.</w:t>
+      </w:r>
+    </w:p>
+    <w:p>
+      <w:pPr>
+        <w:pStyle w:val="Heading2"/>
+      </w:pPr>
+      <w:r>
+        <w:t>Changed-case question and optional hint</w:t>
+      </w:r>
+    </w:p>
+    <w:p>
+      <w:pPr>
+        <w:pStyle w:val="Heading3"/>
+      </w:pPr>
+      <w:r>
+        <w:t>Practice 2: explain the deciding evidence</w:t>
+      </w:r>
+    </w:p>
+    <w:p>
+      <w:pPr>
+        <w:pStyle w:val="ListBullet"/>
+      </w:pPr>
+      <w:r>
+        <w:t>Changed-case practice: Replace P with [0, 0]. Which conclusion is supported by the supplied facts?</w:t>
+      </w:r>
+    </w:p>
+    <w:p>
+      <w:pPr>
+        <w:pStyle w:val="ListBullet"/>
+      </w:pPr>
+      <w:r>
+        <w:t>1. Cosine and unit normalisation for P are undefined.</w:t>
+      </w:r>
+    </w:p>
+    <w:p>
+      <w:pPr>
+        <w:pStyle w:val="ListBullet"/>
+      </w:pPr>
+      <w:r>
+        <w:t>2. This one example guarantees correct results for every future input.</w:t>
+      </w:r>
+    </w:p>
+    <w:p>
+      <w:pPr>
+        <w:pStyle w:val="ListBullet"/>
+      </w:pPr>
+      <w:r>
+        <w:t>3. We can decide the result without examining the changed input or the procedure.</w:t>
+      </w:r>
+    </w:p>
+    <w:p>
+      <w:pPr>
+        <w:pStyle w:val="Heading3"/>
+      </w:pPr>
+      <w:r>
+        <w:t>My selected conclusion, deciding fact and explanation</w:t>
+      </w:r>
+    </w:p>
+    <w:p>
+      <w:r>
+        <w:t>________________________________________________________________</w:t>
+      </w:r>
+    </w:p>
+    <w:p>
+      <w:r>
+        <w:t>________________________________________________________________</w:t>
+      </w:r>
+    </w:p>
+    <w:p>
+      <w:r>
+        <w:t>________________________________________________________________</w:t>
+      </w:r>
+    </w:p>
+    <w:p>
+      <w:r>
+        <w:t>________________________________________________________________</w:t>
+      </w:r>
+    </w:p>
+    <w:p>
+      <w:r>
+        <w:t>________________________________________________________________</w:t>
+      </w:r>
+    </w:p>
+    <w:p>
+      <w:pPr>
+        <w:pStyle w:val="ListBullet"/>
+      </w:pPr>
+      <w:r>
+        <w:t>Hint if needed: Use the changed condition and the deciding step in the pictorial trace. The answer must say what follows from those facts.</w:t>
+      </w:r>
+    </w:p>
+    <w:p>
+      <w:pPr>
+        <w:pStyle w:val="Heading2"/>
+      </w:pPr>
+      <w:r>
+        <w:t>Check after the changed attempt · reference / check after trying</w:t>
+      </w:r>
+    </w:p>
+    <w:p>
+      <w:pPr>
+        <w:spacing w:line="336" w:lineRule="auto" w:after="180"/>
+      </w:pPr>
+      <w:r>
+        <w:rPr>
+          <w:b w:val="0"/>
+        </w:rPr>
+        <w:t>After your attempt, compare with the supported explanation: Cosine and unit normalisation for P are undefined. The zero vector has norm 0, so dividing by its norm is invalid.</w:t>
+      </w:r>
+    </w:p>
+    <w:p>
+      <w:pPr>
+        <w:pStyle w:val="Heading2"/>
+      </w:pPr>
+      <w:r>
+        <w:t>Repair and retain the record</w:t>
+      </w:r>
+    </w:p>
+    <w:p>
+      <w:pPr>
+        <w:spacing w:line="336" w:lineRule="auto" w:after="180"/>
+      </w:pPr>
+      <w:r>
+        <w:rPr>
+          <w:b w:val="0"/>
+        </w:rPr>
+        <w:t>Review Embeddings and neighbourhoods (ai-5/26). Goal: Look up a vector using a token ID and preserve sequence shape. Short practice: What would justify claiming nearby vectors mean related topics?</w:t>
+      </w:r>
+    </w:p>
+    <w:p>
+      <w:pPr>
+        <w:spacing w:line="336" w:lineRule="auto" w:after="180"/>
+      </w:pPr>
+      <w:r>
+        <w:rPr>
+          <w:b w:val="0"/>
+        </w:rPr>
+        <w:t xml:space="preserve">Point to the relevant step in the picture, then write the changed result and the rule or </w:t>
+      </w:r>
+      <w:r>
+        <w:rPr>
+          <w:b/>
+        </w:rPr>
+        <w:t>evidence</w:t>
+      </w:r>
+      <w:r>
+        <w:rPr>
+          <w:b w:val="0"/>
+        </w:rPr>
+        <w:t xml:space="preserve"> that supports it.. Return to this week and explain what you changed.</w:t>
+      </w:r>
+    </w:p>
+    <w:p>
+      <w:pPr>
+        <w:spacing w:line="336" w:lineRule="auto" w:after="180"/>
+      </w:pPr>
+      <w:r>
+        <w:rPr>
+          <w:b w:val="0"/>
+        </w:rPr>
+        <w:t>Review Augmentation and leakage (ai-5/24). Goal: Check whether a transformation preserves the task label. Short practice: How many independent source groups are in the final test?</w:t>
+      </w:r>
+    </w:p>
+    <w:p>
+      <w:pPr>
+        <w:spacing w:line="336" w:lineRule="auto" w:after="180"/>
+      </w:pPr>
+      <w:r>
+        <w:rPr>
+          <w:b w:val="0"/>
+        </w:rPr>
+        <w:t xml:space="preserve">Point to the relevant step in the picture, then write the changed result and the rule or </w:t>
+      </w:r>
+      <w:r>
+        <w:rPr>
+          <w:b/>
+        </w:rPr>
+        <w:t>evidence</w:t>
+      </w:r>
+      <w:r>
+        <w:rPr>
+          <w:b w:val="0"/>
+        </w:rPr>
+        <w:t xml:space="preserve"> that supports it.. Return to this week and explain what you changed.</w:t>
+      </w:r>
+    </w:p>
+    <w:p>
+      <w:pPr>
+        <w:spacing w:line="336" w:lineRule="auto" w:after="180"/>
+      </w:pPr>
+      <w:r>
+        <w:rPr>
+          <w:b w:val="0"/>
+        </w:rPr>
+        <w:t>Review Convolution as a local operation (ai-5/21). Goal: Compute a local weighted sum at each valid image position. Short practice: Why is flipping the kernel an implementation change here?</w:t>
+      </w:r>
+    </w:p>
+    <w:p>
+      <w:pPr>
+        <w:spacing w:line="336" w:lineRule="auto" w:after="180"/>
+      </w:pPr>
+      <w:r>
+        <w:rPr>
+          <w:b w:val="0"/>
+        </w:rPr>
+        <w:t xml:space="preserve">Point to the relevant step in the picture, then write the changed result and the rule or </w:t>
+      </w:r>
+      <w:r>
+        <w:rPr>
+          <w:b/>
+        </w:rPr>
+        <w:t>evidence</w:t>
+      </w:r>
+      <w:r>
+        <w:rPr>
+          <w:b w:val="0"/>
+        </w:rPr>
+        <w:t xml:space="preserve"> that supports it.. Return to this week and explain what you changed.</w:t>
+      </w:r>
+    </w:p>
+    <w:p>
+      <w:pPr>
+        <w:spacing w:line="336" w:lineRule="auto" w:after="180"/>
+      </w:pPr>
+      <w:r>
+        <w:rPr>
+          <w:b w:val="0"/>
+        </w:rPr>
+        <w:t xml:space="preserve">The browser lab lets you edit the supported Python examples already included in this lesson. Predict first, run, inspect the actual </w:t>
+      </w:r>
+      <w:r>
+        <w:rPr>
+          <w:b/>
+        </w:rPr>
+        <w:t>output</w:t>
+      </w:r>
+      <w:r>
+        <w:rPr>
+          <w:b w:val="0"/>
+        </w:rPr>
+        <w:t xml:space="preserve"> or error, change one </w:t>
+      </w:r>
+      <w:r>
+        <w:rPr>
+          <w:b/>
+        </w:rPr>
+        <w:t>input</w:t>
+      </w:r>
+      <w:r>
+        <w:rPr>
+          <w:b w:val="0"/>
+        </w:rPr>
+        <w:t>, then run again.</w:t>
+      </w:r>
+    </w:p>
+    <w:p>
+      <w:pPr>
+        <w:spacing w:line="336" w:lineRule="auto" w:after="180"/>
+      </w:pPr>
+      <w:r>
+        <w:rPr>
+          <w:b w:val="0"/>
+        </w:rPr>
+        <w:t xml:space="preserve">Keep code, </w:t>
+      </w:r>
+      <w:r>
+        <w:rPr>
+          <w:b/>
+        </w:rPr>
+        <w:t>prediction</w:t>
+      </w:r>
+      <w:r>
+        <w:rPr>
+          <w:b w:val="0"/>
+        </w:rPr>
+        <w:t>s, actual results and a reasoned revision together. On paper, label your result as a trace rather than an execution.</w:t>
+      </w:r>
+    </w:p>
+    <w:p>
+      <w:pPr>
+        <w:spacing w:line="336" w:lineRule="auto" w:after="180"/>
+      </w:pPr>
+      <w:r>
+        <w:rPr>
+          <w:b w:val="0"/>
+        </w:rPr>
+        <w:t xml:space="preserve">Use Download completed work in the hosted lesson to export your answers, reflections, practice feedback and code-run </w:t>
+      </w:r>
+      <w:r>
+        <w:rPr>
+          <w:b/>
+        </w:rPr>
+        <w:t>evidence</w:t>
+      </w:r>
+      <w:r>
+        <w:rPr>
+          <w:b w:val="0"/>
+        </w:rPr>
+        <w:t>. Open the HTML copy to read or print it.</w:t>
+      </w:r>
+    </w:p>
+    <w:p>
+      <w:pPr>
+        <w:spacing w:line="336" w:lineRule="auto" w:after="180"/>
+      </w:pPr>
+      <w:r>
+        <w:rPr>
+          <w:b w:val="0"/>
+        </w:rPr>
+        <w:t>Drafts stay in this browser when storage is available; clear drafts on a shared device.</w:t>
+      </w:r>
+    </w:p>
+    <w:p>
+      <w:pPr>
+        <w:pStyle w:val="Heading3"/>
+      </w:pPr>
+      <w:r>
+        <w:t>What I repaired, the evidence I kept and the next test</w:t>
+      </w:r>
+    </w:p>
+    <w:p>
+      <w:r>
+        <w:t>________________________________________________________________</w:t>
+      </w:r>
+    </w:p>
+    <w:p>
+      <w:r>
+        <w:t>________________________________________________________________</w:t>
+      </w:r>
+    </w:p>
+    <w:p>
+      <w:r>
+        <w:t>________________________________________________________________</w:t>
+      </w:r>
+    </w:p>
+    <w:p>
+      <w:r>
+        <w:t>________________________________________________________________</w:t>
+      </w:r>
+    </w:p>
+    <w:p>
+      <w:r>
+        <w:t>________________________________________________________________</w:t>
+      </w:r>
+    </w:p>
+    <w:p>
+      <w:pPr>
+        <w:pStyle w:val="Heading2"/>
+      </w:pPr>
+      <w:r>
+        <w:t>Earlier wording, alternatives and picture transcripts · reference / check after trying</w:t>
       </w:r>
     </w:p>
     <w:p>
@@ -1920,68 +2205,10 @@
     </w:p>
     <w:p>
       <w:pPr>
-        <w:spacing w:line="336" w:lineRule="auto" w:after="180"/>
-      </w:pPr>
-      <w:r>
-        <w:rPr>
-          <w:b w:val="0"/>
-        </w:rPr>
-        <w:t>Compare angular alignment with raw distance on the same vectors.</w:t>
-      </w:r>
-    </w:p>
-    <w:p>
-      <w:pPr>
         <w:pStyle w:val="Heading3"/>
       </w:pPr>
       <w:r>
-        <w:t>Practice 1: explain the deciding evidence</w:t>
-      </w:r>
-    </w:p>
-    <w:p>
-      <w:pPr>
-        <w:spacing w:line="336" w:lineRule="auto" w:after="180"/>
-      </w:pPr>
-      <w:r>
-        <w:rPr>
-          <w:b w:val="0"/>
-        </w:rPr>
-        <w:t>Which labelled step matches this detail? Unit query [1, 0], P [1, 0], Q [2/sqrt5, 1/sqrt5]; normalised distance to P is 0.</w:t>
-      </w:r>
-    </w:p>
-    <w:p>
-      <w:pPr>
-        <w:spacing w:line="336" w:lineRule="auto" w:after="180"/>
-        <w:shd w:fill="F4F9FC"/>
-      </w:pPr>
-      <w:r>
-        <w:rPr>
-          <w:b w:val="0"/>
-        </w:rPr>
-        <w:t>1. Angular similarity</w:t>
-      </w:r>
-    </w:p>
-    <w:p>
-      <w:pPr>
-        <w:spacing w:line="336" w:lineRule="auto" w:after="180"/>
-        <w:shd w:fill="F4F9FC"/>
-      </w:pPr>
-      <w:r>
-        <w:rPr>
-          <w:b w:val="0"/>
-        </w:rPr>
-        <w:t>2. Normalise</w:t>
-      </w:r>
-    </w:p>
-    <w:p>
-      <w:pPr>
-        <w:spacing w:line="336" w:lineRule="auto" w:after="180"/>
-        <w:shd w:fill="F4F9FC"/>
-      </w:pPr>
-      <w:r>
-        <w:rPr>
-          <w:b w:val="0"/>
-        </w:rPr>
-        <w:t>3. Raw distances</w:t>
+        <w:t>Repair a missing building block</w:t>
       </w:r>
     </w:p>
     <w:p>
@@ -1989,32 +2216,7 @@
         <w:pStyle w:val="Heading3"/>
       </w:pPr>
       <w:r>
-        <w:t>My selected conclusion, deciding fact and explanation</w:t>
-      </w:r>
-    </w:p>
-    <w:p>
-      <w:r>
-        <w:t>________________________________________________________________</w:t>
-      </w:r>
-    </w:p>
-    <w:p>
-      <w:r>
-        <w:t>________________________________________________________________</w:t>
-      </w:r>
-    </w:p>
-    <w:p>
-      <w:r>
-        <w:t>________________________________________________________________</w:t>
-      </w:r>
-    </w:p>
-    <w:p>
-      <w:r>
-        <w:t>________________________________________________________________</w:t>
-      </w:r>
-    </w:p>
-    <w:p>
-      <w:r>
-        <w:t>________________________________________________________________</w:t>
+        <w:t>Predict, run and debug</w:t>
       </w:r>
     </w:p>
     <w:p>
@@ -2022,505 +2224,25 @@
         <w:pStyle w:val="Heading3"/>
       </w:pPr>
       <w:r>
-        <w:t>Hint · try first</w:t>
-      </w:r>
-    </w:p>
-    <w:p>
-      <w:pPr>
-        <w:spacing w:line="336" w:lineRule="auto" w:after="180"/>
-        <w:shd w:fill="F1F6F8"/>
-      </w:pPr>
-      <w:r>
-        <w:rPr>
-          <w:b w:val="0"/>
-        </w:rPr>
-        <w:t>Hint if needed: Read the steps in the pictorial case. Match the supplied detail to the stage that performs or records it.</w:t>
-      </w:r>
-    </w:p>
-    <w:p>
-      <w:pPr>
-        <w:pStyle w:val="Heading3"/>
-      </w:pPr>
-      <w:r>
-        <w:t>Feedback · compare after trying</w:t>
-      </w:r>
-    </w:p>
-    <w:p>
-      <w:pPr>
-        <w:spacing w:line="336" w:lineRule="auto" w:after="180"/>
-        <w:shd w:fill="F1F6FC"/>
-      </w:pPr>
-      <w:r>
-        <w:rPr>
-          <w:b w:val="0"/>
-        </w:rPr>
-        <w:t>After your attempt, compare with the supported explanation: Normalise Unit query [1, 0], P [1, 0], Q [2/sqrt5, 1/sqrt5]; normalised distance to P is 0. Raw Euclidean distance includes differences in both direction and magnitude.</w:t>
-      </w:r>
-    </w:p>
-    <w:p>
-      <w:pPr>
-        <w:spacing w:line="336" w:lineRule="auto" w:after="180"/>
-        <w:shd w:fill="F1F6FC"/>
-      </w:pPr>
-      <w:r>
-        <w:rPr>
-          <w:b w:val="0"/>
-        </w:rPr>
-        <w:t xml:space="preserve">Cosine compares direction using the </w:t>
-      </w:r>
-      <w:r>
-        <w:rPr>
-          <w:b/>
-        </w:rPr>
-        <w:t>vector length</w:t>
-      </w:r>
-      <w:r>
-        <w:rPr>
-          <w:b w:val="0"/>
-        </w:rPr>
-        <w:t>s, so a long vector can align perfectly while being far away in raw coordinates. Declare which question your similarity measure answers.</w:t>
-      </w:r>
-    </w:p>
-    <w:p>
-      <w:pPr>
-        <w:spacing w:line="336" w:lineRule="auto" w:after="180"/>
-        <w:shd w:fill="F1F6FC"/>
-      </w:pPr>
-      <w:r>
-        <w:rPr>
-          <w:b w:val="0"/>
-        </w:rPr>
-        <w:t>A zero vector has no direction and cannot be divided by its norm for cosine or unit normalisation.</w:t>
-      </w:r>
-    </w:p>
-    <w:p>
-      <w:pPr>
-        <w:pStyle w:val="Heading3"/>
-      </w:pPr>
-      <w:r>
-        <w:t>Practice 2: explain the deciding evidence</w:t>
-      </w:r>
-    </w:p>
-    <w:p>
-      <w:pPr>
-        <w:pStyle w:val="Heading3"/>
-      </w:pPr>
-      <w:r>
-        <w:t>Changed case · predict first</w:t>
-      </w:r>
-    </w:p>
-    <w:p>
-      <w:pPr>
-        <w:spacing w:line="336" w:lineRule="auto" w:after="180"/>
-        <w:shd w:fill="F5F1FB"/>
-      </w:pPr>
-      <w:r>
-        <w:rPr>
-          <w:b w:val="0"/>
-        </w:rPr>
-        <w:t>Changed-case practice: Replace P with [0, 0]. Which conclusion is supported by the supplied facts?</w:t>
-      </w:r>
-    </w:p>
-    <w:p>
-      <w:pPr>
-        <w:spacing w:line="336" w:lineRule="auto" w:after="180"/>
-        <w:shd w:fill="F4F9FC"/>
-      </w:pPr>
-      <w:r>
-        <w:rPr>
-          <w:b w:val="0"/>
-        </w:rPr>
-        <w:t>1. Cosine and unit normalisation for P are undefined.</w:t>
-      </w:r>
-    </w:p>
-    <w:p>
-      <w:pPr>
-        <w:spacing w:line="336" w:lineRule="auto" w:after="180"/>
-        <w:shd w:fill="F4F9FC"/>
-      </w:pPr>
-      <w:r>
-        <w:rPr>
-          <w:b w:val="0"/>
-        </w:rPr>
-        <w:t xml:space="preserve">2. This one example guarantees correct results for every future </w:t>
-      </w:r>
-      <w:r>
-        <w:rPr>
-          <w:b/>
-        </w:rPr>
-        <w:t>input</w:t>
-      </w:r>
-      <w:r>
-        <w:rPr>
-          <w:b w:val="0"/>
-        </w:rPr>
-        <w:t>.</w:t>
-      </w:r>
-    </w:p>
-    <w:p>
-      <w:pPr>
-        <w:spacing w:line="336" w:lineRule="auto" w:after="180"/>
-        <w:shd w:fill="F4F9FC"/>
-      </w:pPr>
-      <w:r>
-        <w:rPr>
-          <w:b w:val="0"/>
-        </w:rPr>
-        <w:t xml:space="preserve">3. We can decide the result without examining the changed </w:t>
-      </w:r>
-      <w:r>
-        <w:rPr>
-          <w:b/>
-        </w:rPr>
-        <w:t>input</w:t>
-      </w:r>
-      <w:r>
-        <w:rPr>
-          <w:b w:val="0"/>
-        </w:rPr>
-        <w:t xml:space="preserve"> or the procedure.</w:t>
-      </w:r>
-    </w:p>
-    <w:p>
-      <w:pPr>
-        <w:pStyle w:val="Heading3"/>
-      </w:pPr>
-      <w:r>
-        <w:t>My selected conclusion, deciding fact and explanation</w:t>
-      </w:r>
-    </w:p>
-    <w:p>
-      <w:r>
-        <w:t>________________________________________________________________</w:t>
-      </w:r>
-    </w:p>
-    <w:p>
-      <w:r>
-        <w:t>________________________________________________________________</w:t>
-      </w:r>
-    </w:p>
-    <w:p>
-      <w:r>
-        <w:t>________________________________________________________________</w:t>
-      </w:r>
-    </w:p>
-    <w:p>
-      <w:r>
-        <w:t>________________________________________________________________</w:t>
-      </w:r>
-    </w:p>
-    <w:p>
-      <w:r>
-        <w:t>________________________________________________________________</w:t>
-      </w:r>
-    </w:p>
-    <w:p>
-      <w:pPr>
-        <w:pStyle w:val="Heading3"/>
-      </w:pPr>
-      <w:r>
-        <w:t>Hint · try first</w:t>
-      </w:r>
-    </w:p>
-    <w:p>
-      <w:pPr>
-        <w:spacing w:line="336" w:lineRule="auto" w:after="180"/>
-        <w:shd w:fill="F1F6F8"/>
-      </w:pPr>
-      <w:r>
-        <w:rPr>
-          <w:b w:val="0"/>
-        </w:rPr>
-        <w:t>Hint if needed: Use the changed condition and the deciding step in the pictorial trace. The answer must say what follows from those facts.</w:t>
-      </w:r>
-    </w:p>
-    <w:p>
-      <w:pPr>
-        <w:pStyle w:val="Heading3"/>
-      </w:pPr>
-      <w:r>
-        <w:t>Feedback · compare after trying</w:t>
-      </w:r>
-    </w:p>
-    <w:p>
-      <w:pPr>
-        <w:spacing w:line="336" w:lineRule="auto" w:after="180"/>
-        <w:shd w:fill="F1F6FC"/>
-      </w:pPr>
-      <w:r>
-        <w:rPr>
-          <w:b w:val="0"/>
-        </w:rPr>
-        <w:t>After your attempt, compare with the supported explanation: Cosine and unit normalisation for P are undefined. The zero vector has norm 0, so dividing by its norm is invalid.</w:t>
-      </w:r>
-    </w:p>
-    <w:p>
-      <w:pPr>
-        <w:pStyle w:val="Heading3"/>
-      </w:pPr>
-      <w:r>
-        <w:t>Repair a missing building block</w:t>
-      </w:r>
-    </w:p>
-    <w:p>
-      <w:pPr>
-        <w:spacing w:line="336" w:lineRule="auto" w:after="180"/>
-      </w:pPr>
-      <w:r>
-        <w:rPr>
-          <w:b w:val="0"/>
-        </w:rPr>
-        <w:t>Review Embeddings and neighbourhoods (ai-5/26). Goal: Look up a vector using a token ID and preserve sequence shape. Short practice: What would justify claiming nearby vectors mean related topics?</w:t>
-      </w:r>
-    </w:p>
-    <w:p>
-      <w:pPr>
-        <w:spacing w:line="336" w:lineRule="auto" w:after="180"/>
-      </w:pPr>
-      <w:r>
-        <w:rPr>
-          <w:b w:val="0"/>
-        </w:rPr>
-        <w:t xml:space="preserve">Point to the relevant step in the picture, then write the changed result and the rule or </w:t>
-      </w:r>
-      <w:r>
-        <w:rPr>
-          <w:b/>
-        </w:rPr>
-        <w:t>evidence</w:t>
-      </w:r>
-      <w:r>
-        <w:rPr>
-          <w:b w:val="0"/>
-        </w:rPr>
-        <w:t xml:space="preserve"> that supports it.. Return to this week and explain what you changed.</w:t>
-      </w:r>
-    </w:p>
-    <w:p>
-      <w:pPr>
-        <w:spacing w:line="336" w:lineRule="auto" w:after="180"/>
-      </w:pPr>
-      <w:r>
-        <w:rPr>
-          <w:b w:val="0"/>
-        </w:rPr>
-        <w:t>Review Augmentation and leakage (ai-5/24). Goal: Check whether a transformation preserves the task label. Short practice: How many independent source groups are in the final test?</w:t>
-      </w:r>
-    </w:p>
-    <w:p>
-      <w:pPr>
-        <w:spacing w:line="336" w:lineRule="auto" w:after="180"/>
-      </w:pPr>
-      <w:r>
-        <w:rPr>
-          <w:b w:val="0"/>
-        </w:rPr>
-        <w:t xml:space="preserve">Point to the relevant step in the picture, then write the changed result and the rule or </w:t>
-      </w:r>
-      <w:r>
-        <w:rPr>
-          <w:b/>
-        </w:rPr>
-        <w:t>evidence</w:t>
-      </w:r>
-      <w:r>
-        <w:rPr>
-          <w:b w:val="0"/>
-        </w:rPr>
-        <w:t xml:space="preserve"> that supports it.. Return to this week and explain what you changed.</w:t>
-      </w:r>
-    </w:p>
-    <w:p>
-      <w:pPr>
-        <w:spacing w:line="336" w:lineRule="auto" w:after="180"/>
-      </w:pPr>
-      <w:r>
-        <w:rPr>
-          <w:b w:val="0"/>
-        </w:rPr>
-        <w:t>Review Convolution as a local operation (ai-5/21). Goal: Compute a local weighted sum at each valid image position. Short practice: Why is flipping the kernel an implementation change here?</w:t>
-      </w:r>
-    </w:p>
-    <w:p>
-      <w:pPr>
-        <w:spacing w:line="336" w:lineRule="auto" w:after="180"/>
-      </w:pPr>
-      <w:r>
-        <w:rPr>
-          <w:b w:val="0"/>
-        </w:rPr>
-        <w:t xml:space="preserve">Point to the relevant step in the picture, then write the changed result and the rule or </w:t>
-      </w:r>
-      <w:r>
-        <w:rPr>
-          <w:b/>
-        </w:rPr>
-        <w:t>evidence</w:t>
-      </w:r>
-      <w:r>
-        <w:rPr>
-          <w:b w:val="0"/>
-        </w:rPr>
-        <w:t xml:space="preserve"> that supports it.. Return to this week and explain what you changed.</w:t>
-      </w:r>
-    </w:p>
-    <w:p>
-      <w:pPr>
-        <w:pStyle w:val="Heading3"/>
-      </w:pPr>
-      <w:r>
-        <w:t>Predict, run and debug</w:t>
-      </w:r>
-    </w:p>
-    <w:p>
-      <w:pPr>
-        <w:spacing w:line="336" w:lineRule="auto" w:after="180"/>
-      </w:pPr>
-      <w:r>
-        <w:rPr>
-          <w:b w:val="0"/>
-        </w:rPr>
-        <w:t xml:space="preserve">The browser lab lets you edit the supported Python examples already included in this lesson. Predict first, run, inspect the actual </w:t>
-      </w:r>
-      <w:r>
-        <w:rPr>
-          <w:b/>
-        </w:rPr>
-        <w:t>output</w:t>
-      </w:r>
-      <w:r>
-        <w:rPr>
-          <w:b w:val="0"/>
-        </w:rPr>
-        <w:t xml:space="preserve"> or error, change one </w:t>
-      </w:r>
-      <w:r>
-        <w:rPr>
-          <w:b/>
-        </w:rPr>
-        <w:t>input</w:t>
-      </w:r>
-      <w:r>
-        <w:rPr>
-          <w:b w:val="0"/>
-        </w:rPr>
-        <w:t>, then run again.</w:t>
-      </w:r>
-    </w:p>
-    <w:p>
-      <w:pPr>
-        <w:spacing w:line="336" w:lineRule="auto" w:after="180"/>
-      </w:pPr>
-      <w:r>
-        <w:rPr>
-          <w:b w:val="0"/>
-        </w:rPr>
-        <w:t xml:space="preserve">Keep code, </w:t>
-      </w:r>
-      <w:r>
-        <w:rPr>
-          <w:b/>
-        </w:rPr>
-        <w:t>prediction</w:t>
-      </w:r>
-      <w:r>
-        <w:rPr>
-          <w:b w:val="0"/>
-        </w:rPr>
-        <w:t>s, actual results and a reasoned revision together. On paper, label your result as a trace rather than an execution.</w:t>
-      </w:r>
-    </w:p>
-    <w:p>
-      <w:pPr>
-        <w:pStyle w:val="Heading3"/>
-      </w:pPr>
-      <w:r>
         <w:t>Keep your completed work</w:t>
       </w:r>
     </w:p>
     <w:p>
       <w:pPr>
-        <w:spacing w:line="336" w:lineRule="auto" w:after="180"/>
-      </w:pPr>
-      <w:r>
-        <w:rPr>
-          <w:b w:val="0"/>
-        </w:rPr>
-        <w:t xml:space="preserve">Use Download completed work in the hosted lesson to export your answers, reflections, practice feedback and code-run </w:t>
-      </w:r>
-      <w:r>
-        <w:rPr>
-          <w:b/>
-        </w:rPr>
-        <w:t>evidence</w:t>
-      </w:r>
-      <w:r>
-        <w:rPr>
-          <w:b w:val="0"/>
-        </w:rPr>
-        <w:t>. Open the HTML copy to read or print it.</w:t>
-      </w:r>
-    </w:p>
-    <w:p>
-      <w:pPr>
-        <w:spacing w:line="336" w:lineRule="auto" w:after="180"/>
-      </w:pPr>
-      <w:r>
-        <w:rPr>
-          <w:b w:val="0"/>
-        </w:rPr>
-        <w:t>Drafts stay in this browser when storage is available; clear drafts on a shared device.</w:t>
-      </w:r>
-    </w:p>
-    <w:p>
-      <w:pPr>
-        <w:pStyle w:val="Heading3"/>
-      </w:pPr>
-      <w:r>
-        <w:t>What I repaired, the evidence I kept and the next test</w:t>
-      </w:r>
-    </w:p>
-    <w:p>
-      <w:r>
-        <w:t>________________________________________________________________</w:t>
-      </w:r>
-    </w:p>
-    <w:p>
-      <w:r>
-        <w:t>________________________________________________________________</w:t>
-      </w:r>
-    </w:p>
-    <w:p>
-      <w:r>
-        <w:t>________________________________________________________________</w:t>
-      </w:r>
-    </w:p>
-    <w:p>
-      <w:r>
-        <w:t>________________________________________________________________</w:t>
-      </w:r>
-    </w:p>
-    <w:p>
-      <w:r>
-        <w:t>________________________________________________________________</w:t>
-      </w:r>
-    </w:p>
-    <w:p>
-      <w:pPr>
         <w:pStyle w:val="Heading1"/>
       </w:pPr>
       <w:r>
-        <w:t>15. Visual concept journey</w:t>
-      </w:r>
-    </w:p>
-    <w:p>
-      <w:r>
-        <w:t>Explain each Similarity and normalisation picture from its labels, then record a relevant limit.</w:t>
-      </w:r>
-    </w:p>
-    <w:p>
-      <w:pPr>
-        <w:pStyle w:val="Heading3"/>
+        <w:t>15. Reference · Six-picture response sheets</w:t>
+      </w:r>
+    </w:p>
+    <w:p>
+      <w:r>
+        <w:t>Choose the picture that helps explain the current step.</w:t>
+      </w:r>
+    </w:p>
+    <w:p>
+      <w:pPr>
+        <w:pStyle w:val="Heading2"/>
       </w:pPr>
       <w:r>
         <w:t>01. Similarity and normalisation: the case</w:t>
@@ -2599,7 +2321,6 @@
     <w:p>
       <w:pPr>
         <w:spacing w:line="336" w:lineRule="auto" w:after="180"/>
-        <w:shd w:fill="F5F1FB"/>
       </w:pPr>
       <w:r>
         <w:rPr>
@@ -2638,7 +2359,7 @@
     </w:p>
     <w:p>
       <w:pPr>
-        <w:pStyle w:val="Heading3"/>
+        <w:pStyle w:val="Heading2"/>
       </w:pPr>
       <w:r>
         <w:t>02. Follow the deciding steps</w:t>
@@ -2694,7 +2415,6 @@
     <w:p>
       <w:pPr>
         <w:spacing w:line="336" w:lineRule="auto" w:after="180"/>
-        <w:shd w:fill="F5F1FB"/>
       </w:pPr>
       <w:r>
         <w:rPr>
@@ -2745,7 +2465,7 @@
     </w:p>
     <w:p>
       <w:pPr>
-        <w:pStyle w:val="Heading3"/>
+        <w:pStyle w:val="Heading2"/>
       </w:pPr>
       <w:r>
         <w:t>03. Raw proximity differs from angular alignment</w:t>
@@ -2801,7 +2521,6 @@
     <w:p>
       <w:pPr>
         <w:spacing w:line="336" w:lineRule="auto" w:after="180"/>
-        <w:shd w:fill="F5F1FB"/>
       </w:pPr>
       <w:r>
         <w:rPr>
@@ -2840,7 +2559,7 @@
     </w:p>
     <w:p>
       <w:pPr>
-        <w:pStyle w:val="Heading3"/>
+        <w:pStyle w:val="Heading2"/>
       </w:pPr>
       <w:r>
         <w:t>04. Change one thing. Trace what follows.</w:t>
@@ -2907,7 +2626,6 @@
     <w:p>
       <w:pPr>
         <w:spacing w:line="336" w:lineRule="auto" w:after="180"/>
-        <w:shd w:fill="F5F1FB"/>
       </w:pPr>
       <w:r>
         <w:rPr>
@@ -2946,7 +2664,7 @@
     </w:p>
     <w:p>
       <w:pPr>
-        <w:pStyle w:val="Heading3"/>
+        <w:pStyle w:val="Heading2"/>
       </w:pPr>
       <w:r>
         <w:t>05. Connect the explanation to its limit</w:t>
@@ -3036,7 +2754,6 @@
     <w:p>
       <w:pPr>
         <w:spacing w:line="336" w:lineRule="auto" w:after="180"/>
-        <w:shd w:fill="F5F1FB"/>
       </w:pPr>
       <w:r>
         <w:rPr>
@@ -3075,7 +2792,7 @@
     </w:p>
     <w:p>
       <w:pPr>
-        <w:pStyle w:val="Heading3"/>
+        <w:pStyle w:val="Heading2"/>
       </w:pPr>
       <w:r>
         <w:t>06. Make the idea visible in your project</w:t>
@@ -3189,7 +2906,6 @@
     <w:p>
       <w:pPr>
         <w:spacing w:line="336" w:lineRule="auto" w:after="180"/>
-        <w:shd w:fill="F5F1FB"/>
       </w:pPr>
       <w:r>
         <w:rPr>
@@ -3236,6 +2952,62 @@
     <w:p>
       <w:r>
         <w:t>________________________________________________________________</w:t>
+      </w:r>
+    </w:p>
+    <w:p>
+      <w:pPr>
+        <w:pStyle w:val="Heading2"/>
+      </w:pPr>
+      <w:r>
+        <w:t>Earlier wording, alternatives and picture transcripts · reference / check after trying</w:t>
+      </w:r>
+    </w:p>
+    <w:p>
+      <w:pPr>
+        <w:pStyle w:val="Heading3"/>
+      </w:pPr>
+      <w:r>
+        <w:t>01. Similarity and normalisation: the case</w:t>
+      </w:r>
+    </w:p>
+    <w:p>
+      <w:pPr>
+        <w:pStyle w:val="Heading3"/>
+      </w:pPr>
+      <w:r>
+        <w:t>02. Follow the deciding steps</w:t>
+      </w:r>
+    </w:p>
+    <w:p>
+      <w:pPr>
+        <w:pStyle w:val="Heading3"/>
+      </w:pPr>
+      <w:r>
+        <w:t>03. Raw proximity differs from angular alignment</w:t>
+      </w:r>
+    </w:p>
+    <w:p>
+      <w:pPr>
+        <w:pStyle w:val="Heading3"/>
+      </w:pPr>
+      <w:r>
+        <w:t>04. Change one thing. Trace what follows.</w:t>
+      </w:r>
+    </w:p>
+    <w:p>
+      <w:pPr>
+        <w:pStyle w:val="Heading3"/>
+      </w:pPr>
+      <w:r>
+        <w:t>05. Connect the explanation to its limit</w:t>
+      </w:r>
+    </w:p>
+    <w:p>
+      <w:pPr>
+        <w:pStyle w:val="Heading3"/>
+      </w:pPr>
+      <w:r>
+        <w:t>06. Make the idea visible in your project</w:t>
       </w:r>
     </w:p>
     <w:sectPr>
